--- a/4 курс/8 Управление программными проектами/УПП.docx
+++ b/4 курс/8 Управление программными проектами/УПП.docx
@@ -826,6 +826,7 @@
     <w:p>
       <w:bookmarkStart w:id="1" w:name="_Toc221777596"/>
       <w:r>
+        <w:lastRenderedPageBreak/>
         <w:t>2.1. Организация работ</w:t>
       </w:r>
       <w:bookmarkEnd w:id="1"/>
@@ -873,13 +874,7 @@
         </w:numPr>
       </w:pPr>
       <w:r>
-        <w:t>а</w:t>
-      </w:r>
-      <w:r>
-        <w:t>нализ требований (ТЗ)</w:t>
-      </w:r>
-      <w:r>
-        <w:t>;</w:t>
+        <w:t>анализ требований (ТЗ);</w:t>
       </w:r>
     </w:p>
     <w:p>
@@ -890,13 +885,7 @@
         </w:numPr>
       </w:pPr>
       <w:r>
-        <w:t>п</w:t>
-      </w:r>
-      <w:r>
-        <w:t>одготовительные работы</w:t>
-      </w:r>
-      <w:r>
-        <w:t>;</w:t>
+        <w:t>подготовительные работы;</w:t>
       </w:r>
     </w:p>
     <w:p>
@@ -907,13 +896,7 @@
         </w:numPr>
       </w:pPr>
       <w:r>
-        <w:t>р</w:t>
-      </w:r>
-      <w:r>
-        <w:t>азработка спецификаций проектируемой системы</w:t>
-      </w:r>
-      <w:r>
-        <w:t>;</w:t>
+        <w:t>разработка спецификаций проектируемой системы;</w:t>
       </w:r>
     </w:p>
     <w:p>
@@ -924,13 +907,7 @@
         </w:numPr>
       </w:pPr>
       <w:r>
-        <w:t>п</w:t>
-      </w:r>
-      <w:r>
-        <w:t>роектирование программного обеспечения</w:t>
-      </w:r>
-      <w:r>
-        <w:t>;</w:t>
+        <w:t>проектирование программного обеспечения;</w:t>
       </w:r>
     </w:p>
     <w:p>
@@ -941,13 +918,7 @@
         </w:numPr>
       </w:pPr>
       <w:r>
-        <w:t>р</w:t>
-      </w:r>
-      <w:r>
-        <w:t>азработка программного обеспечения</w:t>
-      </w:r>
-      <w:r>
-        <w:t>.</w:t>
+        <w:t>разработка программного обеспечения.</w:t>
       </w:r>
     </w:p>
     <w:p>
@@ -957,6 +928,9 @@
         <w:jc w:val="center"/>
       </w:pPr>
       <w:r>
+        <w:rPr>
+          <w:noProof/>
+        </w:rPr>
         <w:drawing>
           <wp:inline distT="0" distB="0" distL="0" distR="0" wp14:anchorId="683D1710" wp14:editId="3D7D5206">
             <wp:extent cx="6120130" cy="6048375"/>
@@ -1044,6 +1018,7 @@
     </w:p>
     <w:p>
       <w:r>
+        <w:lastRenderedPageBreak/>
         <w:t xml:space="preserve">2.2. </w:t>
       </w:r>
       <w:r>
@@ -1099,6 +1074,9 @@
         <w:jc w:val="center"/>
       </w:pPr>
       <w:r>
+        <w:rPr>
+          <w:noProof/>
+        </w:rPr>
         <w:drawing>
           <wp:inline distT="0" distB="0" distL="0" distR="0" wp14:anchorId="2206FF46" wp14:editId="035FE0EA">
             <wp:extent cx="3448784" cy="2247900"/>
@@ -1184,6 +1162,9 @@
         <w:jc w:val="center"/>
       </w:pPr>
       <w:r>
+        <w:rPr>
+          <w:noProof/>
+        </w:rPr>
         <w:drawing>
           <wp:inline distT="0" distB="0" distL="0" distR="0" wp14:anchorId="4E28A686" wp14:editId="165A91FB">
             <wp:extent cx="6076583" cy="3810000"/>
@@ -1282,14 +1263,24 @@
         <w:t xml:space="preserve">2.3. </w:t>
       </w:r>
       <w:r>
-        <w:t>Диаграмма Ганта</w:t>
+        <w:t xml:space="preserve">Диаграмма </w:t>
+      </w:r>
+      <w:proofErr w:type="spellStart"/>
+      <w:r>
+        <w:t>Ганта</w:t>
       </w:r>
       <w:bookmarkEnd w:id="3"/>
-    </w:p>
-    <w:p>
-      <w:r>
-        <w:t>Временная шкала запланированных работ показана с помощью диаграммы Ганта</w:t>
-      </w:r>
+      <w:proofErr w:type="spellEnd"/>
+    </w:p>
+    <w:p>
+      <w:r>
+        <w:t xml:space="preserve">Временная шкала запланированных работ показана с помощью диаграммы </w:t>
+      </w:r>
+      <w:proofErr w:type="spellStart"/>
+      <w:r>
+        <w:t>Ганта</w:t>
+      </w:r>
+      <w:proofErr w:type="spellEnd"/>
       <w:r>
         <w:t xml:space="preserve"> (рис.</w:t>
       </w:r>
@@ -1313,6 +1304,10 @@
         <w:jc w:val="center"/>
       </w:pPr>
       <w:r>
+        <w:rPr>
+          <w:noProof/>
+        </w:rPr>
+        <w:lastRenderedPageBreak/>
         <w:drawing>
           <wp:inline distT="0" distB="0" distL="0" distR="0" wp14:anchorId="1CDE3B23" wp14:editId="29B4EC9E">
             <wp:extent cx="5280660" cy="2748814"/>
@@ -1376,7 +1371,15 @@
         <w:fldChar w:fldCharType="end"/>
       </w:r>
       <w:r>
-        <w:t>. Диаграмма Ганта проекта</w:t>
+        <w:t xml:space="preserve">. Диаграмма </w:t>
+      </w:r>
+      <w:proofErr w:type="spellStart"/>
+      <w:r>
+        <w:t>Ганта</w:t>
+      </w:r>
+      <w:proofErr w:type="spellEnd"/>
+      <w:r>
+        <w:t xml:space="preserve"> проекта</w:t>
       </w:r>
     </w:p>
     <w:p/>
@@ -1413,6 +1416,9 @@
         <w:jc w:val="center"/>
       </w:pPr>
       <w:r>
+        <w:rPr>
+          <w:noProof/>
+        </w:rPr>
         <w:drawing>
           <wp:inline distT="0" distB="0" distL="0" distR="0" wp14:anchorId="6ABB4F00" wp14:editId="2311785B">
             <wp:extent cx="5753553" cy="3009900"/>
@@ -1483,6 +1489,7 @@
     <w:p>
       <w:bookmarkStart w:id="5" w:name="_Toc221777600"/>
       <w:r>
+        <w:lastRenderedPageBreak/>
         <w:t xml:space="preserve">2.5. </w:t>
       </w:r>
       <w:r>
@@ -2322,19 +2329,7 @@
                 <w:rPr>
                   <w:rFonts w:ascii="Cambria Math" w:hAnsi="Cambria Math"/>
                 </w:rPr>
-                <m:t>-с окладом</m:t>
-              </m:r>
-              <m:r>
-                <w:rPr>
-                  <w:rFonts w:ascii="Cambria Math" w:hAnsi="Cambria Math"/>
-                </w:rPr>
-                <m:t>,</m:t>
-              </m:r>
-              <m:r>
-                <w:rPr>
-                  <w:rFonts w:ascii="Cambria Math" w:hAnsi="Cambria Math"/>
-                </w:rPr>
-                <m:t>#</m:t>
+                <m:t>-с окладом,#</m:t>
               </m:r>
               <m:d>
                 <m:dPr>
@@ -2550,19 +2545,7 @@
                 <w:rPr>
                   <w:rFonts w:ascii="Cambria Math" w:hAnsi="Cambria Math"/>
                 </w:rPr>
-                <m:t>-почасовая</m:t>
-              </m:r>
-              <m:r>
-                <w:rPr>
-                  <w:rFonts w:ascii="Cambria Math" w:hAnsi="Cambria Math"/>
-                </w:rPr>
-                <m:t>,</m:t>
-              </m:r>
-              <m:r>
-                <w:rPr>
-                  <w:rFonts w:ascii="Cambria Math" w:hAnsi="Cambria Math"/>
-                </w:rPr>
-                <m:t>#</m:t>
+                <m:t>-почасовая,#</m:t>
               </m:r>
               <m:d>
                 <m:dPr>
@@ -2637,6 +2620,7 @@
       <w:r>
         <w:t xml:space="preserve"> – общая зарплата работника за час, </w:t>
       </w:r>
+      <w:proofErr w:type="spellStart"/>
       <m:oMath>
         <m:r>
           <m:rPr>
@@ -2649,6 +2633,7 @@
           <m:t>Отч</m:t>
         </m:r>
       </m:oMath>
+      <w:proofErr w:type="spellEnd"/>
       <w:r>
         <w:t xml:space="preserve"> – отчисления с зарплаты, %, </w:t>
       </w:r>
@@ -3199,6 +3184,7 @@
     </w:p>
     <w:p>
       <w:r>
+        <w:lastRenderedPageBreak/>
         <w:t xml:space="preserve">где </w:t>
       </w:r>
       <m:oMath>
@@ -3456,7 +3442,7 @@
     </w:p>
     <w:p>
       <w:r>
-        <w:t xml:space="preserve">Ставка начинающего </w:t>
+        <w:t xml:space="preserve">Ставка </w:t>
       </w:r>
       <w:r>
         <w:t xml:space="preserve">программиста-разработчика </w:t>
@@ -3468,7 +3454,7 @@
         <w:t xml:space="preserve"> составляет </w:t>
       </w:r>
       <w:r>
-        <w:t>6</w:t>
+        <w:t>12</w:t>
       </w:r>
       <w:r>
         <w:t xml:space="preserve">0 000 </w:t>
@@ -3540,8 +3526,16 @@
         <w:rPr>
           <w:rFonts w:eastAsiaTheme="minorEastAsia"/>
         </w:rPr>
-        <w:t>170 ч/мес</w:t>
-      </w:r>
+        <w:t>170 ч/</w:t>
+      </w:r>
+      <w:proofErr w:type="spellStart"/>
+      <w:r>
+        <w:rPr>
+          <w:rFonts w:eastAsiaTheme="minorEastAsia"/>
+        </w:rPr>
+        <w:t>мес</w:t>
+      </w:r>
+      <w:proofErr w:type="spellEnd"/>
       <w:r>
         <w:rPr>
           <w:rFonts w:eastAsiaTheme="minorEastAsia"/>
@@ -3591,7 +3585,15 @@
         <w:t xml:space="preserve"> руководителя ВКР составляет </w:t>
       </w:r>
       <w:r>
-        <w:t>204 ч/мес (</w:t>
+        <w:t>204 ч/</w:t>
+      </w:r>
+      <w:proofErr w:type="spellStart"/>
+      <w:r>
+        <w:t>мес</w:t>
+      </w:r>
+      <w:proofErr w:type="spellEnd"/>
+      <w:r>
+        <w:t xml:space="preserve"> (</w:t>
       </w:r>
       <w:r>
         <w:t xml:space="preserve">17 недель * </w:t>
@@ -3680,16 +3682,7 @@
                     <w:rPr>
                       <w:rFonts w:ascii="Cambria Math" w:hAnsi="Cambria Math"/>
                     </w:rPr>
-                    <m:t>п</m:t>
-                  </m:r>
-                  <m:r>
-                    <m:rPr>
-                      <m:sty m:val="p"/>
-                    </m:rPr>
-                    <w:rPr>
-                      <w:rFonts w:ascii="Cambria Math" w:hAnsi="Cambria Math"/>
-                    </w:rPr>
-                    <m:t>р.прогр</m:t>
+                    <m:t>пр.прогр</m:t>
                   </m:r>
                 </m:sub>
               </m:sSub>
@@ -3719,7 +3712,7 @@
                     <w:rPr>
                       <w:rFonts w:ascii="Cambria Math" w:hAnsi="Cambria Math"/>
                     </w:rPr>
-                    <m:t>60 000</m:t>
+                    <m:t>120 000</m:t>
                   </m:r>
                 </m:num>
                 <m:den>
@@ -3741,7 +3734,7 @@
                 <w:rPr>
                   <w:rFonts w:ascii="Cambria Math" w:hAnsi="Cambria Math"/>
                 </w:rPr>
-                <m:t>=353 руб./ч.</m:t>
+                <m:t>=705,88 руб./ч.</m:t>
               </m:r>
               <m:ctrlPr>
                 <w:rPr>
@@ -3803,16 +3796,7 @@
                     <w:rPr>
                       <w:rFonts w:ascii="Cambria Math" w:hAnsi="Cambria Math"/>
                     </w:rPr>
-                    <m:t>п</m:t>
-                  </m:r>
-                  <m:r>
-                    <m:rPr>
-                      <m:sty m:val="p"/>
-                    </m:rPr>
-                    <w:rPr>
-                      <w:rFonts w:ascii="Cambria Math" w:hAnsi="Cambria Math"/>
-                    </w:rPr>
-                    <m:t>р.рук</m:t>
+                    <m:t>пр.рук</m:t>
                   </m:r>
                 </m:sub>
               </m:sSub>
@@ -3864,7 +3848,7 @@
                 <w:rPr>
                   <w:rFonts w:ascii="Cambria Math" w:hAnsi="Cambria Math"/>
                 </w:rPr>
-                <m:t>=217,2 руб./ч.</m:t>
+                <m:t>=217,16 руб./ч.</m:t>
               </m:r>
               <m:ctrlPr>
                 <w:rPr>
@@ -3965,25 +3949,7 @@
                     <w:rPr>
                       <w:rFonts w:ascii="Cambria Math" w:hAnsi="Cambria Math"/>
                     </w:rPr>
-                    <m:t>353</m:t>
-                  </m:r>
-                  <m:r>
-                    <m:rPr>
-                      <m:sty m:val="p"/>
-                    </m:rPr>
-                    <w:rPr>
-                      <w:rFonts w:ascii="Cambria Math" w:hAnsi="Cambria Math"/>
-                    </w:rPr>
-                    <m:t xml:space="preserve"> * </m:t>
-                  </m:r>
-                  <m:r>
-                    <m:rPr>
-                      <m:sty m:val="p"/>
-                    </m:rPr>
-                    <w:rPr>
-                      <w:rFonts w:ascii="Cambria Math" w:hAnsi="Cambria Math"/>
-                    </w:rPr>
-                    <m:t>35,3</m:t>
+                    <m:t>705,88* 35,294</m:t>
                   </m:r>
                 </m:num>
                 <m:den>
@@ -4002,6 +3968,208 @@
                 <w:rPr>
                   <w:rFonts w:ascii="Cambria Math" w:hAnsi="Cambria Math"/>
                 </w:rPr>
+                <m:t>=498.27 руб./ч.</m:t>
+              </m:r>
+              <m:ctrlPr>
+                <w:rPr>
+                  <w:rFonts w:ascii="Cambria Math" w:hAnsi="Cambria Math"/>
+                  <w:i/>
+                </w:rPr>
+              </m:ctrlPr>
+            </m:e>
+          </m:eqArr>
+        </m:oMath>
+      </m:oMathPara>
+    </w:p>
+    <w:p>
+      <w:pPr>
+        <w:rPr>
+          <w:rFonts w:eastAsiaTheme="minorEastAsia"/>
+          <w:lang w:val="en-US"/>
+        </w:rPr>
+      </w:pPr>
+      <m:oMathPara>
+        <m:oMath>
+          <m:eqArr>
+            <m:eqArrPr>
+              <m:maxDist m:val="1"/>
+              <m:ctrlPr>
+                <w:rPr>
+                  <w:rFonts w:ascii="Cambria Math" w:hAnsi="Cambria Math"/>
+                </w:rPr>
+              </m:ctrlPr>
+            </m:eqArrPr>
+            <m:e>
+              <m:sSub>
+                <m:sSubPr>
+                  <m:ctrlPr>
+                    <w:rPr>
+                      <w:rFonts w:ascii="Cambria Math" w:hAnsi="Cambria Math"/>
+                    </w:rPr>
+                  </m:ctrlPr>
+                </m:sSubPr>
+                <m:e>
+                  <m:r>
+                    <m:rPr>
+                      <m:sty m:val="p"/>
+                    </m:rPr>
+                    <w:rPr>
+                      <w:rFonts w:ascii="Cambria Math" w:hAnsi="Cambria Math"/>
+                    </w:rPr>
+                    <m:t>З</m:t>
+                  </m:r>
+                </m:e>
+                <m:sub>
+                  <m:r>
+                    <m:rPr>
+                      <m:sty m:val="p"/>
+                    </m:rPr>
+                    <w:rPr>
+                      <w:rFonts w:ascii="Cambria Math" w:hAnsi="Cambria Math"/>
+                    </w:rPr>
+                    <m:t>доп.рук</m:t>
+                  </m:r>
+                </m:sub>
+              </m:sSub>
+              <m:r>
+                <m:rPr>
+                  <m:sty m:val="p"/>
+                </m:rPr>
+                <w:rPr>
+                  <w:rFonts w:ascii="Cambria Math" w:hAnsi="Cambria Math"/>
+                </w:rPr>
+                <m:t>=</m:t>
+              </m:r>
+              <m:f>
+                <m:fPr>
+                  <m:ctrlPr>
+                    <w:rPr>
+                      <w:rFonts w:ascii="Cambria Math" w:hAnsi="Cambria Math"/>
+                    </w:rPr>
+                  </m:ctrlPr>
+                </m:fPr>
+                <m:num>
+                  <m:r>
+                    <m:rPr>
+                      <m:sty m:val="p"/>
+                    </m:rPr>
+                    <w:rPr>
+                      <w:rFonts w:ascii="Cambria Math" w:hAnsi="Cambria Math"/>
+                    </w:rPr>
+                    <m:t>217,16*21,716</m:t>
+                  </m:r>
+                </m:num>
+                <m:den>
+                  <m:r>
+                    <w:rPr>
+                      <w:rFonts w:ascii="Cambria Math" w:hAnsi="Cambria Math"/>
+                    </w:rPr>
+                    <m:t>1</m:t>
+                  </m:r>
+                  <m:r>
+                    <w:rPr>
+                      <w:rFonts w:ascii="Cambria Math" w:hAnsi="Cambria Math"/>
+                      <w:lang w:val="en-US"/>
+                    </w:rPr>
+                    <m:t>00%</m:t>
+                  </m:r>
+                </m:den>
+              </m:f>
+              <m:r>
+                <m:rPr>
+                  <m:sty m:val="p"/>
+                </m:rPr>
+                <w:rPr>
+                  <w:rFonts w:ascii="Cambria Math" w:hAnsi="Cambria Math"/>
+                </w:rPr>
+                <m:t>=</m:t>
+              </m:r>
+              <m:r>
+                <w:rPr>
+                  <w:rFonts w:ascii="Cambria Math" w:hAnsi="Cambria Math"/>
+                </w:rPr>
+                <m:t>47,16</m:t>
+              </m:r>
+              <m:r>
+                <m:rPr>
+                  <m:sty m:val="p"/>
+                </m:rPr>
+                <w:rPr>
+                  <w:rFonts w:ascii="Cambria Math" w:hAnsi="Cambria Math"/>
+                </w:rPr>
+                <m:t xml:space="preserve"> руб./ч.</m:t>
+              </m:r>
+              <m:ctrlPr>
+                <w:rPr>
+                  <w:rFonts w:ascii="Cambria Math" w:hAnsi="Cambria Math"/>
+                  <w:i/>
+                </w:rPr>
+              </m:ctrlPr>
+            </m:e>
+          </m:eqArr>
+        </m:oMath>
+      </m:oMathPara>
+    </w:p>
+    <w:p>
+      <w:r>
+        <w:t>Зарплаты общие вычисляются по формуле (</w:t>
+      </w:r>
+      <w:r>
+        <w:t>6</w:t>
+      </w:r>
+      <w:r>
+        <w:t>):</w:t>
+      </w:r>
+    </w:p>
+    <w:p>
+      <w:pPr>
+        <w:rPr>
+          <w:rFonts w:eastAsiaTheme="minorEastAsia"/>
+          <w:lang w:val="en-US"/>
+        </w:rPr>
+      </w:pPr>
+      <m:oMathPara>
+        <m:oMath>
+          <m:eqArr>
+            <m:eqArrPr>
+              <m:maxDist m:val="1"/>
+              <m:ctrlPr>
+                <w:rPr>
+                  <w:rFonts w:ascii="Cambria Math" w:eastAsiaTheme="minorEastAsia" w:hAnsi="Cambria Math"/>
+                </w:rPr>
+              </m:ctrlPr>
+            </m:eqArrPr>
+            <m:e>
+              <m:sSub>
+                <m:sSubPr>
+                  <m:ctrlPr>
+                    <w:rPr>
+                      <w:rFonts w:ascii="Cambria Math" w:hAnsi="Cambria Math"/>
+                      <w:i/>
+                    </w:rPr>
+                  </m:ctrlPr>
+                </m:sSubPr>
+                <m:e>
+                  <m:r>
+                    <w:rPr>
+                      <w:rFonts w:ascii="Cambria Math" w:hAnsi="Cambria Math"/>
+                    </w:rPr>
+                    <m:t>З</m:t>
+                  </m:r>
+                </m:e>
+                <m:sub>
+                  <m:r>
+                    <w:rPr>
+                      <w:rFonts w:ascii="Cambria Math" w:hAnsi="Cambria Math"/>
+                    </w:rPr>
+                    <m:t>общ.рук</m:t>
+                  </m:r>
+                </m:sub>
+              </m:sSub>
+              <m:r>
+                <w:rPr>
+                  <w:rFonts w:ascii="Cambria Math" w:hAnsi="Cambria Math"/>
+                </w:rPr>
                 <m:t>=</m:t>
               </m:r>
               <m:r>
@@ -4011,7 +4179,13 @@
                 <w:rPr>
                   <w:rFonts w:ascii="Cambria Math" w:hAnsi="Cambria Math"/>
                 </w:rPr>
-                <m:t>124,6 руб./ч.</m:t>
+                <m:t>705,88</m:t>
+              </m:r>
+              <m:r>
+                <w:rPr>
+                  <w:rFonts w:ascii="Cambria Math" w:hAnsi="Cambria Math"/>
+                </w:rPr>
+                <m:t>+498.27=1204,15 руб./ч.</m:t>
               </m:r>
               <m:ctrlPr>
                 <w:rPr>
@@ -4028,7 +4202,6 @@
       <w:pPr>
         <w:rPr>
           <w:rFonts w:eastAsiaTheme="minorEastAsia"/>
-          <w:lang w:val="en-US"/>
         </w:rPr>
       </w:pPr>
       <m:oMathPara>
@@ -4038,7 +4211,7 @@
               <m:maxDist m:val="1"/>
               <m:ctrlPr>
                 <w:rPr>
-                  <w:rFonts w:ascii="Cambria Math" w:hAnsi="Cambria Math"/>
+                  <w:rFonts w:ascii="Cambria Math" w:eastAsiaTheme="minorEastAsia" w:hAnsi="Cambria Math"/>
                 </w:rPr>
               </m:ctrlPr>
             </m:eqArrPr>
@@ -4048,14 +4221,12 @@
                   <m:ctrlPr>
                     <w:rPr>
                       <w:rFonts w:ascii="Cambria Math" w:hAnsi="Cambria Math"/>
+                      <w:i/>
                     </w:rPr>
                   </m:ctrlPr>
                 </m:sSubPr>
                 <m:e>
                   <m:r>
-                    <m:rPr>
-                      <m:sty m:val="p"/>
-                    </m:rPr>
                     <w:rPr>
                       <w:rFonts w:ascii="Cambria Math" w:hAnsi="Cambria Math"/>
                     </w:rPr>
@@ -4064,349 +4235,18 @@
                 </m:e>
                 <m:sub>
                   <m:r>
-                    <m:rPr>
-                      <m:sty m:val="p"/>
-                    </m:rPr>
                     <w:rPr>
                       <w:rFonts w:ascii="Cambria Math" w:hAnsi="Cambria Math"/>
                     </w:rPr>
-                    <m:t>д</m:t>
-                  </m:r>
-                  <m:r>
-                    <m:rPr>
-                      <m:sty m:val="p"/>
-                    </m:rPr>
-                    <w:rPr>
-                      <w:rFonts w:ascii="Cambria Math" w:hAnsi="Cambria Math"/>
-                    </w:rPr>
-                    <m:t>оп.рук</m:t>
+                    <m:t>общ.рук</m:t>
                   </m:r>
                 </m:sub>
               </m:sSub>
               <m:r>
-                <m:rPr>
-                  <m:sty m:val="p"/>
-                </m:rPr>
                 <w:rPr>
                   <w:rFonts w:ascii="Cambria Math" w:hAnsi="Cambria Math"/>
                 </w:rPr>
-                <m:t>=</m:t>
-              </m:r>
-              <m:f>
-                <m:fPr>
-                  <m:ctrlPr>
-                    <w:rPr>
-                      <w:rFonts w:ascii="Cambria Math" w:hAnsi="Cambria Math"/>
-                    </w:rPr>
-                  </m:ctrlPr>
-                </m:fPr>
-                <m:num>
-                  <m:r>
-                    <m:rPr>
-                      <m:sty m:val="p"/>
-                    </m:rPr>
-                    <w:rPr>
-                      <w:rFonts w:ascii="Cambria Math" w:hAnsi="Cambria Math"/>
-                    </w:rPr>
-                    <m:t>2</m:t>
-                  </m:r>
-                  <m:r>
-                    <m:rPr>
-                      <m:sty m:val="p"/>
-                    </m:rPr>
-                    <w:rPr>
-                      <w:rFonts w:ascii="Cambria Math" w:hAnsi="Cambria Math"/>
-                    </w:rPr>
-                    <m:t>17,2</m:t>
-                  </m:r>
-                  <m:r>
-                    <m:rPr>
-                      <m:sty m:val="p"/>
-                    </m:rPr>
-                    <w:rPr>
-                      <w:rFonts w:ascii="Cambria Math" w:hAnsi="Cambria Math"/>
-                    </w:rPr>
-                    <m:t>*</m:t>
-                  </m:r>
-                  <m:r>
-                    <m:rPr>
-                      <m:sty m:val="p"/>
-                    </m:rPr>
-                    <w:rPr>
-                      <w:rFonts w:ascii="Cambria Math" w:hAnsi="Cambria Math"/>
-                    </w:rPr>
-                    <m:t>21,72</m:t>
-                  </m:r>
-                </m:num>
-                <m:den>
-                  <m:r>
-                    <w:rPr>
-                      <w:rFonts w:ascii="Cambria Math" w:hAnsi="Cambria Math"/>
-                    </w:rPr>
-                    <m:t>1</m:t>
-                  </m:r>
-                  <m:r>
-                    <w:rPr>
-                      <w:rFonts w:ascii="Cambria Math" w:hAnsi="Cambria Math"/>
-                      <w:lang w:val="en-US"/>
-                    </w:rPr>
-                    <m:t>00%</m:t>
-                  </m:r>
-                </m:den>
-              </m:f>
-              <m:r>
-                <m:rPr>
-                  <m:sty m:val="p"/>
-                </m:rPr>
-                <w:rPr>
-                  <w:rFonts w:ascii="Cambria Math" w:hAnsi="Cambria Math"/>
-                </w:rPr>
-                <m:t>=</m:t>
-              </m:r>
-              <m:r>
-                <w:rPr>
-                  <w:rFonts w:ascii="Cambria Math" w:hAnsi="Cambria Math"/>
-                </w:rPr>
-                <m:t>79,31</m:t>
-              </m:r>
-              <m:r>
-                <m:rPr>
-                  <m:sty m:val="p"/>
-                </m:rPr>
-                <w:rPr>
-                  <w:rFonts w:ascii="Cambria Math" w:hAnsi="Cambria Math"/>
-                </w:rPr>
-                <m:t xml:space="preserve"> руб.</m:t>
-              </m:r>
-              <m:ctrlPr>
-                <w:rPr>
-                  <w:rFonts w:ascii="Cambria Math" w:hAnsi="Cambria Math"/>
-                  <w:i/>
-                </w:rPr>
-              </m:ctrlPr>
-            </m:e>
-          </m:eqArr>
-        </m:oMath>
-      </m:oMathPara>
-    </w:p>
-    <w:p>
-      <w:r>
-        <w:t>Зарплаты общие вычисляются по формуле (</w:t>
-      </w:r>
-      <w:r>
-        <w:t>6</w:t>
-      </w:r>
-      <w:r>
-        <w:t>):</w:t>
-      </w:r>
-    </w:p>
-    <w:p>
-      <w:pPr>
-        <w:rPr>
-          <w:rFonts w:eastAsiaTheme="minorEastAsia"/>
-          <w:lang w:val="en-US"/>
-        </w:rPr>
-      </w:pPr>
-      <m:oMathPara>
-        <m:oMath>
-          <m:eqArr>
-            <m:eqArrPr>
-              <m:maxDist m:val="1"/>
-              <m:ctrlPr>
-                <w:rPr>
-                  <w:rFonts w:ascii="Cambria Math" w:eastAsiaTheme="minorEastAsia" w:hAnsi="Cambria Math"/>
-                </w:rPr>
-              </m:ctrlPr>
-            </m:eqArrPr>
-            <m:e>
-              <m:sSub>
-                <m:sSubPr>
-                  <m:ctrlPr>
-                    <w:rPr>
-                      <w:rFonts w:ascii="Cambria Math" w:hAnsi="Cambria Math"/>
-                      <w:i/>
-                    </w:rPr>
-                  </m:ctrlPr>
-                </m:sSubPr>
-                <m:e>
-                  <m:r>
-                    <w:rPr>
-                      <w:rFonts w:ascii="Cambria Math" w:hAnsi="Cambria Math"/>
-                    </w:rPr>
-                    <m:t>З</m:t>
-                  </m:r>
-                </m:e>
-                <m:sub>
-                  <m:r>
-                    <w:rPr>
-                      <w:rFonts w:ascii="Cambria Math" w:hAnsi="Cambria Math"/>
-                    </w:rPr>
-                    <m:t>о</m:t>
-                  </m:r>
-                  <m:r>
-                    <w:rPr>
-                      <w:rFonts w:ascii="Cambria Math" w:hAnsi="Cambria Math"/>
-                    </w:rPr>
-                    <m:t>бщ.рук</m:t>
-                  </m:r>
-                </m:sub>
-              </m:sSub>
-              <m:r>
-                <w:rPr>
-                  <w:rFonts w:ascii="Cambria Math" w:hAnsi="Cambria Math"/>
-                </w:rPr>
-                <m:t>=</m:t>
-              </m:r>
-              <m:r>
-                <w:rPr>
-                  <w:rFonts w:ascii="Cambria Math" w:hAnsi="Cambria Math"/>
-                </w:rPr>
-                <m:t>353</m:t>
-              </m:r>
-              <m:r>
-                <w:rPr>
-                  <w:rFonts w:ascii="Cambria Math" w:hAnsi="Cambria Math"/>
-                </w:rPr>
-                <m:t xml:space="preserve"> +</m:t>
-              </m:r>
-              <m:r>
-                <w:rPr>
-                  <w:rFonts w:ascii="Cambria Math" w:hAnsi="Cambria Math"/>
-                </w:rPr>
-                <m:t>124,6</m:t>
-              </m:r>
-              <m:r>
-                <w:rPr>
-                  <w:rFonts w:ascii="Cambria Math" w:hAnsi="Cambria Math"/>
-                </w:rPr>
-                <m:t>=</m:t>
-              </m:r>
-              <m:r>
-                <w:rPr>
-                  <w:rFonts w:ascii="Cambria Math" w:hAnsi="Cambria Math"/>
-                </w:rPr>
-                <m:t>477,6</m:t>
-              </m:r>
-              <m:r>
-                <w:rPr>
-                  <w:rFonts w:ascii="Cambria Math" w:hAnsi="Cambria Math"/>
-                </w:rPr>
-                <m:t xml:space="preserve"> руб.</m:t>
-              </m:r>
-              <m:r>
-                <w:rPr>
-                  <w:rFonts w:ascii="Cambria Math" w:hAnsi="Cambria Math"/>
-                </w:rPr>
-                <m:t>/ч.</m:t>
-              </m:r>
-              <m:ctrlPr>
-                <w:rPr>
-                  <w:rFonts w:ascii="Cambria Math" w:hAnsi="Cambria Math"/>
-                  <w:i/>
-                </w:rPr>
-              </m:ctrlPr>
-            </m:e>
-          </m:eqArr>
-        </m:oMath>
-      </m:oMathPara>
-    </w:p>
-    <w:p>
-      <w:pPr>
-        <w:rPr>
-          <w:rFonts w:eastAsiaTheme="minorEastAsia"/>
-        </w:rPr>
-      </w:pPr>
-      <m:oMathPara>
-        <m:oMath>
-          <m:eqArr>
-            <m:eqArrPr>
-              <m:maxDist m:val="1"/>
-              <m:ctrlPr>
-                <w:rPr>
-                  <w:rFonts w:ascii="Cambria Math" w:eastAsiaTheme="minorEastAsia" w:hAnsi="Cambria Math"/>
-                </w:rPr>
-              </m:ctrlPr>
-            </m:eqArrPr>
-            <m:e>
-              <m:sSub>
-                <m:sSubPr>
-                  <m:ctrlPr>
-                    <w:rPr>
-                      <w:rFonts w:ascii="Cambria Math" w:hAnsi="Cambria Math"/>
-                      <w:i/>
-                    </w:rPr>
-                  </m:ctrlPr>
-                </m:sSubPr>
-                <m:e>
-                  <m:r>
-                    <w:rPr>
-                      <w:rFonts w:ascii="Cambria Math" w:hAnsi="Cambria Math"/>
-                    </w:rPr>
-                    <m:t>З</m:t>
-                  </m:r>
-                </m:e>
-                <m:sub>
-                  <m:r>
-                    <w:rPr>
-                      <w:rFonts w:ascii="Cambria Math" w:hAnsi="Cambria Math"/>
-                    </w:rPr>
-                    <m:t>об</m:t>
-                  </m:r>
-                  <m:r>
-                    <w:rPr>
-                      <w:rFonts w:ascii="Cambria Math" w:hAnsi="Cambria Math"/>
-                    </w:rPr>
-                    <m:t>щ.рук</m:t>
-                  </m:r>
-                </m:sub>
-              </m:sSub>
-              <m:r>
-                <w:rPr>
-                  <w:rFonts w:ascii="Cambria Math" w:hAnsi="Cambria Math"/>
-                </w:rPr>
-                <m:t>=</m:t>
-              </m:r>
-              <m:r>
-                <w:rPr>
-                  <w:rFonts w:ascii="Cambria Math" w:hAnsi="Cambria Math"/>
-                </w:rPr>
-                <m:t>217,2</m:t>
-              </m:r>
-              <m:r>
-                <w:rPr>
-                  <w:rFonts w:ascii="Cambria Math" w:hAnsi="Cambria Math"/>
-                </w:rPr>
-                <m:t>+4</m:t>
-              </m:r>
-              <m:r>
-                <w:rPr>
-                  <w:rFonts w:ascii="Cambria Math" w:hAnsi="Cambria Math"/>
-                </w:rPr>
-                <m:t>7,18</m:t>
-              </m:r>
-              <m:r>
-                <w:rPr>
-                  <w:rFonts w:ascii="Cambria Math" w:hAnsi="Cambria Math"/>
-                </w:rPr>
-                <m:t xml:space="preserve">= </m:t>
-              </m:r>
-              <m:r>
-                <w:rPr>
-                  <w:rFonts w:ascii="Cambria Math" w:hAnsi="Cambria Math"/>
-                </w:rPr>
-                <m:t>264,38</m:t>
-              </m:r>
-              <m:r>
-                <w:rPr>
-                  <w:rFonts w:ascii="Cambria Math" w:hAnsi="Cambria Math"/>
-                </w:rPr>
-                <m:t xml:space="preserve"> руб.</m:t>
-              </m:r>
-              <m:r>
-                <w:rPr>
-                  <w:rFonts w:ascii="Cambria Math" w:hAnsi="Cambria Math"/>
-                </w:rPr>
-                <m:t>/ч.</m:t>
+                <m:t>=217,16+47,16= 264,31 руб./ч.</m:t>
               </m:r>
               <m:ctrlPr>
                 <w:rPr>
@@ -4505,31 +4345,7 @@
             <w:rPr>
               <w:rFonts w:ascii="Cambria Math" w:hAnsi="Cambria Math"/>
             </w:rPr>
-            <m:t>=</m:t>
-          </m:r>
-          <m:r>
-            <w:rPr>
-              <w:rFonts w:ascii="Cambria Math" w:hAnsi="Cambria Math"/>
-            </w:rPr>
-            <m:t>477,6*0,3</m:t>
-          </m:r>
-          <m:r>
-            <w:rPr>
-              <w:rFonts w:ascii="Cambria Math" w:hAnsi="Cambria Math"/>
-            </w:rPr>
-            <m:t>=</m:t>
-          </m:r>
-          <m:r>
-            <w:rPr>
-              <w:rFonts w:ascii="Cambria Math" w:hAnsi="Cambria Math"/>
-            </w:rPr>
-            <m:t>143,28</m:t>
-          </m:r>
-          <m:r>
-            <w:rPr>
-              <w:rFonts w:ascii="Cambria Math" w:hAnsi="Cambria Math"/>
-            </w:rPr>
-            <m:t xml:space="preserve"> руб</m:t>
+            <m:t>=1204,15*0,3=361.25 руб</m:t>
           </m:r>
         </m:oMath>
       </m:oMathPara>
@@ -4573,37 +4389,7 @@
             <w:rPr>
               <w:rFonts w:ascii="Cambria Math" w:hAnsi="Cambria Math"/>
             </w:rPr>
-            <m:t>=</m:t>
-          </m:r>
-          <m:r>
-            <w:rPr>
-              <w:rFonts w:ascii="Cambria Math" w:hAnsi="Cambria Math"/>
-            </w:rPr>
-            <m:t>264,38*0,3</m:t>
-          </m:r>
-          <m:r>
-            <w:rPr>
-              <w:rFonts w:ascii="Cambria Math" w:hAnsi="Cambria Math"/>
-            </w:rPr>
-            <m:t>=</m:t>
-          </m:r>
-          <m:r>
-            <w:rPr>
-              <w:rFonts w:ascii="Cambria Math" w:hAnsi="Cambria Math"/>
-            </w:rPr>
-            <m:t>79,31</m:t>
-          </m:r>
-          <m:r>
-            <w:rPr>
-              <w:rFonts w:ascii="Cambria Math" w:hAnsi="Cambria Math"/>
-            </w:rPr>
-            <m:t xml:space="preserve"> </m:t>
-          </m:r>
-          <m:r>
-            <w:rPr>
-              <w:rFonts w:ascii="Cambria Math" w:hAnsi="Cambria Math"/>
-            </w:rPr>
-            <m:t>руб</m:t>
+            <m:t>=264,38*0,3=79,29 руб</m:t>
           </m:r>
         </m:oMath>
       </m:oMathPara>
@@ -4681,19 +4467,7 @@
                     <w:rPr>
                       <w:rFonts w:ascii="Cambria Math" w:hAnsi="Cambria Math"/>
                     </w:rPr>
-                    <m:t xml:space="preserve">477,6 </m:t>
-                  </m:r>
-                  <m:r>
-                    <w:rPr>
-                      <w:rFonts w:ascii="Cambria Math" w:hAnsi="Cambria Math"/>
-                    </w:rPr>
-                    <m:t>+</m:t>
-                  </m:r>
-                  <m:r>
-                    <w:rPr>
-                      <w:rFonts w:ascii="Cambria Math" w:hAnsi="Cambria Math"/>
-                    </w:rPr>
-                    <m:t>143,28</m:t>
+                    <m:t>477,51 +361.25</m:t>
                   </m:r>
                 </m:e>
               </m:d>
@@ -4710,49 +4484,13 @@
                 <w:rPr>
                   <w:rFonts w:ascii="Cambria Math" w:hAnsi="Cambria Math"/>
                 </w:rPr>
-                <m:t>*</m:t>
+                <m:t xml:space="preserve">* 176 = </m:t>
               </m:r>
               <m:r>
-                <m:rPr>
-                  <m:nor/>
-                </m:rPr>
                 <w:rPr>
                   <w:rFonts w:ascii="Cambria Math" w:hAnsi="Cambria Math"/>
                 </w:rPr>
-                <m:t xml:space="preserve"> 176</m:t>
-              </m:r>
-              <m:r>
-                <m:rPr>
-                  <m:nor/>
-                </m:rPr>
-                <w:rPr>
-                  <w:rFonts w:ascii="Cambria Math" w:hAnsi="Cambria Math"/>
-                </w:rPr>
-                <m:t xml:space="preserve"> = </m:t>
-              </m:r>
-              <m:r>
-                <w:rPr>
-                  <w:rFonts w:ascii="Cambria Math" w:hAnsi="Cambria Math"/>
-                </w:rPr>
-                <m:t>109 274</m:t>
-              </m:r>
-              <m:r>
-                <w:rPr>
-                  <w:rFonts w:ascii="Cambria Math" w:hAnsi="Cambria Math"/>
-                </w:rPr>
-                <m:t>,</m:t>
-              </m:r>
-              <m:r>
-                <w:rPr>
-                  <w:rFonts w:ascii="Cambria Math" w:hAnsi="Cambria Math"/>
-                </w:rPr>
-                <m:t>88</m:t>
-              </m:r>
-              <m:r>
-                <w:rPr>
-                  <w:rFonts w:ascii="Cambria Math" w:hAnsi="Cambria Math"/>
-                </w:rPr>
-                <m:t xml:space="preserve"> руб.</m:t>
+                <m:t>266 117,65 руб.</m:t>
               </m:r>
             </m:e>
           </m:eqArr>
@@ -4828,25 +4566,7 @@
                     <w:rPr>
                       <w:rFonts w:ascii="Cambria Math" w:hAnsi="Cambria Math"/>
                     </w:rPr>
-                    <m:t>2</m:t>
-                  </m:r>
-                  <m:r>
-                    <w:rPr>
-                      <w:rFonts w:ascii="Cambria Math" w:hAnsi="Cambria Math"/>
-                    </w:rPr>
-                    <m:t>64,38</m:t>
-                  </m:r>
-                  <m:r>
-                    <w:rPr>
-                      <w:rFonts w:ascii="Cambria Math" w:hAnsi="Cambria Math"/>
-                    </w:rPr>
-                    <m:t xml:space="preserve"> +</m:t>
-                  </m:r>
-                  <m:r>
-                    <w:rPr>
-                      <w:rFonts w:ascii="Cambria Math" w:hAnsi="Cambria Math"/>
-                    </w:rPr>
-                    <m:t>79,31</m:t>
+                    <m:t>264,31 +79,29</m:t>
                   </m:r>
                 </m:e>
               </m:d>
@@ -4857,40 +4577,13 @@
                 <w:rPr>
                   <w:rFonts w:ascii="Cambria Math" w:hAnsi="Cambria Math"/>
                 </w:rPr>
-                <m:t xml:space="preserve"> * 204</m:t>
+                <m:t xml:space="preserve"> * 204 = </m:t>
               </m:r>
               <m:r>
-                <m:rPr>
-                  <m:nor/>
-                </m:rPr>
                 <w:rPr>
                   <w:rFonts w:ascii="Cambria Math" w:hAnsi="Cambria Math"/>
                 </w:rPr>
-                <m:t xml:space="preserve"> = </m:t>
-              </m:r>
-              <m:r>
-                <w:rPr>
-                  <w:rFonts w:ascii="Cambria Math" w:hAnsi="Cambria Math"/>
-                </w:rPr>
-                <m:t>70 113</m:t>
-              </m:r>
-              <m:r>
-                <w:rPr>
-                  <w:rFonts w:ascii="Cambria Math" w:hAnsi="Cambria Math"/>
-                </w:rPr>
-                <m:t>,</m:t>
-              </m:r>
-              <m:r>
-                <w:rPr>
-                  <w:rFonts w:ascii="Cambria Math" w:hAnsi="Cambria Math"/>
-                </w:rPr>
-                <m:t>5</m:t>
-              </m:r>
-              <m:r>
-                <w:rPr>
-                  <w:rFonts w:ascii="Cambria Math" w:hAnsi="Cambria Math"/>
-                </w:rPr>
-                <m:t xml:space="preserve"> руб.</m:t>
+                <m:t>70 096,06 руб.</m:t>
               </m:r>
               <m:ctrlPr>
                 <w:rPr>
@@ -4905,6 +4598,7 @@
     </w:p>
     <w:p>
       <w:r>
+        <w:lastRenderedPageBreak/>
         <w:t xml:space="preserve">Состав </w:t>
       </w:r>
       <w:r>
@@ -4944,16 +4638,8 @@
     </w:p>
     <w:p>
       <w:pPr>
-        <w:numPr>
-          <w:ilvl w:val="0"/>
-          <w:numId w:val="27"/>
-        </w:numPr>
-      </w:pPr>
-      <w:r>
-        <w:t>программист-тестировщик;</w:t>
-      </w:r>
-    </w:p>
-    <w:p>
+        <w:spacing w:line="240" w:lineRule="auto"/>
+      </w:pPr>
       <w:r>
         <w:t xml:space="preserve">Все данные по заработной плате </w:t>
       </w:r>
@@ -5043,7 +4729,7 @@
         </w:tc>
         <w:tc>
           <w:tcPr>
-            <w:tcW w:w="559" w:type="pct"/>
+            <w:tcW w:w="560" w:type="pct"/>
             <w:tcBorders>
               <w:top w:val="single" w:sz="4" w:space="0" w:color="auto"/>
               <w:left w:val="single" w:sz="4" w:space="0" w:color="auto"/>
@@ -5431,7 +5117,7 @@
         </w:tc>
         <w:tc>
           <w:tcPr>
-            <w:tcW w:w="733" w:type="pct"/>
+            <w:tcW w:w="732" w:type="pct"/>
             <w:tcBorders>
               <w:top w:val="single" w:sz="4" w:space="0" w:color="auto"/>
               <w:left w:val="single" w:sz="4" w:space="0" w:color="auto"/>
@@ -5537,7 +5223,7 @@
         </w:tc>
         <w:tc>
           <w:tcPr>
-            <w:tcW w:w="559" w:type="pct"/>
+            <w:tcW w:w="560" w:type="pct"/>
             <w:tcBorders>
               <w:top w:val="single" w:sz="4" w:space="0" w:color="auto"/>
               <w:left w:val="single" w:sz="4" w:space="0" w:color="auto"/>
@@ -5622,7 +5308,15 @@
                 <w:sz w:val="24"/>
                 <w:szCs w:val="24"/>
               </w:rPr>
-              <w:t>217,2</w:t>
+              <w:t>217,</w:t>
+            </w:r>
+            <w:r>
+              <w:rPr>
+                <w:rFonts w:cs="Times New Roman"/>
+                <w:sz w:val="24"/>
+                <w:szCs w:val="24"/>
+              </w:rPr>
+              <w:t>16</w:t>
             </w:r>
           </w:p>
         </w:tc>
@@ -5652,7 +5346,23 @@
                 <w:sz w:val="24"/>
                 <w:szCs w:val="24"/>
               </w:rPr>
-              <w:t>79,31</w:t>
+              <w:t>47</w:t>
+            </w:r>
+            <w:r>
+              <w:rPr>
+                <w:rFonts w:cs="Times New Roman"/>
+                <w:sz w:val="24"/>
+                <w:szCs w:val="24"/>
+              </w:rPr>
+              <w:t>,</w:t>
+            </w:r>
+            <w:r>
+              <w:rPr>
+                <w:rFonts w:cs="Times New Roman"/>
+                <w:sz w:val="24"/>
+                <w:szCs w:val="24"/>
+              </w:rPr>
+              <w:t>16</w:t>
             </w:r>
           </w:p>
         </w:tc>
@@ -5682,7 +5392,15 @@
                 <w:sz w:val="24"/>
                 <w:szCs w:val="24"/>
               </w:rPr>
-              <w:t>264,38</w:t>
+              <w:t>264,3</w:t>
+            </w:r>
+            <w:r>
+              <w:rPr>
+                <w:rFonts w:cs="Times New Roman"/>
+                <w:sz w:val="24"/>
+                <w:szCs w:val="24"/>
+              </w:rPr>
+              <w:t>1</w:t>
             </w:r>
           </w:p>
         </w:tc>
@@ -5713,13 +5431,21 @@
                 <w:sz w:val="24"/>
                 <w:szCs w:val="24"/>
               </w:rPr>
-              <w:t>79,31</w:t>
+              <w:t>79,</w:t>
+            </w:r>
+            <w:r>
+              <w:rPr>
+                <w:rFonts w:cs="Times New Roman"/>
+                <w:sz w:val="24"/>
+                <w:szCs w:val="24"/>
+              </w:rPr>
+              <w:t>29</w:t>
             </w:r>
           </w:p>
         </w:tc>
         <w:tc>
           <w:tcPr>
-            <w:tcW w:w="733" w:type="pct"/>
+            <w:tcW w:w="732" w:type="pct"/>
             <w:tcBorders>
               <w:top w:val="single" w:sz="4" w:space="0" w:color="auto"/>
               <w:left w:val="single" w:sz="4" w:space="0" w:color="auto"/>
@@ -5792,21 +5518,13 @@
                 <w:sz w:val="24"/>
                 <w:szCs w:val="24"/>
               </w:rPr>
-              <w:t>Программист</w:t>
-            </w:r>
-            <w:r>
-              <w:rPr>
-                <w:rFonts w:cs="Times New Roman"/>
-                <w:sz w:val="24"/>
-                <w:szCs w:val="24"/>
-              </w:rPr>
-              <w:t>-дипломник</w:t>
+              <w:t>Программист-дипломник</w:t>
             </w:r>
           </w:p>
         </w:tc>
         <w:tc>
           <w:tcPr>
-            <w:tcW w:w="559" w:type="pct"/>
+            <w:tcW w:w="560" w:type="pct"/>
             <w:tcBorders>
               <w:top w:val="single" w:sz="4" w:space="0" w:color="auto"/>
               <w:left w:val="single" w:sz="4" w:space="0" w:color="auto"/>
@@ -5861,7 +5579,15 @@
                 <w:sz w:val="24"/>
                 <w:szCs w:val="24"/>
               </w:rPr>
-              <w:t>60 000</w:t>
+              <w:t>120</w:t>
+            </w:r>
+            <w:r>
+              <w:rPr>
+                <w:rFonts w:cs="Times New Roman"/>
+                <w:sz w:val="24"/>
+                <w:szCs w:val="24"/>
+              </w:rPr>
+              <w:t> 000</w:t>
             </w:r>
           </w:p>
         </w:tc>
@@ -5891,7 +5617,7 @@
                 <w:sz w:val="24"/>
                 <w:szCs w:val="24"/>
               </w:rPr>
-              <w:t>353</w:t>
+              <w:t>705,88</w:t>
             </w:r>
           </w:p>
         </w:tc>
@@ -5921,7 +5647,7 @@
                 <w:sz w:val="24"/>
                 <w:szCs w:val="24"/>
               </w:rPr>
-              <w:t>124,6</w:t>
+              <w:t>498,27</w:t>
             </w:r>
           </w:p>
         </w:tc>
@@ -5951,7 +5677,7 @@
                 <w:sz w:val="24"/>
                 <w:szCs w:val="24"/>
               </w:rPr>
-              <w:t>477,6</w:t>
+              <w:t>1204,15</w:t>
             </w:r>
           </w:p>
         </w:tc>
@@ -5981,13 +5707,13 @@
                 <w:sz w:val="24"/>
                 <w:szCs w:val="24"/>
               </w:rPr>
-              <w:t>143,28</w:t>
+              <w:t>361,25</w:t>
             </w:r>
           </w:p>
         </w:tc>
         <w:tc>
           <w:tcPr>
-            <w:tcW w:w="733" w:type="pct"/>
+            <w:tcW w:w="732" w:type="pct"/>
             <w:tcBorders>
               <w:top w:val="single" w:sz="4" w:space="0" w:color="auto"/>
               <w:left w:val="single" w:sz="4" w:space="0" w:color="auto"/>
@@ -6011,7 +5737,7 @@
                 <w:sz w:val="24"/>
                 <w:szCs w:val="24"/>
               </w:rPr>
-              <w:t>109</w:t>
+              <w:t>266</w:t>
             </w:r>
             <w:r>
               <w:rPr>
@@ -6027,267 +5753,23 @@
                 <w:sz w:val="24"/>
                 <w:szCs w:val="24"/>
               </w:rPr>
-              <w:t>274,88</w:t>
+              <w:t>117</w:t>
             </w:r>
-          </w:p>
-        </w:tc>
-      </w:tr>
-      <w:tr>
-        <w:tc>
-          <w:tcPr>
-            <w:tcW w:w="895" w:type="pct"/>
-            <w:tcBorders>
-              <w:top w:val="single" w:sz="4" w:space="0" w:color="auto"/>
-              <w:left w:val="single" w:sz="4" w:space="0" w:color="auto"/>
-              <w:bottom w:val="single" w:sz="4" w:space="0" w:color="auto"/>
-              <w:right w:val="single" w:sz="4" w:space="0" w:color="auto"/>
-            </w:tcBorders>
-            <w:hideMark/>
-          </w:tcPr>
-          <w:p>
-            <w:pPr>
-              <w:ind w:firstLine="0"/>
-              <w:jc w:val="left"/>
+            <w:r>
               <w:rPr>
                 <w:rFonts w:cs="Times New Roman"/>
                 <w:sz w:val="24"/>
                 <w:szCs w:val="24"/>
               </w:rPr>
-            </w:pPr>
+              <w:t>,</w:t>
+            </w:r>
             <w:r>
               <w:rPr>
                 <w:rFonts w:cs="Times New Roman"/>
                 <w:sz w:val="24"/>
                 <w:szCs w:val="24"/>
               </w:rPr>
-              <w:t>Программист-тестировщик</w:t>
-            </w:r>
-          </w:p>
-        </w:tc>
-        <w:tc>
-          <w:tcPr>
-            <w:tcW w:w="559" w:type="pct"/>
-            <w:tcBorders>
-              <w:top w:val="single" w:sz="4" w:space="0" w:color="auto"/>
-              <w:left w:val="single" w:sz="4" w:space="0" w:color="auto"/>
-              <w:bottom w:val="single" w:sz="4" w:space="0" w:color="auto"/>
-              <w:right w:val="single" w:sz="4" w:space="0" w:color="auto"/>
-            </w:tcBorders>
-            <w:hideMark/>
-          </w:tcPr>
-          <w:p>
-            <w:pPr>
-              <w:ind w:firstLine="0"/>
-              <w:jc w:val="right"/>
-              <w:rPr>
-                <w:rFonts w:cs="Times New Roman"/>
-                <w:sz w:val="24"/>
-                <w:szCs w:val="24"/>
-              </w:rPr>
-            </w:pPr>
-            <w:r>
-              <w:rPr>
-                <w:rFonts w:cs="Times New Roman"/>
-                <w:sz w:val="24"/>
-                <w:szCs w:val="24"/>
-              </w:rPr>
-              <w:t>4</w:t>
-            </w:r>
-          </w:p>
-        </w:tc>
-        <w:tc>
-          <w:tcPr>
-            <w:tcW w:w="531" w:type="pct"/>
-            <w:tcBorders>
-              <w:top w:val="single" w:sz="4" w:space="0" w:color="auto"/>
-              <w:left w:val="single" w:sz="4" w:space="0" w:color="auto"/>
-              <w:bottom w:val="single" w:sz="4" w:space="0" w:color="auto"/>
-              <w:right w:val="single" w:sz="4" w:space="0" w:color="auto"/>
-            </w:tcBorders>
-          </w:tcPr>
-          <w:p>
-            <w:pPr>
-              <w:ind w:firstLine="0"/>
-              <w:jc w:val="right"/>
-              <w:rPr>
-                <w:rFonts w:cs="Times New Roman"/>
-                <w:sz w:val="24"/>
-                <w:szCs w:val="24"/>
-              </w:rPr>
-            </w:pPr>
-            <w:r>
-              <w:rPr>
-                <w:rFonts w:cs="Times New Roman"/>
-                <w:sz w:val="24"/>
-                <w:szCs w:val="24"/>
-              </w:rPr>
-              <w:t>60 000</w:t>
-            </w:r>
-          </w:p>
-        </w:tc>
-        <w:tc>
-          <w:tcPr>
-            <w:tcW w:w="489" w:type="pct"/>
-            <w:tcBorders>
-              <w:top w:val="single" w:sz="4" w:space="0" w:color="auto"/>
-              <w:left w:val="single" w:sz="4" w:space="0" w:color="auto"/>
-              <w:bottom w:val="single" w:sz="4" w:space="0" w:color="auto"/>
-              <w:right w:val="single" w:sz="4" w:space="0" w:color="auto"/>
-            </w:tcBorders>
-          </w:tcPr>
-          <w:p>
-            <w:pPr>
-              <w:ind w:firstLine="0"/>
-              <w:jc w:val="right"/>
-              <w:rPr>
-                <w:rFonts w:cs="Times New Roman"/>
-                <w:sz w:val="24"/>
-                <w:szCs w:val="24"/>
-              </w:rPr>
-            </w:pPr>
-            <w:r>
-              <w:rPr>
-                <w:rFonts w:cs="Times New Roman"/>
-                <w:sz w:val="24"/>
-                <w:szCs w:val="24"/>
-              </w:rPr>
-              <w:t>353</w:t>
-            </w:r>
-          </w:p>
-        </w:tc>
-        <w:tc>
-          <w:tcPr>
-            <w:tcW w:w="615" w:type="pct"/>
-            <w:tcBorders>
-              <w:top w:val="single" w:sz="4" w:space="0" w:color="auto"/>
-              <w:left w:val="single" w:sz="4" w:space="0" w:color="auto"/>
-              <w:bottom w:val="single" w:sz="4" w:space="0" w:color="auto"/>
-              <w:right w:val="single" w:sz="4" w:space="0" w:color="auto"/>
-            </w:tcBorders>
-          </w:tcPr>
-          <w:p>
-            <w:pPr>
-              <w:ind w:firstLine="0"/>
-              <w:jc w:val="right"/>
-              <w:rPr>
-                <w:rFonts w:cs="Times New Roman"/>
-                <w:sz w:val="24"/>
-                <w:szCs w:val="24"/>
-              </w:rPr>
-            </w:pPr>
-            <w:r>
-              <w:rPr>
-                <w:rFonts w:cs="Times New Roman"/>
-                <w:sz w:val="24"/>
-                <w:szCs w:val="24"/>
-              </w:rPr>
-              <w:t>124,6</w:t>
-            </w:r>
-          </w:p>
-        </w:tc>
-        <w:tc>
-          <w:tcPr>
-            <w:tcW w:w="589" w:type="pct"/>
-            <w:tcBorders>
-              <w:top w:val="single" w:sz="4" w:space="0" w:color="auto"/>
-              <w:left w:val="single" w:sz="4" w:space="0" w:color="auto"/>
-              <w:bottom w:val="single" w:sz="4" w:space="0" w:color="auto"/>
-              <w:right w:val="single" w:sz="4" w:space="0" w:color="auto"/>
-            </w:tcBorders>
-          </w:tcPr>
-          <w:p>
-            <w:pPr>
-              <w:ind w:firstLine="0"/>
-              <w:jc w:val="right"/>
-              <w:rPr>
-                <w:rFonts w:cs="Times New Roman"/>
-                <w:sz w:val="24"/>
-                <w:szCs w:val="24"/>
-              </w:rPr>
-            </w:pPr>
-            <w:r>
-              <w:rPr>
-                <w:rFonts w:cs="Times New Roman"/>
-                <w:sz w:val="24"/>
-                <w:szCs w:val="24"/>
-              </w:rPr>
-              <w:t>477,6</w:t>
-            </w:r>
-          </w:p>
-        </w:tc>
-        <w:tc>
-          <w:tcPr>
-            <w:tcW w:w="589" w:type="pct"/>
-            <w:tcBorders>
-              <w:top w:val="single" w:sz="4" w:space="0" w:color="auto"/>
-              <w:left w:val="single" w:sz="4" w:space="0" w:color="auto"/>
-              <w:bottom w:val="single" w:sz="4" w:space="0" w:color="auto"/>
-              <w:right w:val="single" w:sz="4" w:space="0" w:color="auto"/>
-            </w:tcBorders>
-          </w:tcPr>
-          <w:p>
-            <w:pPr>
-              <w:ind w:firstLine="0"/>
-              <w:jc w:val="right"/>
-              <w:rPr>
-                <w:rFonts w:cs="Times New Roman"/>
-                <w:sz w:val="24"/>
-                <w:szCs w:val="24"/>
-              </w:rPr>
-            </w:pPr>
-            <w:r>
-              <w:rPr>
-                <w:rFonts w:cs="Times New Roman"/>
-                <w:sz w:val="24"/>
-                <w:szCs w:val="24"/>
-              </w:rPr>
-              <w:t>143,28</w:t>
-            </w:r>
-          </w:p>
-        </w:tc>
-        <w:tc>
-          <w:tcPr>
-            <w:tcW w:w="733" w:type="pct"/>
-            <w:tcBorders>
-              <w:top w:val="single" w:sz="4" w:space="0" w:color="auto"/>
-              <w:left w:val="single" w:sz="4" w:space="0" w:color="auto"/>
-              <w:bottom w:val="single" w:sz="4" w:space="0" w:color="auto"/>
-              <w:right w:val="single" w:sz="4" w:space="0" w:color="auto"/>
-            </w:tcBorders>
-          </w:tcPr>
-          <w:p>
-            <w:pPr>
-              <w:ind w:firstLine="0"/>
-              <w:jc w:val="right"/>
-              <w:rPr>
-                <w:rFonts w:cs="Times New Roman"/>
-                <w:sz w:val="24"/>
-                <w:szCs w:val="24"/>
-              </w:rPr>
-            </w:pPr>
-            <w:r>
-              <w:rPr>
-                <w:rFonts w:cs="Times New Roman"/>
-                <w:sz w:val="24"/>
-                <w:szCs w:val="24"/>
-              </w:rPr>
-              <w:t>109</w:t>
-            </w:r>
-            <w:r>
-              <w:rPr>
-                <w:rFonts w:cs="Times New Roman"/>
-                <w:sz w:val="24"/>
-                <w:szCs w:val="24"/>
-              </w:rPr>
-              <w:t> </w:t>
-            </w:r>
-            <w:r>
-              <w:rPr>
-                <w:rFonts w:cs="Times New Roman"/>
-                <w:sz w:val="24"/>
-                <w:szCs w:val="24"/>
-              </w:rPr>
-              <w:t>274,88</w:t>
+              <w:t>65</w:t>
             </w:r>
           </w:p>
         </w:tc>
@@ -6354,7 +5836,23 @@
                 <w:sz w:val="24"/>
                 <w:szCs w:val="24"/>
               </w:rPr>
-              <w:t>164 300</w:t>
+              <w:t>1</w:t>
+            </w:r>
+            <w:r>
+              <w:rPr>
+                <w:rFonts w:cs="Times New Roman"/>
+                <w:sz w:val="24"/>
+                <w:szCs w:val="24"/>
+              </w:rPr>
+              <w:t>64</w:t>
+            </w:r>
+            <w:r>
+              <w:rPr>
+                <w:rFonts w:cs="Times New Roman"/>
+                <w:sz w:val="24"/>
+                <w:szCs w:val="24"/>
+              </w:rPr>
+              <w:t> 300</w:t>
             </w:r>
           </w:p>
         </w:tc>
@@ -6386,7 +5884,7 @@
                 <w:sz w:val="24"/>
                 <w:szCs w:val="24"/>
               </w:rPr>
-              <w:t>923,2</w:t>
+              <w:t>923,04</w:t>
             </w:r>
           </w:p>
         </w:tc>
@@ -6418,7 +5916,7 @@
                 <w:sz w:val="24"/>
                 <w:szCs w:val="24"/>
               </w:rPr>
-              <w:t>328,51</w:t>
+              <w:t>545,43</w:t>
             </w:r>
           </w:p>
         </w:tc>
@@ -6450,7 +5948,7 @@
                 <w:sz w:val="24"/>
                 <w:szCs w:val="24"/>
               </w:rPr>
-              <w:t>1219,58</w:t>
+              <w:t>1468,47</w:t>
             </w:r>
           </w:p>
         </w:tc>
@@ -6482,13 +5980,13 @@
                 <w:sz w:val="24"/>
                 <w:szCs w:val="24"/>
               </w:rPr>
-              <w:t>365,87</w:t>
+              <w:t>440,54</w:t>
             </w:r>
           </w:p>
         </w:tc>
         <w:tc>
           <w:tcPr>
-            <w:tcW w:w="733" w:type="pct"/>
+            <w:tcW w:w="732" w:type="pct"/>
             <w:tcBorders>
               <w:top w:val="single" w:sz="4" w:space="0" w:color="auto"/>
               <w:left w:val="single" w:sz="4" w:space="0" w:color="auto"/>
@@ -6514,7 +6012,7 @@
                 <w:sz w:val="24"/>
                 <w:szCs w:val="24"/>
               </w:rPr>
-              <w:t>288</w:t>
+              <w:t>336</w:t>
             </w:r>
             <w:r>
               <w:rPr>
@@ -6530,7 +6028,23 @@
                 <w:sz w:val="24"/>
                 <w:szCs w:val="24"/>
               </w:rPr>
-              <w:t>663,26</w:t>
+              <w:t>213</w:t>
+            </w:r>
+            <w:r>
+              <w:rPr>
+                <w:rFonts w:cs="Times New Roman"/>
+                <w:sz w:val="24"/>
+                <w:szCs w:val="24"/>
+              </w:rPr>
+              <w:t>,</w:t>
+            </w:r>
+            <w:r>
+              <w:rPr>
+                <w:rFonts w:cs="Times New Roman"/>
+                <w:sz w:val="24"/>
+                <w:szCs w:val="24"/>
+              </w:rPr>
+              <w:t>71</w:t>
             </w:r>
           </w:p>
         </w:tc>
@@ -7822,7 +7336,70 @@
           <w:rFonts w:eastAsiaTheme="minorEastAsia" w:cs="Times New Roman"/>
           <w:szCs w:val="36"/>
         </w:rPr>
-        <w:t>):</w:t>
+        <w:t>)</w:t>
+      </w:r>
+      <w:r>
+        <w:rPr>
+          <w:rFonts w:eastAsiaTheme="minorEastAsia" w:cs="Times New Roman"/>
+          <w:szCs w:val="36"/>
+        </w:rPr>
+        <w:t xml:space="preserve">, где </w:t>
+      </w:r>
+      <w:r>
+        <w:rPr>
+          <w:rFonts w:eastAsiaTheme="minorEastAsia" w:cs="Times New Roman"/>
+          <w:szCs w:val="36"/>
+        </w:rPr>
+        <w:t>7</w:t>
+      </w:r>
+      <w:r>
+        <w:rPr>
+          <w:rFonts w:eastAsiaTheme="minorEastAsia" w:cs="Times New Roman"/>
+          <w:szCs w:val="36"/>
+        </w:rPr>
+        <w:t>.</w:t>
+      </w:r>
+      <w:r>
+        <w:rPr>
+          <w:rFonts w:eastAsiaTheme="minorEastAsia" w:cs="Times New Roman"/>
+          <w:szCs w:val="36"/>
+        </w:rPr>
+        <w:t>28</w:t>
+      </w:r>
+      <w:r>
+        <w:rPr>
+          <w:rFonts w:eastAsiaTheme="minorEastAsia" w:cs="Times New Roman"/>
+          <w:szCs w:val="36"/>
+        </w:rPr>
+        <w:t xml:space="preserve"> </w:t>
+      </w:r>
+      <w:r>
+        <w:rPr>
+          <w:rFonts w:eastAsiaTheme="minorEastAsia" w:cs="Times New Roman"/>
+          <w:szCs w:val="36"/>
+        </w:rPr>
+        <w:t>–</w:t>
+      </w:r>
+      <w:r>
+        <w:rPr>
+          <w:rFonts w:eastAsiaTheme="minorEastAsia" w:cs="Times New Roman"/>
+          <w:szCs w:val="36"/>
+        </w:rPr>
+        <w:t xml:space="preserve"> </w:t>
+      </w:r>
+      <w:r>
+        <w:rPr>
+          <w:rFonts w:eastAsiaTheme="minorEastAsia" w:cs="Times New Roman"/>
+          <w:szCs w:val="36"/>
+        </w:rPr>
+        <w:t>стоимость 1 кВт/ч, 0.30 – это мощность ПК (300 Вт/ч.)</w:t>
+      </w:r>
+      <w:r>
+        <w:rPr>
+          <w:rFonts w:eastAsiaTheme="minorEastAsia" w:cs="Times New Roman"/>
+          <w:szCs w:val="36"/>
+        </w:rPr>
+        <w:t>:</w:t>
       </w:r>
     </w:p>
     <w:p>
@@ -7904,8 +7481,10 @@
                     <w:rPr>
                       <w:rFonts w:ascii="Cambria Math" w:hAnsi="Cambria Math" w:cs="Times New Roman"/>
                     </w:rPr>
-                    <m:t>80</m:t>
-                  </m:r>
+                    <m:t>80 000</m:t>
+                  </m:r>
+                </m:num>
+                <m:den>
                   <m:r>
                     <m:rPr>
                       <m:sty m:val="p"/>
@@ -7913,26 +7492,6 @@
                     <w:rPr>
                       <w:rFonts w:ascii="Cambria Math" w:hAnsi="Cambria Math" w:cs="Times New Roman"/>
                     </w:rPr>
-                    <m:t> </m:t>
-                  </m:r>
-                  <m:r>
-                    <m:rPr>
-                      <m:sty m:val="p"/>
-                    </m:rPr>
-                    <w:rPr>
-                      <w:rFonts w:ascii="Cambria Math" w:hAnsi="Cambria Math" w:cs="Times New Roman"/>
-                    </w:rPr>
-                    <m:t>000</m:t>
-                  </m:r>
-                </m:num>
-                <m:den>
-                  <m:r>
-                    <m:rPr>
-                      <m:sty m:val="p"/>
-                    </m:rPr>
-                    <w:rPr>
-                      <w:rFonts w:ascii="Cambria Math" w:hAnsi="Cambria Math" w:cs="Times New Roman"/>
-                    </w:rPr>
                     <m:t>5×247×8</m:t>
                   </m:r>
                 </m:den>
@@ -7943,24 +7502,14 @@
                 </w:rPr>
                 <m:t>+</m:t>
               </m:r>
+              <w:bookmarkStart w:id="7" w:name="_Hlk227077735"/>
               <m:r>
                 <w:rPr>
                   <w:rFonts w:ascii="Cambria Math" w:hAnsi="Cambria Math" w:cs="Times New Roman"/>
                 </w:rPr>
-                <m:t>7</m:t>
+                <m:t>7,28</m:t>
               </m:r>
-              <m:r>
-                <w:rPr>
-                  <w:rFonts w:ascii="Cambria Math" w:hAnsi="Cambria Math" w:cs="Times New Roman"/>
-                </w:rPr>
-                <m:t>,</m:t>
-              </m:r>
-              <m:r>
-                <w:rPr>
-                  <w:rFonts w:ascii="Cambria Math" w:hAnsi="Cambria Math" w:cs="Times New Roman"/>
-                </w:rPr>
-                <m:t>28</m:t>
-              </m:r>
+              <w:bookmarkEnd w:id="7"/>
               <m:r>
                 <w:rPr>
                   <w:rFonts w:ascii="Cambria Math" w:hAnsi="Cambria Math" w:cs="Times New Roman"/>
@@ -7974,34 +7523,7 @@
                 <w:rPr>
                   <w:rFonts w:ascii="Cambria Math" w:hAnsi="Cambria Math" w:cs="Times New Roman"/>
                 </w:rPr>
-                <m:t>17</m:t>
-              </m:r>
-              <m:r>
-                <m:rPr>
-                  <m:sty m:val="p"/>
-                </m:rPr>
-                <w:rPr>
-                  <w:rFonts w:ascii="Cambria Math" w:hAnsi="Cambria Math" w:cs="Times New Roman"/>
-                </w:rPr>
-                <m:t>,</m:t>
-              </m:r>
-              <m:r>
-                <m:rPr>
-                  <m:sty m:val="p"/>
-                </m:rPr>
-                <w:rPr>
-                  <w:rFonts w:ascii="Cambria Math" w:hAnsi="Cambria Math" w:cs="Times New Roman"/>
-                </w:rPr>
-                <m:t>6</m:t>
-              </m:r>
-              <m:r>
-                <m:rPr>
-                  <m:sty m:val="p"/>
-                </m:rPr>
-                <w:rPr>
-                  <w:rFonts w:ascii="Cambria Math" w:hAnsi="Cambria Math" w:cs="Times New Roman"/>
-                </w:rPr>
-                <m:t>8</m:t>
+                <m:t>10,28</m:t>
               </m:r>
               <m:r>
                 <w:rPr>
@@ -8022,13 +7544,7 @@
                 <w:rPr>
                   <w:rFonts w:ascii="Cambria Math" w:hAnsi="Cambria Math" w:cs="Times New Roman"/>
                 </w:rPr>
-                <m:t>/ч</m:t>
-              </m:r>
-              <m:r>
-                <w:rPr>
-                  <w:rFonts w:ascii="Cambria Math" w:hAnsi="Cambria Math" w:cs="Times New Roman"/>
-                </w:rPr>
-                <m:t>.</m:t>
+                <m:t>/ч.</m:t>
               </m:r>
               <m:ctrlPr>
                 <w:rPr>
@@ -8052,6 +7568,7 @@
         <w:rPr>
           <w:rFonts w:eastAsiaTheme="minorEastAsia"/>
         </w:rPr>
+        <w:lastRenderedPageBreak/>
         <w:t>Время использования вычислительной техники</w:t>
       </w:r>
       <w:r>
@@ -8072,6 +7589,7 @@
         <w:jc w:val="center"/>
         <w:rPr>
           <w:rFonts w:eastAsiaTheme="minorEastAsia" w:cs="Times New Roman"/>
+          <w:iCs/>
           <w:szCs w:val="36"/>
         </w:rPr>
       </w:pPr>
@@ -8083,7 +7601,7 @@
               <m:ctrlPr>
                 <w:rPr>
                   <w:rFonts w:ascii="Cambria Math" w:hAnsi="Cambria Math" w:cs="Times New Roman"/>
-                  <w:i/>
+                  <w:iCs/>
                   <w:szCs w:val="36"/>
                 </w:rPr>
               </m:ctrlPr>
@@ -8095,6 +7613,7 @@
                 </m:rPr>
                 <w:rPr>
                   <w:rFonts w:cs="Times New Roman"/>
+                  <w:iCs/>
                   <w:szCs w:val="36"/>
                 </w:rPr>
                 <m:t>В</m:t>
@@ -8104,6 +7623,7 @@
                   <m:ctrlPr>
                     <w:rPr>
                       <w:rFonts w:ascii="Cambria Math" w:hAnsi="Cambria Math" w:cs="Times New Roman"/>
+                      <w:iCs/>
                       <w:szCs w:val="36"/>
                     </w:rPr>
                   </m:ctrlPr>
@@ -8115,6 +7635,7 @@
                     </m:rPr>
                     <w:rPr>
                       <w:rFonts w:cs="Times New Roman"/>
+                      <w:iCs/>
                       <w:szCs w:val="36"/>
                     </w:rPr>
                     <m:t>р</m:t>
@@ -8127,6 +7648,7 @@
                     </m:rPr>
                     <w:rPr>
                       <w:rFonts w:cs="Times New Roman"/>
+                      <w:iCs/>
                       <w:szCs w:val="36"/>
                     </w:rPr>
                     <m:t>в.т</m:t>
@@ -8139,6 +7661,7 @@
                 </m:rPr>
                 <w:rPr>
                   <w:rFonts w:cs="Times New Roman"/>
+                  <w:iCs/>
                   <w:szCs w:val="36"/>
                 </w:rPr>
                 <m:t xml:space="preserve">= </m:t>
@@ -8148,6 +7671,7 @@
                   <m:ctrlPr>
                     <w:rPr>
                       <w:rFonts w:ascii="Cambria Math" w:hAnsi="Cambria Math" w:cs="Times New Roman"/>
+                      <w:iCs/>
                       <w:szCs w:val="36"/>
                     </w:rPr>
                   </m:ctrlPr>
@@ -8159,6 +7683,7 @@
                     </m:rPr>
                     <w:rPr>
                       <w:rFonts w:cs="Times New Roman"/>
+                      <w:iCs/>
                       <w:szCs w:val="36"/>
                     </w:rPr>
                     <m:t>К</m:t>
@@ -8171,6 +7696,7 @@
                     </m:rPr>
                     <w:rPr>
                       <w:rFonts w:cs="Times New Roman"/>
+                      <w:iCs/>
                       <w:szCs w:val="36"/>
                     </w:rPr>
                     <m:t>д.р</m:t>
@@ -8178,6 +7704,9 @@
                 </m:sub>
               </m:sSub>
               <m:r>
+                <m:rPr>
+                  <m:sty m:val="p"/>
+                </m:rPr>
                 <w:rPr>
                   <w:rFonts w:ascii="Cambria Math" w:hAnsi="Cambria Math" w:cs="Times New Roman"/>
                   <w:szCs w:val="36"/>
@@ -8190,6 +7719,7 @@
                 </m:rPr>
                 <w:rPr>
                   <w:rFonts w:cs="Times New Roman"/>
+                  <w:iCs/>
                   <w:szCs w:val="36"/>
                 </w:rPr>
                 <m:t>В</m:t>
@@ -8199,6 +7729,7 @@
                   <m:ctrlPr>
                     <w:rPr>
                       <w:rFonts w:ascii="Cambria Math" w:hAnsi="Cambria Math" w:cs="Times New Roman"/>
+                      <w:iCs/>
                       <w:szCs w:val="36"/>
                     </w:rPr>
                   </m:ctrlPr>
@@ -8210,6 +7741,7 @@
                     </m:rPr>
                     <w:rPr>
                       <w:rFonts w:cs="Times New Roman"/>
+                      <w:iCs/>
                       <w:szCs w:val="36"/>
                     </w:rPr>
                     <m:t>р</m:t>
@@ -8217,22 +7749,21 @@
                 </m:e>
                 <m:sub>
                   <m:r>
+                    <m:rPr>
+                      <m:sty m:val="p"/>
+                    </m:rPr>
                     <w:rPr>
                       <w:rFonts w:ascii="Cambria Math" w:hAnsi="Cambria Math" w:cs="Times New Roman"/>
                       <w:szCs w:val="36"/>
                     </w:rPr>
                     <m:t>с</m:t>
                   </m:r>
-                  <m:ctrlPr>
-                    <w:rPr>
-                      <w:rFonts w:ascii="Cambria Math" w:hAnsi="Cambria Math" w:cs="Times New Roman"/>
-                      <w:i/>
-                      <w:szCs w:val="36"/>
-                    </w:rPr>
-                  </m:ctrlPr>
                 </m:sub>
               </m:sSub>
               <m:r>
+                <m:rPr>
+                  <m:sty m:val="p"/>
+                </m:rPr>
                 <w:rPr>
                   <w:rFonts w:ascii="Cambria Math" w:hAnsi="Cambria Math" w:cs="Times New Roman"/>
                   <w:szCs w:val="36"/>
@@ -8244,13 +7775,16 @@
                   <m:ctrlPr>
                     <w:rPr>
                       <w:rFonts w:ascii="Cambria Math" w:hAnsi="Cambria Math" w:cs="Times New Roman"/>
-                      <w:i/>
+                      <w:iCs/>
                       <w:szCs w:val="36"/>
                     </w:rPr>
                   </m:ctrlPr>
                 </m:dPr>
                 <m:e>
                   <m:r>
+                    <m:rPr>
+                      <m:sty m:val="p"/>
+                    </m:rPr>
                     <w:rPr>
                       <w:rFonts w:ascii="Cambria Math" w:hAnsi="Cambria Math" w:cs="Times New Roman"/>
                       <w:szCs w:val="36"/>
@@ -8372,7 +7906,7 @@
         <w:ind w:firstLine="0"/>
         <w:rPr>
           <w:rFonts w:eastAsiaTheme="minorEastAsia"/>
-          <w:i/>
+          <w:iCs/>
           <w:lang w:val="en-US"/>
         </w:rPr>
       </w:pPr>
@@ -8384,6 +7918,7 @@
               <m:ctrlPr>
                 <w:rPr>
                   <w:rFonts w:ascii="Cambria Math" w:hAnsi="Cambria Math"/>
+                  <w:iCs/>
                   <w:lang w:val="en-US"/>
                 </w:rPr>
               </m:ctrlPr>
@@ -8394,6 +7929,7 @@
                   <m:ctrlPr>
                     <w:rPr>
                       <w:rFonts w:ascii="Cambria Math" w:hAnsi="Cambria Math"/>
+                      <w:iCs/>
                     </w:rPr>
                   </m:ctrlPr>
                 </m:sSubPr>
@@ -8427,7 +7963,7 @@
                 <w:rPr>
                   <w:rFonts w:ascii="Cambria Math" w:hAnsi="Cambria Math"/>
                 </w:rPr>
-                <m:t>=247×</m:t>
+                <m:t>=247×8=1 </m:t>
               </m:r>
               <m:r>
                 <m:rPr>
@@ -8435,8 +7971,9 @@
                 </m:rPr>
                 <w:rPr>
                   <w:rFonts w:ascii="Cambria Math" w:hAnsi="Cambria Math"/>
-                </w:rPr>
-                <m:t>8</m:t>
+                  <w:lang w:val="en-US"/>
+                </w:rPr>
+                <m:t>9</m:t>
               </m:r>
               <m:r>
                 <m:rPr>
@@ -8445,36 +7982,12 @@
                 <w:rPr>
                   <w:rFonts w:ascii="Cambria Math" w:hAnsi="Cambria Math"/>
                 </w:rPr>
-                <m:t>=1 </m:t>
-              </m:r>
-              <m:r>
-                <m:rPr>
-                  <m:sty m:val="p"/>
-                </m:rPr>
-                <w:rPr>
-                  <w:rFonts w:ascii="Cambria Math" w:hAnsi="Cambria Math"/>
-                  <w:lang w:val="en-US"/>
-                </w:rPr>
-                <m:t>9</m:t>
-              </m:r>
-              <m:r>
-                <w:rPr>
-                  <w:rFonts w:ascii="Cambria Math" w:hAnsi="Cambria Math"/>
-                </w:rPr>
-                <m:t>76</m:t>
-              </m:r>
-              <m:r>
-                <m:rPr>
-                  <m:sty m:val="p"/>
-                </m:rPr>
-                <w:rPr>
-                  <w:rFonts w:ascii="Cambria Math" w:hAnsi="Cambria Math"/>
-                </w:rPr>
-                <m:t xml:space="preserve"> ч.</m:t>
+                <m:t>76 ч.</m:t>
               </m:r>
               <m:ctrlPr>
                 <w:rPr>
                   <w:rFonts w:ascii="Cambria Math" w:hAnsi="Cambria Math"/>
+                  <w:iCs/>
                 </w:rPr>
               </m:ctrlPr>
             </m:e>
@@ -8591,34 +8104,7 @@
             <w:rPr>
               <w:rFonts w:cs="Times New Roman"/>
             </w:rPr>
-            <m:t>(</m:t>
-          </m:r>
-          <m:r>
-            <m:rPr>
-              <m:nor/>
-            </m:rPr>
-            <w:rPr>
-              <w:rFonts w:cs="Times New Roman"/>
-            </w:rPr>
-            <m:t>17,68</m:t>
-          </m:r>
-          <m:r>
-            <m:rPr>
-              <m:nor/>
-            </m:rPr>
-            <w:rPr>
-              <w:rFonts w:cs="Times New Roman"/>
-            </w:rPr>
-            <m:t xml:space="preserve"> * </m:t>
-          </m:r>
-          <m:r>
-            <m:rPr>
-              <m:nor/>
-            </m:rPr>
-            <w:rPr>
-              <w:rFonts w:cs="Times New Roman"/>
-            </w:rPr>
-            <m:t>1</m:t>
+            <m:t>10,28 * 1</m:t>
           </m:r>
           <m:r>
             <m:rPr>
@@ -8640,75 +8126,12 @@
           </m:r>
           <m:r>
             <m:rPr>
-              <m:nor/>
-            </m:rPr>
-            <w:rPr>
-              <w:rFonts w:cs="Times New Roman"/>
-            </w:rPr>
-            <m:t>) + (</m:t>
-          </m:r>
-          <m:r>
-            <m:rPr>
-              <m:nor/>
-            </m:rPr>
-            <w:rPr>
-              <w:rFonts w:cs="Times New Roman"/>
-            </w:rPr>
-            <m:t xml:space="preserve">17,68 * </m:t>
-          </m:r>
-          <m:r>
-            <m:rPr>
-              <m:nor/>
-            </m:rPr>
-            <w:rPr>
-              <w:rFonts w:cs="Times New Roman"/>
-            </w:rPr>
-            <m:t>659</m:t>
-          </m:r>
-          <m:r>
-            <m:rPr>
-              <m:nor/>
-            </m:rPr>
-            <w:rPr>
-              <w:rFonts w:cs="Times New Roman"/>
-            </w:rPr>
-            <m:t>)</m:t>
-          </m:r>
-          <m:r>
-            <m:rPr>
               <m:sty m:val="p"/>
             </m:rPr>
             <w:rPr>
               <w:rFonts w:ascii="Cambria Math" w:hAnsi="Cambria Math" w:cs="Times New Roman"/>
             </w:rPr>
-            <m:t>=</m:t>
-          </m:r>
-          <m:r>
-            <m:rPr>
-              <m:sty m:val="p"/>
-            </m:rPr>
-            <w:rPr>
-              <w:rFonts w:ascii="Cambria Math" w:hAnsi="Cambria Math" w:cs="Times New Roman"/>
-            </w:rPr>
-            <m:t>46 586,8</m:t>
-          </m:r>
-          <m:r>
-            <m:rPr>
-              <m:sty m:val="p"/>
-            </m:rPr>
-            <w:rPr>
-              <w:rFonts w:ascii="Cambria Math" w:hAnsi="Cambria Math" w:cs="Times New Roman"/>
-            </w:rPr>
-            <m:t xml:space="preserve"> руб.</m:t>
-          </m:r>
-          <m:r>
-            <m:rPr>
-              <m:sty m:val="p"/>
-            </m:rPr>
-            <w:rPr>
-              <w:rFonts w:ascii="Cambria Math" w:hAnsi="Cambria Math" w:cs="Times New Roman"/>
-            </w:rPr>
-            <m:t>/год.</m:t>
+            <m:t>=20 315,58 руб./год.</m:t>
           </m:r>
         </m:oMath>
       </m:oMathPara>
@@ -8772,88 +8195,7 @@
             <w:rPr>
               <w:rFonts w:ascii="Cambria Math" w:hAnsi="Cambria Math" w:cs="Times New Roman"/>
             </w:rPr>
-            <m:t>=</m:t>
-          </m:r>
-          <m:r>
-            <m:rPr>
-              <m:sty m:val="p"/>
-            </m:rPr>
-            <w:rPr>
-              <w:rFonts w:ascii="Cambria Math" w:hAnsi="Cambria Math" w:cs="Times New Roman"/>
-            </w:rPr>
-            <m:t>80 000</m:t>
-          </m:r>
-          <m:r>
-            <m:rPr>
-              <m:sty m:val="p"/>
-            </m:rPr>
-            <w:rPr>
-              <w:rFonts w:ascii="Cambria Math" w:hAnsi="Cambria Math" w:cs="Times New Roman"/>
-            </w:rPr>
-            <m:t>*0,02+</m:t>
-          </m:r>
-          <m:r>
-            <m:rPr>
-              <m:sty m:val="p"/>
-            </m:rPr>
-            <w:rPr>
-              <w:rFonts w:ascii="Cambria Math" w:hAnsi="Cambria Math" w:cs="Times New Roman"/>
-            </w:rPr>
-            <m:t>6</m:t>
-          </m:r>
-          <m:r>
-            <m:rPr>
-              <m:sty m:val="p"/>
-            </m:rPr>
-            <w:rPr>
-              <w:rFonts w:ascii="Cambria Math" w:hAnsi="Cambria Math" w:cs="Times New Roman"/>
-            </w:rPr>
-            <m:t>0</m:t>
-          </m:r>
-          <m:r>
-            <m:rPr>
-              <m:sty m:val="p"/>
-            </m:rPr>
-            <w:rPr>
-              <w:rFonts w:ascii="Cambria Math" w:hAnsi="Cambria Math" w:cs="Times New Roman"/>
-            </w:rPr>
-            <m:t> </m:t>
-          </m:r>
-          <m:r>
-            <m:rPr>
-              <m:sty m:val="p"/>
-            </m:rPr>
-            <w:rPr>
-              <w:rFonts w:ascii="Cambria Math" w:hAnsi="Cambria Math" w:cs="Times New Roman"/>
-            </w:rPr>
-            <m:t>000*0,02=</m:t>
-          </m:r>
-          <m:r>
-            <m:rPr>
-              <m:sty m:val="p"/>
-            </m:rPr>
-            <w:rPr>
-              <w:rFonts w:ascii="Cambria Math" w:hAnsi="Cambria Math" w:cs="Times New Roman"/>
-            </w:rPr>
-            <m:t>2</m:t>
-          </m:r>
-          <m:r>
-            <m:rPr>
-              <m:sty m:val="p"/>
-            </m:rPr>
-            <w:rPr>
-              <w:rFonts w:ascii="Cambria Math" w:hAnsi="Cambria Math" w:cs="Times New Roman"/>
-            </w:rPr>
-            <m:t> </m:t>
-          </m:r>
-          <m:r>
-            <m:rPr>
-              <m:sty m:val="p"/>
-            </m:rPr>
-            <w:rPr>
-              <w:rFonts w:ascii="Cambria Math" w:hAnsi="Cambria Math" w:cs="Times New Roman"/>
-            </w:rPr>
-            <m:t>800</m:t>
+            <m:t>=80 000*0,02=1 600</m:t>
           </m:r>
           <m:r>
             <m:rPr>
@@ -8960,97 +8302,7 @@
             <w:rPr>
               <w:rFonts w:ascii="Cambria Math" w:hAnsi="Cambria Math" w:cs="Times New Roman"/>
             </w:rPr>
-            <m:t>=</m:t>
-          </m:r>
-          <m:r>
-            <m:rPr>
-              <m:sty m:val="p"/>
-            </m:rPr>
-            <w:rPr>
-              <w:rFonts w:ascii="Cambria Math" w:hAnsi="Cambria Math" w:cs="Times New Roman"/>
-            </w:rPr>
-            <m:t>80 </m:t>
-          </m:r>
-          <m:r>
-            <m:rPr>
-              <m:sty m:val="p"/>
-            </m:rPr>
-            <w:rPr>
-              <w:rFonts w:ascii="Cambria Math" w:hAnsi="Cambria Math" w:cs="Times New Roman"/>
-            </w:rPr>
-            <m:t>000*0,04+</m:t>
-          </m:r>
-          <m:r>
-            <m:rPr>
-              <m:sty m:val="p"/>
-            </m:rPr>
-            <w:rPr>
-              <w:rFonts w:ascii="Cambria Math" w:hAnsi="Cambria Math" w:cs="Times New Roman"/>
-            </w:rPr>
-            <m:t>6</m:t>
-          </m:r>
-          <m:r>
-            <m:rPr>
-              <m:sty m:val="p"/>
-            </m:rPr>
-            <w:rPr>
-              <w:rFonts w:ascii="Cambria Math" w:hAnsi="Cambria Math" w:cs="Times New Roman"/>
-            </w:rPr>
-            <m:t>0</m:t>
-          </m:r>
-          <m:r>
-            <m:rPr>
-              <m:sty m:val="p"/>
-            </m:rPr>
-            <w:rPr>
-              <w:rFonts w:ascii="Cambria Math" w:hAnsi="Cambria Math" w:cs="Times New Roman"/>
-            </w:rPr>
-            <m:t> </m:t>
-          </m:r>
-          <m:r>
-            <m:rPr>
-              <m:sty m:val="p"/>
-            </m:rPr>
-            <w:rPr>
-              <w:rFonts w:ascii="Cambria Math" w:hAnsi="Cambria Math" w:cs="Times New Roman"/>
-            </w:rPr>
-            <m:t>000*0,04=</m:t>
-          </m:r>
-          <m:r>
-            <m:rPr>
-              <m:sty m:val="p"/>
-            </m:rPr>
-            <w:rPr>
-              <w:rFonts w:ascii="Cambria Math" w:hAnsi="Cambria Math" w:cs="Times New Roman"/>
-            </w:rPr>
-            <m:t>5</m:t>
-          </m:r>
-          <m:r>
-            <m:rPr>
-              <m:sty m:val="p"/>
-            </m:rPr>
-            <w:rPr>
-              <w:rFonts w:ascii="Cambria Math" w:hAnsi="Cambria Math" w:cs="Times New Roman"/>
-            </w:rPr>
-            <m:t> </m:t>
-          </m:r>
-          <m:r>
-            <m:rPr>
-              <m:sty m:val="p"/>
-            </m:rPr>
-            <w:rPr>
-              <w:rFonts w:ascii="Cambria Math" w:hAnsi="Cambria Math" w:cs="Times New Roman"/>
-            </w:rPr>
-            <m:t>6</m:t>
-          </m:r>
-          <m:r>
-            <m:rPr>
-              <m:sty m:val="p"/>
-            </m:rPr>
-            <w:rPr>
-              <w:rFonts w:ascii="Cambria Math" w:hAnsi="Cambria Math" w:cs="Times New Roman"/>
-            </w:rPr>
-            <m:t>00 руб.</m:t>
+            <m:t>=80 000*0,04=3 200 руб.</m:t>
           </m:r>
         </m:oMath>
       </m:oMathPara>
@@ -9071,7 +8323,19 @@
         <w:rPr>
           <w:rFonts w:cs="Times New Roman"/>
         </w:rPr>
-        <w:t>размере 10 % от стоимости помещения (или его аренды), где происходит разработка программного продукта.</w:t>
+        <w:t>размере 10 % от стоимости помещения (или его аренды</w:t>
+      </w:r>
+      <w:r>
+        <w:rPr>
+          <w:rFonts w:cs="Times New Roman"/>
+        </w:rPr>
+        <w:t>, например, 20 000 руб./месяц</w:t>
+      </w:r>
+      <w:r>
+        <w:rPr>
+          <w:rFonts w:cs="Times New Roman"/>
+        </w:rPr>
+        <w:t>), где происходит разработка программного продукта.</w:t>
       </w:r>
     </w:p>
     <w:p>
@@ -9198,13 +8462,37 @@
         <w:rPr>
           <w:rFonts w:cs="Times New Roman"/>
         </w:rPr>
-        <w:t>ебестоимость программного продукта</w:t>
+        <w:t>ебестоимость</w:t>
       </w:r>
       <w:r>
         <w:rPr>
           <w:rFonts w:cs="Times New Roman"/>
         </w:rPr>
-        <w:t xml:space="preserve"> за разработку в период в 4 месяца</w:t>
+        <w:t xml:space="preserve"> </w:t>
+      </w:r>
+      <w:r>
+        <w:rPr>
+          <w:rFonts w:cs="Times New Roman"/>
+        </w:rPr>
+        <w:t>разработк</w:t>
+      </w:r>
+      <w:r>
+        <w:rPr>
+          <w:rFonts w:cs="Times New Roman"/>
+        </w:rPr>
+        <w:t>и</w:t>
+      </w:r>
+      <w:r>
+        <w:rPr>
+          <w:rFonts w:cs="Times New Roman"/>
+        </w:rPr>
+        <w:t xml:space="preserve"> программного продукта</w:t>
+      </w:r>
+      <w:r>
+        <w:rPr>
+          <w:rFonts w:cs="Times New Roman"/>
+        </w:rPr>
+        <w:t xml:space="preserve"> за период 4 месяца</w:t>
       </w:r>
       <w:r>
         <w:rPr>
@@ -9279,7 +8567,7 @@
             <w:rPr>
               <w:rFonts w:ascii="Cambria Math" w:hAnsi="Cambria Math" w:cs="Times New Roman"/>
             </w:rPr>
-            <m:t>288 663,26</m:t>
+            <m:t>336213,71</m:t>
           </m:r>
           <m:r>
             <m:rPr>
@@ -9307,7 +8595,7 @@
                 <w:rPr>
                   <w:rFonts w:ascii="Cambria Math" w:hAnsi="Cambria Math" w:cs="Times New Roman"/>
                 </w:rPr>
-                <m:t>46 586,8*4</m:t>
+                <m:t>20315,58*4</m:t>
               </m:r>
             </m:num>
             <m:den>
@@ -9330,7 +8618,7 @@
               <w:rFonts w:ascii="Cambria Math" w:hAnsi="Cambria Math" w:cs="Times New Roman"/>
               <w:color w:val="000000"/>
             </w:rPr>
-            <m:t xml:space="preserve">+2 800+5 600+2 000*4= </m:t>
+            <m:t>+1600+3200+2000*4=</m:t>
           </m:r>
           <m:r>
             <m:rPr>
@@ -9340,7 +8628,7 @@
               <w:rFonts w:ascii="Cambria Math" w:eastAsiaTheme="minorEastAsia" w:hAnsi="Cambria Math" w:cs="Times New Roman"/>
               <w:color w:val="000000"/>
             </w:rPr>
-            <m:t>320</m:t>
+            <m:t>355 785,57</m:t>
           </m:r>
           <m:r>
             <m:rPr>
@@ -9350,41 +8638,21 @@
               <w:rFonts w:ascii="Cambria Math" w:eastAsiaTheme="minorEastAsia" w:hAnsi="Cambria Math" w:cs="Times New Roman"/>
               <w:color w:val="000000"/>
             </w:rPr>
-            <m:t> </m:t>
-          </m:r>
-          <m:r>
-            <m:rPr>
-              <m:sty m:val="p"/>
-            </m:rPr>
-            <w:rPr>
-              <w:rFonts w:ascii="Cambria Math" w:eastAsiaTheme="minorEastAsia" w:hAnsi="Cambria Math" w:cs="Times New Roman"/>
-              <w:color w:val="000000"/>
-            </w:rPr>
-            <m:t>592</m:t>
-          </m:r>
-          <m:r>
-            <m:rPr>
-              <m:sty m:val="p"/>
-            </m:rPr>
-            <w:rPr>
-              <w:rFonts w:ascii="Cambria Math" w:eastAsiaTheme="minorEastAsia" w:hAnsi="Cambria Math" w:cs="Times New Roman"/>
-              <w:color w:val="000000"/>
-            </w:rPr>
-            <m:t>.</m:t>
+            <m:t xml:space="preserve"> руб.</m:t>
           </m:r>
         </m:oMath>
       </m:oMathPara>
     </w:p>
     <w:p/>
     <w:p>
-      <w:bookmarkStart w:id="7" w:name="_Toc221777601"/>
+      <w:bookmarkStart w:id="8" w:name="_Toc221777601"/>
       <w:r>
         <w:t xml:space="preserve">2.6. </w:t>
       </w:r>
       <w:r>
         <w:t>Расчёт цены программного продукта</w:t>
       </w:r>
-      <w:bookmarkEnd w:id="7"/>
+      <w:bookmarkEnd w:id="8"/>
     </w:p>
     <w:p>
       <w:pPr>
@@ -9397,40 +8665,17 @@
       <w:r>
         <w:rPr>
           <w:rFonts w:eastAsiaTheme="minorEastAsia" w:cs="Times New Roman"/>
-        </w:rPr>
-        <w:t>Расч</w:t>
-      </w:r>
-      <w:r>
-        <w:rPr>
-          <w:rFonts w:eastAsiaTheme="minorEastAsia" w:cs="Times New Roman"/>
-        </w:rPr>
-        <w:t>ё</w:t>
-      </w:r>
-      <w:r>
-        <w:rPr>
-          <w:rFonts w:eastAsiaTheme="minorEastAsia" w:cs="Times New Roman"/>
-        </w:rPr>
-        <w:t>т цены программного продукта необходим для обеспечения окупаемости затрат на разработку и поддержание.</w:t>
-      </w:r>
-      <w:r>
-        <w:rPr>
-          <w:rFonts w:eastAsiaTheme="minorEastAsia" w:cs="Times New Roman"/>
-        </w:rPr>
-        <w:t xml:space="preserve"> </w:t>
-      </w:r>
-      <w:r>
+          <w:iCs/>
+        </w:rPr>
+        <w:t>Для определения минимальной цены, ниже которой разработчику будет невыгодно продавать программный продукт, используется следующая формула:</w:t>
+      </w:r>
+    </w:p>
+    <w:p>
+      <w:pPr>
+        <w:jc w:val="center"/>
         <w:rPr>
           <w:rFonts w:eastAsiaTheme="minorEastAsia" w:cs="Times New Roman"/>
           <w:iCs/>
-        </w:rPr>
-        <w:t>Для определения минимальной цены, ниже которой разработчику будет невыгодно продавать программный продукт, используется следующая формула:</w:t>
-      </w:r>
-    </w:p>
-    <w:p>
-      <w:pPr>
-        <w:jc w:val="center"/>
-        <w:rPr>
-          <w:rFonts w:eastAsiaTheme="minorEastAsia" w:cs="Times New Roman"/>
         </w:rPr>
       </w:pPr>
       <m:oMathPara>
@@ -9441,7 +8686,7 @@
               <m:ctrlPr>
                 <w:rPr>
                   <w:rFonts w:ascii="Cambria Math" w:hAnsi="Cambria Math" w:cs="Times New Roman"/>
-                  <w:i/>
+                  <w:iCs/>
                 </w:rPr>
               </m:ctrlPr>
             </m:eqArrPr>
@@ -9451,12 +8696,15 @@
                   <m:ctrlPr>
                     <w:rPr>
                       <w:rFonts w:ascii="Cambria Math" w:hAnsi="Cambria Math" w:cs="Times New Roman"/>
-                      <w:i/>
+                      <w:iCs/>
                     </w:rPr>
                   </m:ctrlPr>
                 </m:sSubPr>
                 <m:e>
                   <m:r>
+                    <m:rPr>
+                      <m:sty m:val="p"/>
+                    </m:rPr>
                     <w:rPr>
                       <w:rFonts w:ascii="Cambria Math" w:hAnsi="Cambria Math" w:cs="Times New Roman"/>
                     </w:rPr>
@@ -9470,14 +8718,10 @@
                     </m:rPr>
                     <w:rPr>
                       <w:rFonts w:cs="Times New Roman"/>
+                      <w:iCs/>
                     </w:rPr>
                     <m:t>п.п</m:t>
                   </m:r>
-                  <m:ctrlPr>
-                    <w:rPr>
-                      <w:rFonts w:ascii="Cambria Math" w:hAnsi="Cambria Math" w:cs="Times New Roman"/>
-                    </w:rPr>
-                  </m:ctrlPr>
                 </m:sub>
               </m:sSub>
               <m:r>
@@ -9486,6 +8730,7 @@
                 </m:rPr>
                 <w:rPr>
                   <w:rFonts w:ascii="Cambria Math" w:cs="Times New Roman"/>
+                  <w:iCs/>
                 </w:rPr>
                 <m:t xml:space="preserve"> </m:t>
               </m:r>
@@ -9495,6 +8740,7 @@
                 </m:rPr>
                 <w:rPr>
                   <w:rFonts w:cs="Times New Roman"/>
+                  <w:iCs/>
                 </w:rPr>
                 <m:t xml:space="preserve">= </m:t>
               </m:r>
@@ -9503,6 +8749,7 @@
                   <m:ctrlPr>
                     <w:rPr>
                       <w:rFonts w:ascii="Cambria Math" w:hAnsi="Cambria Math" w:cs="Times New Roman"/>
+                      <w:iCs/>
                     </w:rPr>
                   </m:ctrlPr>
                 </m:sSubPr>
@@ -9513,6 +8760,7 @@
                     </m:rPr>
                     <w:rPr>
                       <w:rFonts w:cs="Times New Roman"/>
+                      <w:iCs/>
                     </w:rPr>
                     <m:t>С</m:t>
                   </m:r>
@@ -9524,12 +8772,16 @@
                     </m:rPr>
                     <w:rPr>
                       <w:rFonts w:cs="Times New Roman"/>
+                      <w:iCs/>
                     </w:rPr>
                     <m:t>п.п</m:t>
                   </m:r>
                 </m:sub>
               </m:sSub>
               <m:r>
+                <m:rPr>
+                  <m:sty m:val="p"/>
+                </m:rPr>
                 <w:rPr>
                   <w:rFonts w:ascii="Cambria Math" w:hAnsi="Cambria Math" w:cs="Times New Roman"/>
                 </w:rPr>
@@ -9540,7 +8792,7 @@
                   <m:ctrlPr>
                     <w:rPr>
                       <w:rFonts w:ascii="Cambria Math" w:hAnsi="Cambria Math" w:cs="Times New Roman"/>
-                      <w:i/>
+                      <w:iCs/>
                     </w:rPr>
                   </m:ctrlPr>
                 </m:dPr>
@@ -9551,6 +8803,7 @@
                     </m:rPr>
                     <w:rPr>
                       <w:rFonts w:cs="Times New Roman"/>
+                      <w:iCs/>
                     </w:rPr>
                     <m:t>1</m:t>
                   </m:r>
@@ -9560,6 +8813,7 @@
                     </m:rPr>
                     <w:rPr>
                       <w:rFonts w:ascii="Cambria Math" w:cs="Times New Roman"/>
+                      <w:iCs/>
                     </w:rPr>
                     <m:t xml:space="preserve"> </m:t>
                   </m:r>
@@ -9569,6 +8823,7 @@
                     </m:rPr>
                     <w:rPr>
                       <w:rFonts w:cs="Times New Roman"/>
+                      <w:iCs/>
                     </w:rPr>
                     <m:t>+</m:t>
                   </m:r>
@@ -9578,6 +8833,7 @@
                     </m:rPr>
                     <w:rPr>
                       <w:rFonts w:ascii="Cambria Math" w:cs="Times New Roman"/>
+                      <w:iCs/>
                     </w:rPr>
                     <m:t xml:space="preserve"> </m:t>
                   </m:r>
@@ -9586,6 +8842,7 @@
                       <m:ctrlPr>
                         <w:rPr>
                           <w:rFonts w:ascii="Cambria Math" w:hAnsi="Cambria Math" w:cs="Times New Roman"/>
+                          <w:iCs/>
                         </w:rPr>
                       </m:ctrlPr>
                     </m:sSubPr>
@@ -9596,6 +8853,7 @@
                         </m:rPr>
                         <w:rPr>
                           <w:rFonts w:cs="Times New Roman"/>
+                          <w:iCs/>
                         </w:rPr>
                         <m:t>Н</m:t>
                       </m:r>
@@ -9607,6 +8865,7 @@
                         </m:rPr>
                         <w:rPr>
                           <w:rFonts w:cs="Times New Roman"/>
+                          <w:iCs/>
                         </w:rPr>
                         <m:t>пр</m:t>
                       </m:r>
@@ -9615,6 +8874,9 @@
                 </m:e>
               </m:d>
               <m:r>
+                <m:rPr>
+                  <m:sty m:val="p"/>
+                </m:rPr>
                 <w:rPr>
                   <w:rFonts w:ascii="Cambria Math" w:hAnsi="Cambria Math" w:cs="Times New Roman"/>
                 </w:rPr>
@@ -9625,6 +8887,7 @@
                   <m:ctrlPr>
                     <w:rPr>
                       <w:rFonts w:ascii="Cambria Math" w:hAnsi="Cambria Math" w:cs="Times New Roman"/>
+                      <w:iCs/>
                     </w:rPr>
                   </m:ctrlPr>
                 </m:dPr>
@@ -9636,16 +8899,7 @@
                     <w:rPr>
                       <w:rFonts w:ascii="Cambria Math" w:hAnsi="Cambria Math" w:cs="Times New Roman"/>
                     </w:rPr>
-                    <m:t>1</m:t>
-                  </m:r>
-                  <m:r>
-                    <m:rPr>
-                      <m:sty m:val="p"/>
-                    </m:rPr>
-                    <w:rPr>
-                      <w:rFonts w:ascii="Cambria Math" w:hAnsi="Cambria Math" w:cs="Times New Roman"/>
-                    </w:rPr>
-                    <m:t>0</m:t>
+                    <m:t>10</m:t>
                   </m:r>
                 </m:e>
               </m:d>
@@ -9667,6 +8921,7 @@
           <w:rFonts w:eastAsiaTheme="minorEastAsia" w:cs="Times New Roman"/>
           <w:iCs/>
         </w:rPr>
+        <w:lastRenderedPageBreak/>
         <w:t xml:space="preserve">где </w:t>
       </w:r>
       <m:oMath>
@@ -9920,7 +9175,7 @@
               <w:rFonts w:ascii="Cambria Math" w:eastAsiaTheme="minorEastAsia" w:hAnsi="Cambria Math" w:cs="Times New Roman"/>
               <w:color w:val="000000"/>
             </w:rPr>
-            <m:t>320 592</m:t>
+            <m:t>355 785,57</m:t>
           </m:r>
           <m:r>
             <w:rPr>
@@ -9945,25 +9200,7 @@
                 <w:rPr>
                   <w:rFonts w:cs="Times New Roman"/>
                 </w:rPr>
-                <m:t>1 +</m:t>
-              </m:r>
-              <m:r>
-                <m:rPr>
-                  <m:nor/>
-                </m:rPr>
-                <w:rPr>
-                  <w:rFonts w:cs="Times New Roman"/>
-                </w:rPr>
-                <m:t xml:space="preserve"> </m:t>
-              </m:r>
-              <m:r>
-                <m:rPr>
-                  <m:nor/>
-                </m:rPr>
-                <w:rPr>
-                  <w:rFonts w:cs="Times New Roman"/>
-                </w:rPr>
-                <m:t>0,2</m:t>
+                <m:t>1 + 0,2</m:t>
               </m:r>
             </m:e>
           </m:d>
@@ -9971,33 +9208,21 @@
             <w:rPr>
               <w:rFonts w:ascii="Cambria Math" w:hAnsi="Cambria Math" w:cs="Times New Roman"/>
             </w:rPr>
-            <m:t>=</m:t>
-          </m:r>
-          <m:r>
-            <w:rPr>
-              <w:rFonts w:ascii="Cambria Math" w:hAnsi="Cambria Math" w:cs="Times New Roman"/>
-            </w:rPr>
-            <m:t>384 710,4</m:t>
-          </m:r>
-          <m:r>
-            <w:rPr>
-              <w:rFonts w:ascii="Cambria Math" w:hAnsi="Cambria Math" w:cs="Times New Roman"/>
-            </w:rPr>
-            <m:t xml:space="preserve"> руб.</m:t>
+            <m:t>=426 942,69 руб.</m:t>
           </m:r>
         </m:oMath>
       </m:oMathPara>
     </w:p>
     <w:p/>
     <w:p>
-      <w:bookmarkStart w:id="8" w:name="_Toc221777602"/>
+      <w:bookmarkStart w:id="9" w:name="_Toc221777602"/>
       <w:r>
         <w:t xml:space="preserve">2.7. </w:t>
       </w:r>
       <w:r>
         <w:t>Расчёт экономической эффективности</w:t>
       </w:r>
-      <w:bookmarkEnd w:id="8"/>
+      <w:bookmarkEnd w:id="9"/>
     </w:p>
     <w:p>
       <w:pPr>
@@ -10012,6 +9237,7 @@
         <w:jc w:val="center"/>
         <w:rPr>
           <w:rFonts w:eastAsiaTheme="minorEastAsia" w:cs="Times New Roman"/>
+          <w:iCs/>
           <w:szCs w:val="36"/>
         </w:rPr>
       </w:pPr>
@@ -10023,7 +9249,7 @@
               <m:ctrlPr>
                 <w:rPr>
                   <w:rFonts w:ascii="Cambria Math" w:hAnsi="Cambria Math" w:cs="Times New Roman"/>
-                  <w:i/>
+                  <w:iCs/>
                   <w:szCs w:val="36"/>
                   <w:lang w:val="en-US"/>
                 </w:rPr>
@@ -10035,13 +9261,16 @@
                   <m:ctrlPr>
                     <w:rPr>
                       <w:rFonts w:ascii="Cambria Math" w:hAnsi="Cambria Math" w:cs="Times New Roman"/>
-                      <w:i/>
+                      <w:iCs/>
                       <w:szCs w:val="36"/>
                     </w:rPr>
                   </m:ctrlPr>
                 </m:sSubPr>
                 <m:e>
                   <m:r>
+                    <m:rPr>
+                      <m:sty m:val="p"/>
+                    </m:rPr>
                     <w:rPr>
                       <w:rFonts w:ascii="Cambria Math" w:hAnsi="Cambria Math" w:cs="Times New Roman"/>
                       <w:szCs w:val="36"/>
@@ -10056,16 +9285,11 @@
                     </m:rPr>
                     <w:rPr>
                       <w:rFonts w:cs="Times New Roman"/>
+                      <w:iCs/>
                       <w:szCs w:val="36"/>
                     </w:rPr>
                     <m:t>э.п</m:t>
                   </m:r>
-                  <m:ctrlPr>
-                    <w:rPr>
-                      <w:rFonts w:ascii="Cambria Math" w:hAnsi="Cambria Math" w:cs="Times New Roman"/>
-                      <w:szCs w:val="36"/>
-                    </w:rPr>
-                  </m:ctrlPr>
                 </m:sub>
               </m:sSub>
               <m:r>
@@ -10074,6 +9298,7 @@
                 </m:rPr>
                 <w:rPr>
                   <w:rFonts w:cs="Times New Roman"/>
+                  <w:iCs/>
                   <w:szCs w:val="36"/>
                 </w:rPr>
                 <m:t xml:space="preserve"> = </m:t>
@@ -10083,6 +9308,7 @@
                   <m:ctrlPr>
                     <w:rPr>
                       <w:rFonts w:ascii="Cambria Math" w:hAnsi="Cambria Math" w:cs="Times New Roman"/>
+                      <w:iCs/>
                       <w:szCs w:val="36"/>
                     </w:rPr>
                   </m:ctrlPr>
@@ -10094,6 +9320,7 @@
                     </m:rPr>
                     <w:rPr>
                       <w:rFonts w:ascii="Cambria Math" w:cs="Times New Roman"/>
+                      <w:iCs/>
                       <w:szCs w:val="36"/>
                     </w:rPr>
                     <m:t>В</m:t>
@@ -10104,6 +9331,7 @@
                     </m:rPr>
                     <w:rPr>
                       <w:rFonts w:cs="Times New Roman"/>
+                      <w:iCs/>
                       <w:szCs w:val="36"/>
                     </w:rPr>
                     <m:t>р</m:t>
@@ -10116,6 +9344,7 @@
                     </m:rPr>
                     <w:rPr>
                       <w:rFonts w:cs="Times New Roman"/>
+                      <w:iCs/>
                       <w:szCs w:val="36"/>
                     </w:rPr>
                     <m:t>п.п</m:t>
@@ -10128,6 +9357,7 @@
                 </m:rPr>
                 <w:rPr>
                   <w:rFonts w:ascii="Cambria Math" w:cs="Times New Roman"/>
+                  <w:iCs/>
                   <w:szCs w:val="36"/>
                 </w:rPr>
                 <m:t xml:space="preserve"> *</m:t>
@@ -10138,6 +9368,7 @@
                 </m:rPr>
                 <w:rPr>
                   <w:rFonts w:cs="Times New Roman"/>
+                  <w:iCs/>
                   <w:szCs w:val="36"/>
                 </w:rPr>
                 <m:t xml:space="preserve"> </m:t>
@@ -10180,6 +9411,7 @@
                 </m:rPr>
                 <w:rPr>
                   <w:rFonts w:cs="Times New Roman"/>
+                  <w:iCs/>
                   <w:szCs w:val="36"/>
                 </w:rPr>
                 <m:t xml:space="preserve"> +</m:t>
@@ -10190,6 +9422,7 @@
                 </m:rPr>
                 <w:rPr>
                   <w:rFonts w:ascii="Cambria Math" w:cs="Times New Roman"/>
+                  <w:iCs/>
                   <w:szCs w:val="36"/>
                 </w:rPr>
                 <m:t xml:space="preserve"> </m:t>
@@ -10199,7 +9432,7 @@
                   <m:ctrlPr>
                     <w:rPr>
                       <w:rFonts w:ascii="Cambria Math" w:hAnsi="Cambria Math" w:cs="Times New Roman"/>
-                      <w:i/>
+                      <w:iCs/>
                       <w:szCs w:val="36"/>
                     </w:rPr>
                   </m:ctrlPr>
@@ -10210,6 +9443,7 @@
                       <m:ctrlPr>
                         <w:rPr>
                           <w:rFonts w:ascii="Cambria Math" w:hAnsi="Cambria Math" w:cs="Times New Roman"/>
+                          <w:iCs/>
                           <w:szCs w:val="36"/>
                         </w:rPr>
                       </m:ctrlPr>
@@ -10221,6 +9455,7 @@
                         </m:rPr>
                         <w:rPr>
                           <w:rFonts w:cs="Times New Roman"/>
+                          <w:iCs/>
                           <w:szCs w:val="36"/>
                         </w:rPr>
                         <m:t>Ц</m:t>
@@ -10233,6 +9468,7 @@
                         </m:rPr>
                         <w:rPr>
                           <w:rFonts w:cs="Times New Roman"/>
+                          <w:iCs/>
                           <w:szCs w:val="36"/>
                         </w:rPr>
                         <m:t>п.п</m:t>
@@ -10246,6 +9482,7 @@
                       <m:ctrlPr>
                         <w:rPr>
                           <w:rFonts w:ascii="Cambria Math" w:hAnsi="Cambria Math" w:cs="Times New Roman"/>
+                          <w:iCs/>
                           <w:szCs w:val="36"/>
                         </w:rPr>
                       </m:ctrlPr>
@@ -10257,6 +9494,7 @@
                         </m:rPr>
                         <w:rPr>
                           <w:rFonts w:cs="Times New Roman"/>
+                          <w:iCs/>
                           <w:szCs w:val="36"/>
                         </w:rPr>
                         <m:t>С</m:t>
@@ -10269,6 +9507,7 @@
                         </m:rPr>
                         <w:rPr>
                           <w:rFonts w:cs="Times New Roman"/>
+                          <w:iCs/>
                           <w:szCs w:val="36"/>
                         </w:rPr>
                         <m:t>сл</m:t>
@@ -10279,6 +9518,7 @@
                         </m:rPr>
                         <w:rPr>
                           <w:rFonts w:ascii="Cambria Math" w:cs="Times New Roman"/>
+                          <w:iCs/>
                           <w:szCs w:val="36"/>
                         </w:rPr>
                         <m:t xml:space="preserve"> </m:t>
@@ -10288,6 +9528,9 @@
                 </m:den>
               </m:f>
               <m:r>
+                <m:rPr>
+                  <m:sty m:val="p"/>
+                </m:rPr>
                 <w:rPr>
                   <w:rFonts w:ascii="Cambria Math" w:hAnsi="Cambria Math" w:cs="Times New Roman"/>
                   <w:szCs w:val="36"/>
@@ -10299,7 +9542,7 @@
                   <m:ctrlPr>
                     <w:rPr>
                       <w:rFonts w:ascii="Cambria Math" w:hAnsi="Cambria Math" w:cs="Times New Roman"/>
-                      <w:i/>
+                      <w:iCs/>
                       <w:szCs w:val="36"/>
                       <w:lang w:val="en-US"/>
                     </w:rPr>
@@ -10307,25 +9550,21 @@
                 </m:dPr>
                 <m:e>
                   <m:r>
+                    <m:rPr>
+                      <m:sty m:val="p"/>
+                    </m:rPr>
                     <w:rPr>
                       <w:rFonts w:ascii="Cambria Math" w:hAnsi="Cambria Math" w:cs="Times New Roman"/>
                       <w:szCs w:val="36"/>
                     </w:rPr>
-                    <m:t>1</m:t>
-                  </m:r>
-                  <m:r>
-                    <w:rPr>
-                      <w:rFonts w:ascii="Cambria Math" w:hAnsi="Cambria Math" w:cs="Times New Roman"/>
-                      <w:szCs w:val="36"/>
-                    </w:rPr>
-                    <m:t>1</m:t>
+                    <m:t>11</m:t>
                   </m:r>
                 </m:e>
               </m:d>
               <m:ctrlPr>
                 <w:rPr>
                   <w:rFonts w:ascii="Cambria Math" w:hAnsi="Cambria Math" w:cs="Times New Roman"/>
-                  <w:i/>
+                  <w:iCs/>
                   <w:szCs w:val="36"/>
                 </w:rPr>
               </m:ctrlPr>
@@ -10741,17 +9980,7 @@
               <w:rFonts w:eastAsiaTheme="minorEastAsia" w:cs="Times New Roman"/>
               <w:szCs w:val="36"/>
             </w:rPr>
-            <m:t xml:space="preserve"> дней) * 12 (часов работы программы) = 2964 ч</m:t>
-          </m:r>
-          <m:r>
-            <m:rPr>
-              <m:nor/>
-            </m:rPr>
-            <w:rPr>
-              <w:rFonts w:eastAsiaTheme="minorEastAsia" w:cs="Times New Roman"/>
-              <w:szCs w:val="36"/>
-            </w:rPr>
-            <m:t>.</m:t>
+            <m:t xml:space="preserve"> дней) * 12 (часов работы программы) = 2964 ч.</m:t>
           </m:r>
           <m:r>
             <m:rPr>
@@ -10810,7 +10039,19 @@
         <w:rPr>
           <w:rFonts w:eastAsiaTheme="minorEastAsia" w:cs="Times New Roman"/>
         </w:rPr>
-        <w:t>т расходов потребителя по формуле (1</w:t>
+        <w:t>т расходов потребителя</w:t>
+      </w:r>
+      <w:r>
+        <w:rPr>
+          <w:rFonts w:eastAsiaTheme="minorEastAsia" w:cs="Times New Roman"/>
+        </w:rPr>
+        <w:t xml:space="preserve"> в год</w:t>
+      </w:r>
+      <w:r>
+        <w:rPr>
+          <w:rFonts w:eastAsiaTheme="minorEastAsia" w:cs="Times New Roman"/>
+        </w:rPr>
+        <w:t xml:space="preserve"> по формуле (1</w:t>
       </w:r>
       <w:r>
         <w:rPr>
@@ -10834,184 +10075,163 @@
           <w:rFonts w:eastAsiaTheme="minorEastAsia" w:cs="Times New Roman"/>
         </w:rPr>
       </w:pPr>
-      <m:oMath>
-        <m:sSub>
-          <m:sSubPr>
-            <m:ctrlPr>
-              <w:rPr>
-                <w:rFonts w:ascii="Cambria Math" w:hAnsi="Cambria Math" w:cs="Times New Roman"/>
-                <w:i/>
-                <w:szCs w:val="36"/>
-              </w:rPr>
-            </m:ctrlPr>
-          </m:sSubPr>
-          <m:e>
-            <m:r>
-              <w:rPr>
-                <w:rFonts w:ascii="Cambria Math" w:hAnsi="Cambria Math" w:cs="Times New Roman"/>
-                <w:szCs w:val="36"/>
-              </w:rPr>
-              <m:t>Р</m:t>
-            </m:r>
-          </m:e>
-          <m:sub>
-            <m:r>
-              <m:rPr>
-                <m:nor/>
-              </m:rPr>
-              <w:rPr>
-                <w:rFonts w:cs="Times New Roman"/>
-                <w:szCs w:val="36"/>
-              </w:rPr>
-              <m:t>э.п</m:t>
-            </m:r>
-            <m:ctrlPr>
-              <w:rPr>
-                <w:rFonts w:ascii="Cambria Math" w:hAnsi="Cambria Math" w:cs="Times New Roman"/>
-                <w:szCs w:val="36"/>
-              </w:rPr>
-            </m:ctrlPr>
-          </m:sub>
-        </m:sSub>
-        <m:r>
-          <m:rPr>
-            <m:nor/>
-          </m:rPr>
-          <w:rPr>
-            <w:rFonts w:cs="Times New Roman"/>
-            <w:szCs w:val="36"/>
-          </w:rPr>
-          <m:t xml:space="preserve"> = </m:t>
-        </m:r>
-        <m:r>
-          <m:rPr>
-            <m:nor/>
-          </m:rPr>
-          <w:rPr>
-            <w:rFonts w:cs="Times New Roman"/>
-            <w:szCs w:val="36"/>
-          </w:rPr>
-          <m:t>2964</m:t>
-        </m:r>
-        <m:r>
-          <w:rPr>
-            <w:rFonts w:ascii="Cambria Math" w:hAnsi="Cambria Math" w:cs="Times New Roman"/>
-            <w:szCs w:val="36"/>
-          </w:rPr>
-          <m:t>*</m:t>
-        </m:r>
-        <m:r>
-          <m:rPr>
-            <m:nor/>
-          </m:rPr>
-          <w:rPr>
-            <w:rFonts w:cs="Times New Roman"/>
-            <w:szCs w:val="36"/>
-          </w:rPr>
-          <m:t>1</m:t>
-        </m:r>
-        <m:r>
-          <m:rPr>
-            <m:nor/>
-          </m:rPr>
-          <w:rPr>
-            <w:rFonts w:ascii="Cambria Math" w:cs="Times New Roman"/>
-            <w:szCs w:val="36"/>
-          </w:rPr>
-          <m:t>7</m:t>
-        </m:r>
-        <m:r>
-          <m:rPr>
-            <m:nor/>
-          </m:rPr>
-          <w:rPr>
-            <w:rFonts w:cs="Times New Roman"/>
-            <w:szCs w:val="36"/>
-          </w:rPr>
-          <m:t>,</m:t>
-        </m:r>
-        <m:r>
-          <m:rPr>
-            <m:nor/>
-          </m:rPr>
-          <w:rPr>
-            <w:rFonts w:ascii="Cambria Math" w:cs="Times New Roman"/>
-            <w:szCs w:val="36"/>
-          </w:rPr>
-          <m:t>68</m:t>
-        </m:r>
-        <m:r>
-          <m:rPr>
-            <m:nor/>
-          </m:rPr>
-          <w:rPr>
-            <w:rFonts w:cs="Times New Roman"/>
-            <w:szCs w:val="36"/>
-          </w:rPr>
-          <m:t xml:space="preserve"> + </m:t>
-        </m:r>
-        <m:r>
-          <m:rPr>
-            <m:nor/>
-          </m:rPr>
-          <w:rPr>
-            <w:rFonts w:ascii="Cambria Math" w:cs="Times New Roman"/>
-            <w:szCs w:val="36"/>
-          </w:rPr>
-          <m:t>384</m:t>
-        </m:r>
-        <m:r>
-          <m:rPr>
-            <m:nor/>
-          </m:rPr>
-          <w:rPr>
-            <w:rFonts w:ascii="Cambria Math" w:cs="Times New Roman"/>
-            <w:szCs w:val="36"/>
-          </w:rPr>
-          <m:t> </m:t>
-        </m:r>
-        <m:r>
-          <m:rPr>
-            <m:nor/>
-          </m:rPr>
-          <w:rPr>
-            <w:rFonts w:ascii="Cambria Math" w:cs="Times New Roman"/>
-            <w:szCs w:val="36"/>
-          </w:rPr>
-          <m:t>710,4</m:t>
-        </m:r>
-        <m:r>
-          <m:rPr>
-            <m:nor/>
-          </m:rPr>
-          <w:rPr>
-            <w:rFonts w:cs="Times New Roman"/>
-            <w:szCs w:val="36"/>
-          </w:rPr>
-          <m:t xml:space="preserve"> / 2</m:t>
-        </m:r>
-      </m:oMath>
-      <w:r>
-        <w:rPr>
-          <w:rFonts w:eastAsiaTheme="minorEastAsia" w:cs="Times New Roman"/>
-          <w:szCs w:val="36"/>
-        </w:rPr>
-        <w:t xml:space="preserve"> = </w:t>
-      </w:r>
-      <w:r>
-        <w:rPr>
-          <w:rFonts w:eastAsiaTheme="minorEastAsia" w:cs="Times New Roman"/>
-          <w:szCs w:val="36"/>
-        </w:rPr>
-        <w:t>212 729,16</w:t>
-      </w:r>
-      <w:r>
-        <w:rPr>
-          <w:rFonts w:eastAsiaTheme="minorEastAsia" w:cs="Times New Roman"/>
-          <w:szCs w:val="36"/>
-        </w:rPr>
-        <w:t xml:space="preserve"> руб.</w:t>
-      </w:r>
+      <m:oMathPara>
+        <m:oMath>
+          <m:sSub>
+            <m:sSubPr>
+              <m:ctrlPr>
+                <w:rPr>
+                  <w:rFonts w:ascii="Cambria Math" w:hAnsi="Cambria Math" w:cs="Times New Roman"/>
+                  <w:i/>
+                  <w:szCs w:val="36"/>
+                </w:rPr>
+              </m:ctrlPr>
+            </m:sSubPr>
+            <m:e>
+              <m:r>
+                <w:rPr>
+                  <w:rFonts w:ascii="Cambria Math" w:hAnsi="Cambria Math" w:cs="Times New Roman"/>
+                  <w:szCs w:val="36"/>
+                </w:rPr>
+                <m:t>Р</m:t>
+              </m:r>
+            </m:e>
+            <m:sub>
+              <m:r>
+                <m:rPr>
+                  <m:nor/>
+                </m:rPr>
+                <w:rPr>
+                  <w:rFonts w:cs="Times New Roman"/>
+                  <w:szCs w:val="36"/>
+                </w:rPr>
+                <m:t>э.п</m:t>
+              </m:r>
+              <m:ctrlPr>
+                <w:rPr>
+                  <w:rFonts w:ascii="Cambria Math" w:hAnsi="Cambria Math" w:cs="Times New Roman"/>
+                  <w:szCs w:val="36"/>
+                </w:rPr>
+              </m:ctrlPr>
+            </m:sub>
+          </m:sSub>
+          <m:r>
+            <m:rPr>
+              <m:nor/>
+            </m:rPr>
+            <w:rPr>
+              <w:rFonts w:cs="Times New Roman"/>
+              <w:szCs w:val="36"/>
+            </w:rPr>
+            <m:t xml:space="preserve"> = 2964</m:t>
+          </m:r>
+          <m:r>
+            <w:rPr>
+              <w:rFonts w:ascii="Cambria Math" w:hAnsi="Cambria Math" w:cs="Times New Roman"/>
+              <w:szCs w:val="36"/>
+            </w:rPr>
+            <m:t>*</m:t>
+          </m:r>
+          <m:r>
+            <m:rPr>
+              <m:nor/>
+            </m:rPr>
+            <w:rPr>
+              <w:rFonts w:cs="Times New Roman"/>
+              <w:szCs w:val="36"/>
+            </w:rPr>
+            <m:t>1</m:t>
+          </m:r>
+          <m:r>
+            <m:rPr>
+              <m:nor/>
+            </m:rPr>
+            <w:rPr>
+              <w:rFonts w:ascii="Cambria Math" w:cs="Times New Roman"/>
+              <w:szCs w:val="36"/>
+            </w:rPr>
+            <m:t>0</m:t>
+          </m:r>
+          <m:r>
+            <m:rPr>
+              <m:nor/>
+            </m:rPr>
+            <w:rPr>
+              <w:rFonts w:cs="Times New Roman"/>
+              <w:szCs w:val="36"/>
+            </w:rPr>
+            <m:t>,</m:t>
+          </m:r>
+          <m:r>
+            <m:rPr>
+              <m:nor/>
+            </m:rPr>
+            <w:rPr>
+              <w:rFonts w:ascii="Cambria Math" w:cs="Times New Roman"/>
+              <w:szCs w:val="36"/>
+            </w:rPr>
+            <m:t>28</m:t>
+          </m:r>
+          <m:r>
+            <m:rPr>
+              <m:nor/>
+            </m:rPr>
+            <w:rPr>
+              <w:rFonts w:cs="Times New Roman"/>
+              <w:szCs w:val="36"/>
+            </w:rPr>
+            <m:t xml:space="preserve"> + </m:t>
+          </m:r>
+          <m:r>
+            <w:rPr>
+              <w:rFonts w:ascii="Cambria Math" w:hAnsi="Cambria Math" w:cs="Times New Roman"/>
+            </w:rPr>
+            <m:t>426</m:t>
+          </m:r>
+          <m:r>
+            <w:rPr>
+              <w:rFonts w:ascii="Cambria Math" w:hAnsi="Cambria Math" w:cs="Times New Roman"/>
+            </w:rPr>
+            <m:t> </m:t>
+          </m:r>
+          <m:r>
+            <w:rPr>
+              <w:rFonts w:ascii="Cambria Math" w:hAnsi="Cambria Math" w:cs="Times New Roman"/>
+            </w:rPr>
+            <m:t>942</m:t>
+          </m:r>
+          <m:r>
+            <w:rPr>
+              <w:rFonts w:ascii="Cambria Math" w:hAnsi="Cambria Math" w:cs="Times New Roman"/>
+            </w:rPr>
+            <m:t>,</m:t>
+          </m:r>
+          <m:r>
+            <w:rPr>
+              <w:rFonts w:ascii="Cambria Math" w:hAnsi="Cambria Math" w:cs="Times New Roman"/>
+            </w:rPr>
+            <m:t>69</m:t>
+          </m:r>
+          <m:r>
+            <w:rPr>
+              <w:rFonts w:ascii="Cambria Math" w:hAnsi="Cambria Math" w:cs="Times New Roman"/>
+            </w:rPr>
+            <m:t xml:space="preserve"> / 2 </m:t>
+          </m:r>
+          <m:r>
+            <w:rPr>
+              <w:rFonts w:ascii="Cambria Math" w:hAnsi="Cambria Math" w:cs="Times New Roman"/>
+            </w:rPr>
+            <m:t>= 243 941,26 руб.</m:t>
+          </m:r>
+          <m:r>
+            <w:rPr>
+              <w:rFonts w:ascii="Cambria Math" w:hAnsi="Cambria Math" w:cs="Times New Roman"/>
+            </w:rPr>
+            <m:t>/год.</m:t>
+          </m:r>
+        </m:oMath>
+      </m:oMathPara>
     </w:p>
     <w:p>
       <w:pPr>
@@ -11309,13 +10529,7 @@
                     <w:rPr>
                       <w:rFonts w:ascii="Cambria Math" w:hAnsi="Cambria Math" w:cs="Times New Roman"/>
                     </w:rPr>
-                    <m:t>1</m:t>
-                  </m:r>
-                  <m:r>
-                    <w:rPr>
-                      <w:rFonts w:ascii="Cambria Math" w:hAnsi="Cambria Math" w:cs="Times New Roman"/>
-                    </w:rPr>
-                    <m:t>2</m:t>
+                    <m:t>12</m:t>
                   </m:r>
                 </m:e>
               </m:d>
@@ -11533,6 +10747,7 @@
         <w:pStyle w:val="af5"/>
       </w:pPr>
       <w:r>
+        <w:lastRenderedPageBreak/>
         <w:t>Капитальные затраты на вычислительную технику рассчитываются по формуле:</w:t>
       </w:r>
     </w:p>
@@ -11690,13 +10905,7 @@
                     <w:rPr>
                       <w:rFonts w:ascii="Cambria Math" w:hAnsi="Cambria Math" w:cs="Times New Roman"/>
                     </w:rPr>
-                    <m:t>1</m:t>
-                  </m:r>
-                  <m:r>
-                    <w:rPr>
-                      <w:rFonts w:ascii="Cambria Math" w:hAnsi="Cambria Math" w:cs="Times New Roman"/>
-                    </w:rPr>
-                    <m:t>3</m:t>
+                    <m:t>13</m:t>
                   </m:r>
                 </m:e>
               </m:d>
@@ -11937,16 +11146,7 @@
             <w:rPr>
               <w:rFonts w:cs="Times New Roman"/>
             </w:rPr>
-            <m:t xml:space="preserve"> + </m:t>
-          </m:r>
-          <m:r>
-            <m:rPr>
-              <m:nor/>
-            </m:rPr>
-            <w:rPr>
-              <w:rFonts w:cs="Times New Roman"/>
-            </w:rPr>
-            <m:t>2</m:t>
+            <m:t xml:space="preserve"> + 2</m:t>
           </m:r>
           <m:r>
             <m:rPr>
@@ -12102,31 +11302,7 @@
                 <w:rPr>
                   <w:rFonts w:ascii="Cambria Math" w:hAnsi="Cambria Math" w:cs="Times New Roman"/>
                 </w:rPr>
-                <m:t xml:space="preserve"> </m:t>
-              </m:r>
-              <m:r>
-                <w:rPr>
-                  <w:rFonts w:ascii="Cambria Math" w:hAnsi="Cambria Math" w:cs="Times New Roman"/>
-                </w:rPr>
-                <m:t>2</m:t>
-              </m:r>
-              <m:r>
-                <w:rPr>
-                  <w:rFonts w:ascii="Cambria Math" w:hAnsi="Cambria Math" w:cs="Times New Roman"/>
-                </w:rPr>
-                <m:t> </m:t>
-              </m:r>
-              <m:r>
-                <w:rPr>
-                  <w:rFonts w:ascii="Cambria Math" w:hAnsi="Cambria Math" w:cs="Times New Roman"/>
-                </w:rPr>
-                <m:t>964</m:t>
-              </m:r>
-              <m:r>
-                <w:rPr>
-                  <w:rFonts w:ascii="Cambria Math" w:hAnsi="Cambria Math" w:cs="Times New Roman"/>
-                </w:rPr>
-                <m:t>*</m:t>
+                <m:t xml:space="preserve"> 2 964*</m:t>
               </m:r>
               <m:r>
                 <m:rPr>
@@ -12196,14 +11372,10 @@
             <m:t xml:space="preserve"> + </m:t>
           </m:r>
           <m:r>
-            <m:rPr>
-              <m:nor/>
-            </m:rPr>
             <w:rPr>
-              <w:rFonts w:ascii="Cambria Math" w:cs="Times New Roman"/>
-              <w:iCs/>
+              <w:rFonts w:ascii="Cambria Math" w:hAnsi="Cambria Math" w:cs="Times New Roman"/>
             </w:rPr>
-            <m:t>384 710,4</m:t>
+            <m:t>426 942,69</m:t>
           </m:r>
           <m:r>
             <m:rPr>
@@ -12223,7 +11395,7 @@
               <w:rFonts w:ascii="Cambria Math" w:cs="Times New Roman"/>
               <w:iCs/>
             </w:rPr>
-            <m:t xml:space="preserve"> 296</m:t>
+            <m:t xml:space="preserve"> 545</m:t>
           </m:r>
           <m:r>
             <m:rPr>
@@ -12243,7 +11415,7 @@
               <w:rFonts w:ascii="Cambria Math" w:cs="Times New Roman"/>
               <w:iCs/>
             </w:rPr>
-            <m:t>862,8</m:t>
+            <m:t>502,69</m:t>
           </m:r>
           <m:r>
             <m:rPr>
@@ -12433,13 +11605,7 @@
                     <w:rPr>
                       <w:rFonts w:ascii="Cambria Math" w:eastAsiaTheme="minorEastAsia" w:hAnsi="Cambria Math" w:cs="Times New Roman"/>
                     </w:rPr>
-                    <m:t>1</m:t>
-                  </m:r>
-                  <m:r>
-                    <w:rPr>
-                      <w:rFonts w:ascii="Cambria Math" w:eastAsiaTheme="minorEastAsia" w:hAnsi="Cambria Math" w:cs="Times New Roman"/>
-                    </w:rPr>
-                    <m:t>4</m:t>
+                    <m:t>14</m:t>
                   </m:r>
                 </m:e>
               </m:d>
@@ -12622,7 +11788,7 @@
             <w:rPr>
               <w:rFonts w:ascii="Cambria Math" w:cs="Times New Roman"/>
             </w:rPr>
-            <m:t>10</m:t>
+            <m:t>12</m:t>
           </m:r>
           <m:r>
             <m:rPr>
@@ -12649,16 +11815,7 @@
             <w:rPr>
               <w:rFonts w:cs="Times New Roman"/>
             </w:rPr>
-            <m:t xml:space="preserve">12 = </m:t>
-          </m:r>
-          <m:r>
-            <m:rPr>
-              <m:nor/>
-            </m:rPr>
-            <w:rPr>
-              <w:rFonts w:cs="Times New Roman"/>
-            </w:rPr>
-            <m:t>1</m:t>
+            <m:t>12 = 1</m:t>
           </m:r>
           <m:r>
             <m:rPr>
@@ -12676,16 +11833,7 @@
             <w:rPr>
               <w:rFonts w:cs="Times New Roman"/>
             </w:rPr>
-            <m:t>452</m:t>
-          </m:r>
-          <m:r>
-            <m:rPr>
-              <m:nor/>
-            </m:rPr>
-            <w:rPr>
-              <w:rFonts w:cs="Times New Roman"/>
-            </w:rPr>
-            <m:t> 000 руб.</m:t>
+            <m:t>742 400 руб.</m:t>
           </m:r>
         </m:oMath>
       </m:oMathPara>
@@ -12854,14 +12002,7 @@
                       <w:rFonts w:ascii="Cambria Math" w:eastAsiaTheme="minorEastAsia" w:hAnsi="Cambria Math" w:cs="Times New Roman"/>
                       <w:lang w:val="en-US"/>
                     </w:rPr>
-                    <m:t>1</m:t>
-                  </m:r>
-                  <m:r>
-                    <w:rPr>
-                      <w:rFonts w:ascii="Cambria Math" w:eastAsiaTheme="minorEastAsia" w:hAnsi="Cambria Math" w:cs="Times New Roman"/>
-                      <w:lang w:val="en-US"/>
-                    </w:rPr>
-                    <m:t>5</m:t>
+                    <m:t>15</m:t>
                   </m:r>
                 </m:e>
               </m:d>
@@ -12924,9 +12065,9 @@
               <m:nor/>
             </m:rPr>
             <w:rPr>
-              <w:rFonts w:cs="Times New Roman"/>
+              <w:rFonts w:ascii="Cambria Math" w:cs="Times New Roman"/>
             </w:rPr>
-            <m:t>1</m:t>
+            <m:t xml:space="preserve"> 1</m:t>
           </m:r>
           <m:r>
             <m:rPr>
@@ -12942,9 +12083,9 @@
               <m:nor/>
             </m:rPr>
             <w:rPr>
-              <w:rFonts w:cs="Times New Roman"/>
+              <w:rFonts w:ascii="Cambria Math" w:cs="Times New Roman"/>
             </w:rPr>
-            <m:t>452</m:t>
+            <m:t>742</m:t>
           </m:r>
           <m:r>
             <m:rPr>
@@ -12960,9 +12101,9 @@
               <m:nor/>
             </m:rPr>
             <w:rPr>
-              <w:rFonts w:cs="Times New Roman"/>
+              <w:rFonts w:ascii="Cambria Math" w:cs="Times New Roman"/>
             </w:rPr>
-            <m:t xml:space="preserve">000 </m:t>
+            <m:t xml:space="preserve">400 </m:t>
           </m:r>
           <m:r>
             <m:rPr>
@@ -12981,7 +12122,7 @@
               <w:rFonts w:ascii="Cambria Math" w:eastAsiaTheme="minorEastAsia" w:hAnsi="Cambria Math" w:cs="Times New Roman"/>
               <w:szCs w:val="36"/>
             </w:rPr>
-            <m:t>212 729,16</m:t>
+            <m:t>243 941,26</m:t>
           </m:r>
           <m:r>
             <m:rPr>
@@ -12990,40 +12131,14 @@
             <w:rPr>
               <w:rFonts w:ascii="Cambria Math" w:hAnsi="Cambria Math"/>
             </w:rPr>
-            <m:t xml:space="preserve"> = </m:t>
-          </m:r>
-          <m:r>
-            <m:rPr>
-              <m:sty m:val="p"/>
-            </m:rPr>
-            <w:rPr>
-              <w:rFonts w:ascii="Cambria Math" w:hAnsi="Cambria Math"/>
-            </w:rPr>
-            <m:t>1 239 270</m:t>
-          </m:r>
-          <m:r>
-            <m:rPr>
-              <m:sty m:val="p"/>
-            </m:rPr>
-            <w:rPr>
-              <w:rFonts w:ascii="Cambria Math" w:hAnsi="Cambria Math"/>
-            </w:rPr>
-            <m:t xml:space="preserve"> руб</m:t>
-          </m:r>
-          <m:r>
-            <m:rPr>
-              <m:sty m:val="p"/>
-            </m:rPr>
-            <w:rPr>
-              <w:rFonts w:ascii="Cambria Math" w:hAnsi="Cambria Math"/>
-            </w:rPr>
-            <m:t>./год.</m:t>
+            <m:t>= 1 498 458,74 руб./год.</m:t>
           </m:r>
         </m:oMath>
       </m:oMathPara>
     </w:p>
     <w:p>
       <w:r>
+        <w:lastRenderedPageBreak/>
         <w:t>Срок окупаемости – это величина, обратная коэффициенту эффективности. Представляет собой период времени, в течение которого затраты на программное средство окупятся полученным эффектом.</w:t>
       </w:r>
     </w:p>
@@ -13176,16 +12291,7 @@
                     <w:rPr>
                       <w:rFonts w:ascii="Cambria Math" w:hAnsi="Cambria Math" w:cs="Times New Roman"/>
                     </w:rPr>
-                    <m:t>1</m:t>
-                  </m:r>
-                  <m:r>
-                    <m:rPr>
-                      <m:sty m:val="p"/>
-                    </m:rPr>
-                    <w:rPr>
-                      <w:rFonts w:ascii="Cambria Math" w:hAnsi="Cambria Math" w:cs="Times New Roman"/>
-                    </w:rPr>
-                    <m:t>6</m:t>
+                    <m:t>16</m:t>
                   </m:r>
                 </m:e>
               </m:d>
@@ -13285,12 +12391,33 @@
             <m:num>
               <m:r>
                 <m:rPr>
-                  <m:sty m:val="p"/>
+                  <m:nor/>
                 </m:rPr>
                 <w:rPr>
-                  <w:rFonts w:ascii="Cambria Math" w:eastAsiaTheme="minorEastAsia" w:hAnsi="Cambria Math"/>
-                </w:rPr>
-                <m:t>296 862,8</m:t>
+                  <w:rFonts w:ascii="Cambria Math" w:cs="Times New Roman"/>
+                  <w:iCs/>
+                </w:rPr>
+                <m:t>545</m:t>
+              </m:r>
+              <m:r>
+                <m:rPr>
+                  <m:nor/>
+                </m:rPr>
+                <w:rPr>
+                  <w:rFonts w:ascii="Cambria Math" w:cs="Times New Roman"/>
+                  <w:iCs/>
+                </w:rPr>
+                <m:t> </m:t>
+              </m:r>
+              <m:r>
+                <m:rPr>
+                  <m:nor/>
+                </m:rPr>
+                <w:rPr>
+                  <w:rFonts w:ascii="Cambria Math" w:cs="Times New Roman"/>
+                  <w:iCs/>
+                </w:rPr>
+                <m:t>502,69</m:t>
               </m:r>
             </m:num>
             <m:den>
@@ -13299,10 +12426,9 @@
                   <m:sty m:val="p"/>
                 </m:rPr>
                 <w:rPr>
-                  <w:rFonts w:ascii="Cambria Math" w:eastAsiaTheme="minorEastAsia" w:hAnsi="Cambria Math"/>
-                  <w:lang w:eastAsia="ru-RU"/>
-                </w:rPr>
-                <m:t>1 239 270</m:t>
+                  <w:rFonts w:ascii="Cambria Math" w:hAnsi="Cambria Math"/>
+                </w:rPr>
+                <m:t>1 498 458,74</m:t>
               </m:r>
             </m:den>
           </m:f>
@@ -13313,16 +12439,7 @@
             <w:rPr>
               <w:rFonts w:ascii="Cambria Math" w:eastAsiaTheme="minorEastAsia" w:hAnsi="Cambria Math"/>
             </w:rPr>
-            <m:t>=</m:t>
-          </m:r>
-          <m:r>
-            <m:rPr>
-              <m:sty m:val="p"/>
-            </m:rPr>
-            <w:rPr>
-              <w:rFonts w:ascii="Cambria Math" w:eastAsiaTheme="minorEastAsia" w:hAnsi="Cambria Math"/>
-            </w:rPr>
-            <m:t>0,23</m:t>
+            <m:t>=0,36</m:t>
           </m:r>
           <m:r>
             <m:rPr>
@@ -13333,29 +12450,7 @@
               <w:color w:val="000000"/>
               <w:lang w:eastAsia="ru-RU"/>
             </w:rPr>
-            <m:t xml:space="preserve"> год</m:t>
-          </m:r>
-          <m:r>
-            <m:rPr>
-              <m:sty m:val="p"/>
-            </m:rPr>
-            <w:rPr>
-              <w:rFonts w:ascii="Cambria Math" w:eastAsiaTheme="minorEastAsia" w:hAnsi="Cambria Math"/>
-              <w:color w:val="000000"/>
-              <w:lang w:eastAsia="ru-RU"/>
-            </w:rPr>
-            <m:t>а</m:t>
-          </m:r>
-          <m:r>
-            <m:rPr>
-              <m:sty m:val="p"/>
-            </m:rPr>
-            <w:rPr>
-              <w:rFonts w:ascii="Cambria Math" w:eastAsiaTheme="minorEastAsia" w:hAnsi="Cambria Math"/>
-              <w:color w:val="000000"/>
-              <w:lang w:eastAsia="ru-RU"/>
-            </w:rPr>
-            <m:t>.</m:t>
+            <m:t xml:space="preserve"> года.</m:t>
           </m:r>
         </m:oMath>
       </m:oMathPara>
@@ -13624,9 +12719,9 @@
               <m:sty m:val="p"/>
             </m:rPr>
             <w:rPr>
-              <w:rFonts w:ascii="Cambria Math" w:eastAsia="Times New Roman" w:hAnsi="Cambria Math" w:cs="Times New Roman"/>
+              <w:rFonts w:ascii="Cambria Math" w:hAnsi="Cambria Math"/>
             </w:rPr>
-            <m:t xml:space="preserve">1 239 270 </m:t>
+            <m:t>1 498 458,74</m:t>
           </m:r>
           <m:r>
             <m:rPr>
@@ -13635,7 +12730,37 @@
             <w:rPr>
               <w:rFonts w:ascii="Cambria Math" w:eastAsia="Times New Roman" w:hAnsi="Cambria Math" w:cs="Times New Roman"/>
             </w:rPr>
-            <m:t>–0,15*</m:t>
+            <m:t xml:space="preserve"> –0,15*</m:t>
+          </m:r>
+          <m:r>
+            <m:rPr>
+              <m:nor/>
+            </m:rPr>
+            <w:rPr>
+              <w:rFonts w:ascii="Cambria Math" w:cs="Times New Roman"/>
+              <w:iCs/>
+            </w:rPr>
+            <m:t>545</m:t>
+          </m:r>
+          <m:r>
+            <m:rPr>
+              <m:nor/>
+            </m:rPr>
+            <w:rPr>
+              <w:rFonts w:ascii="Cambria Math" w:cs="Times New Roman"/>
+              <w:iCs/>
+            </w:rPr>
+            <m:t> </m:t>
+          </m:r>
+          <m:r>
+            <m:rPr>
+              <m:nor/>
+            </m:rPr>
+            <w:rPr>
+              <w:rFonts w:ascii="Cambria Math" w:cs="Times New Roman"/>
+              <w:iCs/>
+            </w:rPr>
+            <m:t>502,69</m:t>
           </m:r>
           <m:r>
             <m:rPr>
@@ -13644,34 +12769,7 @@
             <w:rPr>
               <w:rFonts w:ascii="Cambria Math" w:eastAsia="Times New Roman" w:hAnsi="Cambria Math" w:cs="Times New Roman"/>
             </w:rPr>
-            <m:t xml:space="preserve">296 862,8 </m:t>
-          </m:r>
-          <m:r>
-            <m:rPr>
-              <m:sty m:val="p"/>
-            </m:rPr>
-            <w:rPr>
-              <w:rFonts w:ascii="Cambria Math" w:eastAsia="Times New Roman" w:hAnsi="Cambria Math" w:cs="Times New Roman"/>
-            </w:rPr>
-            <m:t>=</m:t>
-          </m:r>
-          <m:r>
-            <m:rPr>
-              <m:sty m:val="p"/>
-            </m:rPr>
-            <w:rPr>
-              <w:rFonts w:ascii="Cambria Math" w:eastAsia="Times New Roman" w:hAnsi="Cambria Math" w:cs="Times New Roman"/>
-            </w:rPr>
-            <m:t>1194740,58</m:t>
-          </m:r>
-          <m:r>
-            <m:rPr>
-              <m:sty m:val="p"/>
-            </m:rPr>
-            <w:rPr>
-              <w:rFonts w:ascii="Cambria Math" w:eastAsia="Times New Roman" w:hAnsi="Cambria Math" w:cs="Times New Roman"/>
-            </w:rPr>
-            <m:t xml:space="preserve"> руб.</m:t>
+            <m:t xml:space="preserve"> =1 416 633,33 руб.</m:t>
           </m:r>
         </m:oMath>
       </m:oMathPara>
@@ -16303,6 +15401,7 @@
   <w:style w:type="character" w:default="1" w:styleId="a0">
     <w:name w:val="Default Paragraph Font"/>
     <w:uiPriority w:val="1"/>
+    <w:semiHidden/>
     <w:unhideWhenUsed/>
   </w:style>
   <w:style w:type="table" w:default="1" w:styleId="a1">

--- a/4 курс/8 Управление программными проектами/УПП.docx
+++ b/4 курс/8 Управление программными проектами/УПП.docx
@@ -2,704 +2,6 @@
 <file path=word/document.xml><?xml version="1.0" encoding="utf-8"?>
 <w:document xmlns:wpc="http://schemas.microsoft.com/office/word/2010/wordprocessingCanvas" xmlns:cx="http://schemas.microsoft.com/office/drawing/2014/chartex" xmlns:cx1="http://schemas.microsoft.com/office/drawing/2015/9/8/chartex" xmlns:cx2="http://schemas.microsoft.com/office/drawing/2015/10/21/chartex" xmlns:cx3="http://schemas.microsoft.com/office/drawing/2016/5/9/chartex" xmlns:cx4="http://schemas.microsoft.com/office/drawing/2016/5/10/chartex" xmlns:cx5="http://schemas.microsoft.com/office/drawing/2016/5/11/chartex" xmlns:cx6="http://schemas.microsoft.com/office/drawing/2016/5/12/chartex" xmlns:cx7="http://schemas.microsoft.com/office/drawing/2016/5/13/chartex" xmlns:cx8="http://schemas.microsoft.com/office/drawing/2016/5/14/chartex" xmlns:mc="http://schemas.openxmlformats.org/markup-compatibility/2006" xmlns:aink="http://schemas.microsoft.com/office/drawing/2016/ink" xmlns:am3d="http://schemas.microsoft.com/office/drawing/2017/model3d" xmlns:o="urn:schemas-microsoft-com:office:office" xmlns:oel="http://schemas.microsoft.com/office/2019/extlst" xmlns:r="http://schemas.openxmlformats.org/officeDocument/2006/relationships" xmlns:m="http://schemas.openxmlformats.org/officeDocument/2006/math" xmlns:v="urn:schemas-microsoft-com:vml" xmlns:wp14="http://schemas.microsoft.com/office/word/2010/wordprocessingDrawing" xmlns:wp="http://schemas.openxmlformats.org/drawingml/2006/wordprocessingDrawing" xmlns:w10="urn:schemas-microsoft-com:office:word" xmlns:w="http://schemas.openxmlformats.org/wordprocessingml/2006/main" xmlns:w14="http://schemas.microsoft.com/office/word/2010/wordml" xmlns:w15="http://schemas.microsoft.com/office/word/2012/wordml" xmlns:w16cex="http://schemas.microsoft.com/office/word/2018/wordml/cex" xmlns:w16cid="http://schemas.microsoft.com/office/word/2016/wordml/cid" xmlns:w16="http://schemas.microsoft.com/office/word/2018/wordml" xmlns:w16sdtdh="http://schemas.microsoft.com/office/word/2020/wordml/sdtdatahash" xmlns:w16se="http://schemas.microsoft.com/office/word/2015/wordml/symex" xmlns:wpg="http://schemas.microsoft.com/office/word/2010/wordprocessingGroup" xmlns:wpi="http://schemas.microsoft.com/office/word/2010/wordprocessingInk" xmlns:wne="http://schemas.microsoft.com/office/word/2006/wordml" xmlns:wps="http://schemas.microsoft.com/office/word/2010/wordprocessingShape" mc:Ignorable="w14 w15 w16se w16cid w16 w16cex w16sdtdh wp14">
   <w:body>
-    <w:tbl>
-      <w:tblPr>
-        <w:tblStyle w:val="af4"/>
-        <w:tblW w:w="0" w:type="auto"/>
-        <w:tblBorders>
-          <w:top w:val="none" w:sz="0" w:space="0" w:color="auto"/>
-          <w:left w:val="none" w:sz="0" w:space="0" w:color="auto"/>
-          <w:bottom w:val="none" w:sz="0" w:space="0" w:color="auto"/>
-          <w:right w:val="none" w:sz="0" w:space="0" w:color="auto"/>
-          <w:insideH w:val="none" w:sz="0" w:space="0" w:color="auto"/>
-          <w:insideV w:val="none" w:sz="0" w:space="0" w:color="auto"/>
-        </w:tblBorders>
-        <w:tblLook w:val="04A0" w:firstRow="1" w:lastRow="0" w:firstColumn="1" w:lastColumn="0" w:noHBand="0" w:noVBand="1"/>
-      </w:tblPr>
-      <w:tblGrid>
-        <w:gridCol w:w="9628"/>
-      </w:tblGrid>
-      <w:tr>
-        <w:tc>
-          <w:tcPr>
-            <w:tcW w:w="9628" w:type="dxa"/>
-            <w:tcBorders>
-              <w:bottom w:val="single" w:sz="4" w:space="0" w:color="auto"/>
-            </w:tcBorders>
-          </w:tcPr>
-          <w:p>
-            <w:pPr>
-              <w:ind w:firstLine="0"/>
-              <w:jc w:val="center"/>
-              <w:rPr>
-                <w:rFonts w:eastAsia="Calibri"/>
-                <w:szCs w:val="22"/>
-              </w:rPr>
-            </w:pPr>
-            <w:r>
-              <w:rPr>
-                <w:rFonts w:eastAsia="Calibri"/>
-                <w:szCs w:val="22"/>
-              </w:rPr>
-              <w:t>Институт информационных технологий</w:t>
-            </w:r>
-          </w:p>
-        </w:tc>
-      </w:tr>
-      <w:tr>
-        <w:tc>
-          <w:tcPr>
-            <w:tcW w:w="9628" w:type="dxa"/>
-            <w:tcBorders>
-              <w:top w:val="single" w:sz="4" w:space="0" w:color="auto"/>
-            </w:tcBorders>
-          </w:tcPr>
-          <w:p>
-            <w:pPr>
-              <w:spacing w:after="240"/>
-              <w:ind w:firstLine="0"/>
-              <w:jc w:val="center"/>
-              <w:rPr>
-                <w:rFonts w:eastAsia="Calibri"/>
-                <w:i/>
-                <w:iCs/>
-                <w:sz w:val="24"/>
-                <w:szCs w:val="20"/>
-              </w:rPr>
-            </w:pPr>
-            <w:r>
-              <w:rPr>
-                <w:rFonts w:eastAsia="Calibri"/>
-                <w:i/>
-                <w:iCs/>
-                <w:sz w:val="24"/>
-                <w:szCs w:val="20"/>
-              </w:rPr>
-              <w:t>наименование института (факультета)</w:t>
-            </w:r>
-          </w:p>
-        </w:tc>
-      </w:tr>
-      <w:tr>
-        <w:tc>
-          <w:tcPr>
-            <w:tcW w:w="9628" w:type="dxa"/>
-            <w:tcBorders>
-              <w:bottom w:val="single" w:sz="4" w:space="0" w:color="auto"/>
-            </w:tcBorders>
-          </w:tcPr>
-          <w:p>
-            <w:pPr>
-              <w:ind w:firstLine="0"/>
-              <w:jc w:val="center"/>
-              <w:rPr>
-                <w:rFonts w:eastAsia="Calibri"/>
-                <w:szCs w:val="22"/>
-              </w:rPr>
-            </w:pPr>
-            <w:r>
-              <w:rPr>
-                <w:rFonts w:eastAsia="Calibri"/>
-                <w:szCs w:val="22"/>
-              </w:rPr>
-              <w:t>МПО ЭВМ</w:t>
-            </w:r>
-          </w:p>
-        </w:tc>
-      </w:tr>
-      <w:tr>
-        <w:tc>
-          <w:tcPr>
-            <w:tcW w:w="9628" w:type="dxa"/>
-            <w:tcBorders>
-              <w:top w:val="single" w:sz="4" w:space="0" w:color="auto"/>
-            </w:tcBorders>
-          </w:tcPr>
-          <w:p>
-            <w:pPr>
-              <w:spacing w:after="240"/>
-              <w:ind w:firstLine="0"/>
-              <w:jc w:val="center"/>
-              <w:rPr>
-                <w:rFonts w:eastAsia="Calibri"/>
-                <w:i/>
-                <w:iCs/>
-                <w:sz w:val="24"/>
-                <w:szCs w:val="20"/>
-              </w:rPr>
-            </w:pPr>
-            <w:r>
-              <w:rPr>
-                <w:rFonts w:eastAsia="Calibri"/>
-                <w:i/>
-                <w:iCs/>
-                <w:sz w:val="24"/>
-                <w:szCs w:val="20"/>
-              </w:rPr>
-              <w:t>наименование кафедры</w:t>
-            </w:r>
-          </w:p>
-        </w:tc>
-      </w:tr>
-      <w:tr>
-        <w:tc>
-          <w:tcPr>
-            <w:tcW w:w="9628" w:type="dxa"/>
-            <w:tcBorders>
-              <w:bottom w:val="single" w:sz="4" w:space="0" w:color="auto"/>
-            </w:tcBorders>
-          </w:tcPr>
-          <w:p>
-            <w:pPr>
-              <w:ind w:firstLine="0"/>
-              <w:jc w:val="center"/>
-              <w:rPr>
-                <w:rFonts w:eastAsia="Calibri"/>
-                <w:szCs w:val="22"/>
-              </w:rPr>
-            </w:pPr>
-            <w:r>
-              <w:rPr>
-                <w:rFonts w:eastAsia="Calibri"/>
-                <w:szCs w:val="22"/>
-              </w:rPr>
-              <w:t>Управление программными проектами</w:t>
-            </w:r>
-          </w:p>
-        </w:tc>
-      </w:tr>
-      <w:tr>
-        <w:tc>
-          <w:tcPr>
-            <w:tcW w:w="9628" w:type="dxa"/>
-            <w:tcBorders>
-              <w:top w:val="single" w:sz="4" w:space="0" w:color="auto"/>
-            </w:tcBorders>
-          </w:tcPr>
-          <w:p>
-            <w:pPr>
-              <w:spacing w:after="240"/>
-              <w:ind w:firstLine="0"/>
-              <w:jc w:val="center"/>
-              <w:rPr>
-                <w:rFonts w:eastAsia="Calibri"/>
-                <w:i/>
-                <w:iCs/>
-                <w:sz w:val="24"/>
-                <w:szCs w:val="20"/>
-              </w:rPr>
-            </w:pPr>
-            <w:r>
-              <w:rPr>
-                <w:rFonts w:eastAsia="Calibri"/>
-                <w:i/>
-                <w:iCs/>
-                <w:sz w:val="24"/>
-                <w:szCs w:val="20"/>
-              </w:rPr>
-              <w:t>наименование дисциплины в соответствии с учебным планом</w:t>
-            </w:r>
-          </w:p>
-        </w:tc>
-      </w:tr>
-    </w:tbl>
-    <w:p>
-      <w:pPr>
-        <w:ind w:firstLine="0"/>
-        <w:jc w:val="center"/>
-        <w:rPr>
-          <w:rFonts w:eastAsia="Calibri"/>
-          <w:szCs w:val="22"/>
-        </w:rPr>
-      </w:pPr>
-    </w:p>
-    <w:p>
-      <w:pPr>
-        <w:ind w:firstLine="0"/>
-        <w:jc w:val="center"/>
-        <w:rPr>
-          <w:rFonts w:eastAsia="Calibri"/>
-          <w:szCs w:val="22"/>
-        </w:rPr>
-      </w:pPr>
-    </w:p>
-    <w:p>
-      <w:pPr>
-        <w:ind w:firstLine="0"/>
-        <w:jc w:val="center"/>
-        <w:rPr>
-          <w:rFonts w:eastAsia="Calibri"/>
-          <w:szCs w:val="22"/>
-        </w:rPr>
-      </w:pPr>
-    </w:p>
-    <w:p>
-      <w:pPr>
-        <w:ind w:firstLine="0"/>
-        <w:jc w:val="center"/>
-        <w:rPr>
-          <w:rFonts w:eastAsia="Calibri"/>
-          <w:szCs w:val="22"/>
-        </w:rPr>
-      </w:pPr>
-      <w:r>
-        <w:rPr>
-          <w:rFonts w:eastAsia="Calibri"/>
-          <w:szCs w:val="22"/>
-        </w:rPr>
-        <w:t>ЛАБОРАТОРНАЯ РАБОТА</w:t>
-      </w:r>
-    </w:p>
-    <w:p>
-      <w:pPr>
-        <w:ind w:firstLine="0"/>
-        <w:jc w:val="center"/>
-        <w:rPr>
-          <w:rFonts w:eastAsia="Calibri"/>
-          <w:szCs w:val="22"/>
-        </w:rPr>
-      </w:pPr>
-      <w:r>
-        <w:rPr>
-          <w:rFonts w:eastAsia="Calibri"/>
-          <w:szCs w:val="22"/>
-        </w:rPr>
-        <w:t>Т</w:t>
-      </w:r>
-      <w:r>
-        <w:rPr>
-          <w:rFonts w:eastAsia="Calibri"/>
-          <w:szCs w:val="22"/>
-        </w:rPr>
-        <w:t>ехнико-экономическое обоснование разработки</w:t>
-      </w:r>
-    </w:p>
-    <w:p>
-      <w:pPr>
-        <w:ind w:firstLine="0"/>
-        <w:jc w:val="center"/>
-        <w:rPr>
-          <w:rFonts w:eastAsia="Calibri"/>
-          <w:szCs w:val="22"/>
-        </w:rPr>
-      </w:pPr>
-    </w:p>
-    <w:p>
-      <w:pPr>
-        <w:ind w:firstLine="0"/>
-        <w:jc w:val="center"/>
-        <w:rPr>
-          <w:rFonts w:eastAsia="Calibri"/>
-          <w:szCs w:val="22"/>
-        </w:rPr>
-      </w:pPr>
-    </w:p>
-    <w:p>
-      <w:pPr>
-        <w:spacing w:line="240" w:lineRule="auto"/>
-        <w:jc w:val="center"/>
-        <w:rPr>
-          <w:rFonts w:eastAsia="Calibri"/>
-          <w:szCs w:val="22"/>
-        </w:rPr>
-      </w:pPr>
-      <w:r>
-        <w:rPr>
-          <w:rFonts w:eastAsia="Calibri"/>
-          <w:szCs w:val="22"/>
-        </w:rPr>
-        <w:t xml:space="preserve">                                Исполнитель</w:t>
-      </w:r>
-    </w:p>
-    <w:p>
-      <w:pPr>
-        <w:spacing w:line="240" w:lineRule="auto"/>
-        <w:jc w:val="right"/>
-        <w:rPr>
-          <w:rFonts w:eastAsia="Calibri"/>
-          <w:szCs w:val="22"/>
-        </w:rPr>
-      </w:pPr>
-      <w:r>
-        <w:rPr>
-          <w:rFonts w:eastAsia="Calibri"/>
-          <w:szCs w:val="22"/>
-        </w:rPr>
-        <w:t>студент __</w:t>
-      </w:r>
-      <w:r>
-        <w:rPr>
-          <w:rFonts w:eastAsia="Calibri"/>
-          <w:szCs w:val="22"/>
-          <w:u w:val="single"/>
-        </w:rPr>
-        <w:t>1ПИб-02-1оп-22</w:t>
-      </w:r>
-      <w:r>
-        <w:rPr>
-          <w:rFonts w:eastAsia="Calibri"/>
-          <w:szCs w:val="22"/>
-        </w:rPr>
-        <w:t>__</w:t>
-      </w:r>
-    </w:p>
-    <w:p>
-      <w:pPr>
-        <w:spacing w:line="240" w:lineRule="auto"/>
-        <w:jc w:val="center"/>
-        <w:rPr>
-          <w:rFonts w:eastAsia="Calibri"/>
-          <w:szCs w:val="22"/>
-        </w:rPr>
-      </w:pPr>
-      <w:r>
-        <w:rPr>
-          <w:rFonts w:eastAsia="Calibri"/>
-          <w:szCs w:val="22"/>
-        </w:rPr>
-        <w:t xml:space="preserve">                                                                                                группа</w:t>
-      </w:r>
-    </w:p>
-    <w:p>
-      <w:pPr>
-        <w:spacing w:line="240" w:lineRule="auto"/>
-        <w:jc w:val="right"/>
-        <w:rPr>
-          <w:rFonts w:eastAsia="Calibri"/>
-          <w:szCs w:val="22"/>
-        </w:rPr>
-      </w:pPr>
-      <w:r>
-        <w:rPr>
-          <w:rFonts w:eastAsia="Calibri"/>
-          <w:sz w:val="22"/>
-          <w:szCs w:val="22"/>
-        </w:rPr>
-        <w:t>_</w:t>
-      </w:r>
-      <w:r>
-        <w:rPr>
-          <w:rFonts w:eastAsia="Calibri"/>
-          <w:szCs w:val="22"/>
-          <w:u w:val="single"/>
-        </w:rPr>
-        <w:t>Микуцких Г. А.</w:t>
-      </w:r>
-      <w:r>
-        <w:rPr>
-          <w:rFonts w:eastAsia="Calibri"/>
-          <w:sz w:val="22"/>
-          <w:szCs w:val="22"/>
-        </w:rPr>
-        <w:t>___</w:t>
-      </w:r>
-    </w:p>
-    <w:p>
-      <w:pPr>
-        <w:spacing w:line="240" w:lineRule="auto"/>
-        <w:ind w:firstLine="0"/>
-        <w:jc w:val="right"/>
-        <w:rPr>
-          <w:rFonts w:eastAsia="Calibri"/>
-          <w:i/>
-          <w:iCs/>
-          <w:szCs w:val="22"/>
-          <w:u w:val="single"/>
-        </w:rPr>
-      </w:pPr>
-      <w:r>
-        <w:rPr>
-          <w:rFonts w:eastAsia="Calibri"/>
-          <w:i/>
-          <w:iCs/>
-          <w:sz w:val="24"/>
-          <w:szCs w:val="20"/>
-        </w:rPr>
-        <w:t>Фамилия, имя, отчество</w:t>
-      </w:r>
-    </w:p>
-    <w:p>
-      <w:pPr>
-        <w:spacing w:line="240" w:lineRule="auto"/>
-        <w:jc w:val="right"/>
-        <w:rPr>
-          <w:rFonts w:eastAsia="Calibri"/>
-          <w:szCs w:val="22"/>
-        </w:rPr>
-      </w:pPr>
-      <w:r>
-        <w:rPr>
-          <w:rFonts w:eastAsia="Calibri"/>
-          <w:szCs w:val="22"/>
-        </w:rPr>
-        <w:t xml:space="preserve">Руководитель </w:t>
-      </w:r>
-      <w:r>
-        <w:rPr>
-          <w:rFonts w:eastAsia="Calibri"/>
-          <w:sz w:val="22"/>
-          <w:szCs w:val="22"/>
-        </w:rPr>
-        <w:t>_</w:t>
-      </w:r>
-      <w:r>
-        <w:rPr>
-          <w:rFonts w:eastAsia="Calibri"/>
-          <w:szCs w:val="22"/>
-          <w:u w:val="single"/>
-        </w:rPr>
-        <w:t>Виноградова</w:t>
-      </w:r>
-      <w:r>
-        <w:rPr>
-          <w:rFonts w:eastAsia="Calibri"/>
-          <w:szCs w:val="22"/>
-          <w:u w:val="single"/>
-        </w:rPr>
-        <w:t xml:space="preserve"> </w:t>
-      </w:r>
-      <w:r>
-        <w:rPr>
-          <w:rFonts w:eastAsia="Calibri"/>
-          <w:szCs w:val="22"/>
-          <w:u w:val="single"/>
-        </w:rPr>
-        <w:t>Л</w:t>
-      </w:r>
-      <w:r>
-        <w:rPr>
-          <w:rFonts w:eastAsia="Calibri"/>
-          <w:szCs w:val="22"/>
-          <w:u w:val="single"/>
-        </w:rPr>
-        <w:t>.</w:t>
-      </w:r>
-      <w:r>
-        <w:rPr>
-          <w:rFonts w:eastAsia="Calibri"/>
-          <w:szCs w:val="22"/>
-          <w:u w:val="single"/>
-        </w:rPr>
-        <w:t>Н</w:t>
-      </w:r>
-      <w:r>
-        <w:rPr>
-          <w:rFonts w:eastAsia="Calibri"/>
-          <w:szCs w:val="22"/>
-          <w:u w:val="single"/>
-        </w:rPr>
-        <w:t>.</w:t>
-      </w:r>
-      <w:r>
-        <w:rPr>
-          <w:rFonts w:eastAsia="Calibri"/>
-          <w:sz w:val="22"/>
-          <w:szCs w:val="22"/>
-        </w:rPr>
-        <w:t>__</w:t>
-      </w:r>
-    </w:p>
-    <w:p>
-      <w:pPr>
-        <w:spacing w:line="240" w:lineRule="auto"/>
-        <w:ind w:firstLine="0"/>
-        <w:jc w:val="right"/>
-        <w:rPr>
-          <w:rFonts w:eastAsia="Calibri"/>
-          <w:i/>
-          <w:iCs/>
-          <w:szCs w:val="22"/>
-        </w:rPr>
-      </w:pPr>
-      <w:r>
-        <w:rPr>
-          <w:rFonts w:eastAsia="Calibri"/>
-          <w:i/>
-          <w:iCs/>
-          <w:sz w:val="24"/>
-          <w:szCs w:val="20"/>
-        </w:rPr>
-        <w:t>Ф.И.О. преподавателя</w:t>
-      </w:r>
-    </w:p>
-    <w:p>
-      <w:pPr>
-        <w:spacing w:line="240" w:lineRule="auto"/>
-        <w:jc w:val="right"/>
-        <w:rPr>
-          <w:rFonts w:eastAsia="Calibri"/>
-          <w:szCs w:val="22"/>
-        </w:rPr>
-      </w:pPr>
-      <w:r>
-        <w:rPr>
-          <w:rFonts w:eastAsia="Calibri"/>
-          <w:szCs w:val="22"/>
-        </w:rPr>
-        <w:t xml:space="preserve">Оценка              </w:t>
-      </w:r>
-      <w:r>
-        <w:rPr>
-          <w:rFonts w:eastAsia="Calibri"/>
-          <w:sz w:val="22"/>
-          <w:szCs w:val="22"/>
-        </w:rPr>
-        <w:t>________________________</w:t>
-      </w:r>
-    </w:p>
-    <w:p>
-      <w:pPr>
-        <w:spacing w:line="240" w:lineRule="auto"/>
-        <w:jc w:val="right"/>
-        <w:rPr>
-          <w:rFonts w:eastAsia="Calibri"/>
-          <w:szCs w:val="22"/>
-        </w:rPr>
-      </w:pPr>
-      <w:r>
-        <w:rPr>
-          <w:rFonts w:eastAsia="Calibri"/>
-          <w:szCs w:val="22"/>
-        </w:rPr>
-        <w:t xml:space="preserve">Подпись            </w:t>
-      </w:r>
-      <w:r>
-        <w:rPr>
-          <w:rFonts w:eastAsia="Calibri"/>
-          <w:sz w:val="22"/>
-          <w:szCs w:val="22"/>
-        </w:rPr>
-        <w:t>________________________</w:t>
-      </w:r>
-    </w:p>
-    <w:p>
-      <w:pPr>
-        <w:spacing w:line="240" w:lineRule="auto"/>
-        <w:jc w:val="right"/>
-        <w:rPr>
-          <w:rFonts w:eastAsia="Calibri"/>
-          <w:szCs w:val="22"/>
-        </w:rPr>
-      </w:pPr>
-    </w:p>
-    <w:p>
-      <w:pPr>
-        <w:spacing w:line="240" w:lineRule="auto"/>
-        <w:jc w:val="right"/>
-        <w:rPr>
-          <w:rFonts w:eastAsia="Calibri"/>
-          <w:szCs w:val="22"/>
-        </w:rPr>
-      </w:pPr>
-    </w:p>
-    <w:p>
-      <w:pPr>
-        <w:spacing w:line="240" w:lineRule="auto"/>
-        <w:jc w:val="right"/>
-        <w:rPr>
-          <w:rFonts w:eastAsia="Calibri"/>
-          <w:szCs w:val="22"/>
-        </w:rPr>
-      </w:pPr>
-    </w:p>
-    <w:p>
-      <w:pPr>
-        <w:spacing w:line="240" w:lineRule="auto"/>
-        <w:jc w:val="right"/>
-        <w:rPr>
-          <w:rFonts w:eastAsia="Calibri"/>
-          <w:szCs w:val="22"/>
-        </w:rPr>
-      </w:pPr>
-    </w:p>
-    <w:p>
-      <w:pPr>
-        <w:spacing w:line="240" w:lineRule="auto"/>
-        <w:jc w:val="right"/>
-        <w:rPr>
-          <w:rFonts w:eastAsia="Calibri"/>
-          <w:szCs w:val="22"/>
-        </w:rPr>
-      </w:pPr>
-    </w:p>
-    <w:p>
-      <w:pPr>
-        <w:spacing w:line="240" w:lineRule="auto"/>
-        <w:jc w:val="right"/>
-        <w:rPr>
-          <w:rFonts w:eastAsia="Calibri"/>
-          <w:szCs w:val="22"/>
-        </w:rPr>
-      </w:pPr>
-    </w:p>
-    <w:p>
-      <w:pPr>
-        <w:spacing w:line="240" w:lineRule="auto"/>
-        <w:jc w:val="right"/>
-        <w:rPr>
-          <w:rFonts w:eastAsia="Calibri"/>
-          <w:szCs w:val="22"/>
-        </w:rPr>
-      </w:pPr>
-    </w:p>
-    <w:p>
-      <w:pPr>
-        <w:spacing w:line="240" w:lineRule="auto"/>
-        <w:ind w:firstLine="0"/>
-        <w:jc w:val="center"/>
-        <w:rPr>
-          <w:rFonts w:eastAsia="Calibri"/>
-          <w:szCs w:val="22"/>
-        </w:rPr>
-      </w:pPr>
-      <w:r>
-        <w:rPr>
-          <w:rFonts w:eastAsia="Calibri"/>
-          <w:sz w:val="22"/>
-          <w:szCs w:val="22"/>
-        </w:rPr>
-        <w:t>_</w:t>
-      </w:r>
-      <w:r>
-        <w:rPr>
-          <w:rFonts w:eastAsia="Calibri"/>
-          <w:szCs w:val="22"/>
-          <w:u w:val="single"/>
-        </w:rPr>
-        <w:t>202</w:t>
-      </w:r>
-      <w:r>
-        <w:rPr>
-          <w:rFonts w:eastAsia="Calibri"/>
-          <w:szCs w:val="22"/>
-          <w:u w:val="single"/>
-        </w:rPr>
-        <w:t>6</w:t>
-      </w:r>
-      <w:r>
-        <w:rPr>
-          <w:rFonts w:eastAsia="Calibri"/>
-          <w:sz w:val="22"/>
-          <w:szCs w:val="22"/>
-        </w:rPr>
-        <w:t>_</w:t>
-      </w:r>
-      <w:r>
-        <w:rPr>
-          <w:rFonts w:eastAsia="Calibri"/>
-          <w:szCs w:val="22"/>
-        </w:rPr>
-        <w:t xml:space="preserve"> год</w:t>
-      </w:r>
-    </w:p>
-    <w:p>
-      <w:pPr>
-        <w:spacing w:line="240" w:lineRule="auto"/>
-      </w:pPr>
-      <w:r>
-        <w:br w:type="page"/>
-      </w:r>
-    </w:p>
     <w:p>
       <w:pPr>
         <w:spacing w:line="480" w:lineRule="auto"/>
@@ -707,7 +9,6 @@
         <w:jc w:val="center"/>
       </w:pPr>
       <w:r>
-        <w:lastRenderedPageBreak/>
         <w:t xml:space="preserve">2. </w:t>
       </w:r>
       <w:bookmarkStart w:id="0" w:name="_Hlk226330175"/>
@@ -1070,18 +371,16 @@
     <w:p>
       <w:pPr>
         <w:keepNext/>
+        <w:spacing w:line="240" w:lineRule="auto"/>
         <w:ind w:firstLine="0"/>
         <w:jc w:val="center"/>
       </w:pPr>
       <w:r>
-        <w:rPr>
-          <w:noProof/>
-        </w:rPr>
         <w:drawing>
-          <wp:inline distT="0" distB="0" distL="0" distR="0" wp14:anchorId="2206FF46" wp14:editId="035FE0EA">
-            <wp:extent cx="3448784" cy="2247900"/>
-            <wp:effectExtent l="0" t="0" r="0" b="0"/>
-            <wp:docPr id="24" name="Рисунок 24"/>
+          <wp:inline distT="0" distB="0" distL="0" distR="0" wp14:anchorId="0F2E5C17" wp14:editId="301313AB">
+            <wp:extent cx="4441880" cy="2697480"/>
+            <wp:effectExtent l="0" t="0" r="0" b="7620"/>
+            <wp:docPr id="2" name="Рисунок 2"/>
             <wp:cNvGraphicFramePr>
               <a:graphicFrameLocks xmlns:a="http://schemas.openxmlformats.org/drawingml/2006/main" noChangeAspect="1"/>
             </wp:cNvGraphicFramePr>
@@ -1101,7 +400,7 @@
                   <pic:spPr>
                     <a:xfrm>
                       <a:off x="0" y="0"/>
-                      <a:ext cx="3464257" cy="2257986"/>
+                      <a:ext cx="4479381" cy="2720254"/>
                     </a:xfrm>
                     <a:prstGeom prst="rect">
                       <a:avLst/>
@@ -1117,6 +416,7 @@
     <w:p>
       <w:pPr>
         <w:pStyle w:val="a5"/>
+        <w:spacing w:line="240" w:lineRule="auto"/>
         <w:rPr>
           <w:rFonts w:cs="Times New Roman"/>
           <w:szCs w:val="28"/>
@@ -1158,18 +458,16 @@
     <w:p>
       <w:pPr>
         <w:keepNext/>
+        <w:spacing w:line="240" w:lineRule="auto"/>
         <w:ind w:firstLine="0"/>
         <w:jc w:val="center"/>
       </w:pPr>
       <w:r>
-        <w:rPr>
-          <w:noProof/>
-        </w:rPr>
         <w:drawing>
-          <wp:inline distT="0" distB="0" distL="0" distR="0" wp14:anchorId="4E28A686" wp14:editId="165A91FB">
-            <wp:extent cx="6076583" cy="3810000"/>
-            <wp:effectExtent l="0" t="0" r="635" b="0"/>
-            <wp:docPr id="23" name="Рисунок 23"/>
+          <wp:inline distT="0" distB="0" distL="0" distR="0" wp14:anchorId="0510FAFA" wp14:editId="5B80635F">
+            <wp:extent cx="6120130" cy="4699635"/>
+            <wp:effectExtent l="0" t="0" r="0" b="5715"/>
+            <wp:docPr id="6" name="Рисунок 6"/>
             <wp:cNvGraphicFramePr>
               <a:graphicFrameLocks xmlns:a="http://schemas.openxmlformats.org/drawingml/2006/main" noChangeAspect="1"/>
             </wp:cNvGraphicFramePr>
@@ -1180,27 +478,20 @@
                     <pic:cNvPr id="1" name=""/>
                     <pic:cNvPicPr/>
                   </pic:nvPicPr>
-                  <pic:blipFill rotWithShape="1">
+                  <pic:blipFill>
                     <a:blip r:embed="rId10"/>
-                    <a:srcRect t="4579"/>
-                    <a:stretch/>
+                    <a:stretch>
+                      <a:fillRect/>
+                    </a:stretch>
                   </pic:blipFill>
-                  <pic:spPr bwMode="auto">
+                  <pic:spPr>
                     <a:xfrm>
                       <a:off x="0" y="0"/>
-                      <a:ext cx="6088683" cy="3817586"/>
+                      <a:ext cx="6120130" cy="4699635"/>
                     </a:xfrm>
                     <a:prstGeom prst="rect">
                       <a:avLst/>
                     </a:prstGeom>
-                    <a:ln>
-                      <a:noFill/>
-                    </a:ln>
-                    <a:extLst>
-                      <a:ext uri="{53640926-AAD7-44D8-BBD7-CCE9431645EC}">
-                        <a14:shadowObscured xmlns:a14="http://schemas.microsoft.com/office/drawing/2010/main"/>
-                      </a:ext>
-                    </a:extLst>
                   </pic:spPr>
                 </pic:pic>
               </a:graphicData>
@@ -1212,6 +503,7 @@
     <w:p>
       <w:pPr>
         <w:pStyle w:val="a5"/>
+        <w:spacing w:line="240" w:lineRule="auto"/>
         <w:rPr>
           <w:rFonts w:cs="Times New Roman"/>
           <w:szCs w:val="28"/>
@@ -1260,6 +552,7 @@
     <w:p>
       <w:bookmarkStart w:id="3" w:name="_Toc221777599"/>
       <w:r>
+        <w:lastRenderedPageBreak/>
         <w:t xml:space="preserve">2.3. </w:t>
       </w:r>
       <w:r>
@@ -1300,6 +593,7 @@
     <w:p>
       <w:pPr>
         <w:keepNext/>
+        <w:spacing w:line="240" w:lineRule="auto"/>
         <w:ind w:firstLine="0"/>
         <w:jc w:val="center"/>
       </w:pPr>
@@ -1307,11 +601,10 @@
         <w:rPr>
           <w:noProof/>
         </w:rPr>
-        <w:lastRenderedPageBreak/>
         <w:drawing>
-          <wp:inline distT="0" distB="0" distL="0" distR="0" wp14:anchorId="1CDE3B23" wp14:editId="29B4EC9E">
-            <wp:extent cx="5280660" cy="2748814"/>
-            <wp:effectExtent l="0" t="0" r="0" b="0"/>
+          <wp:inline distT="0" distB="0" distL="0" distR="0" wp14:anchorId="1CDE3B23" wp14:editId="6A008BC7">
+            <wp:extent cx="4742887" cy="2468880"/>
+            <wp:effectExtent l="0" t="0" r="635" b="7620"/>
             <wp:docPr id="26" name="Рисунок 26"/>
             <wp:cNvGraphicFramePr>
               <a:graphicFrameLocks xmlns:a="http://schemas.openxmlformats.org/drawingml/2006/main" noChangeAspect="1"/>
@@ -1332,7 +625,7 @@
                   <pic:spPr>
                     <a:xfrm>
                       <a:off x="0" y="0"/>
-                      <a:ext cx="5291762" cy="2754593"/>
+                      <a:ext cx="4757476" cy="2476474"/>
                     </a:xfrm>
                     <a:prstGeom prst="rect">
                       <a:avLst/>
@@ -1348,6 +641,7 @@
     <w:p>
       <w:pPr>
         <w:pStyle w:val="a5"/>
+        <w:spacing w:line="240" w:lineRule="auto"/>
       </w:pPr>
       <w:r>
         <w:t xml:space="preserve">Рис. </w:t>
@@ -1412,6 +706,7 @@
     <w:p>
       <w:pPr>
         <w:keepNext/>
+        <w:spacing w:line="240" w:lineRule="auto"/>
         <w:ind w:firstLine="0"/>
         <w:jc w:val="center"/>
       </w:pPr>
@@ -1420,8 +715,8 @@
           <w:noProof/>
         </w:rPr>
         <w:drawing>
-          <wp:inline distT="0" distB="0" distL="0" distR="0" wp14:anchorId="6ABB4F00" wp14:editId="2311785B">
-            <wp:extent cx="5753553" cy="3009900"/>
+          <wp:inline distT="0" distB="0" distL="0" distR="0" wp14:anchorId="6ABB4F00" wp14:editId="13C16024">
+            <wp:extent cx="5258311" cy="2750820"/>
             <wp:effectExtent l="0" t="0" r="0" b="0"/>
             <wp:docPr id="27" name="Рисунок 27"/>
             <wp:cNvGraphicFramePr>
@@ -1443,7 +738,7 @@
                   <pic:spPr>
                     <a:xfrm>
                       <a:off x="0" y="0"/>
-                      <a:ext cx="5770604" cy="3018820"/>
+                      <a:ext cx="5287241" cy="2765954"/>
                     </a:xfrm>
                     <a:prstGeom prst="rect">
                       <a:avLst/>
@@ -1459,6 +754,7 @@
     <w:p>
       <w:pPr>
         <w:pStyle w:val="a5"/>
+        <w:spacing w:line="240" w:lineRule="auto"/>
       </w:pPr>
       <w:r>
         <w:t xml:space="preserve">Рис. </w:t>
@@ -8628,17 +7924,7 @@
               <w:rFonts w:ascii="Cambria Math" w:eastAsiaTheme="minorEastAsia" w:hAnsi="Cambria Math" w:cs="Times New Roman"/>
               <w:color w:val="000000"/>
             </w:rPr>
-            <m:t>355 785,57</m:t>
-          </m:r>
-          <m:r>
-            <m:rPr>
-              <m:sty m:val="p"/>
-            </m:rPr>
-            <w:rPr>
-              <w:rFonts w:ascii="Cambria Math" w:eastAsiaTheme="minorEastAsia" w:hAnsi="Cambria Math" w:cs="Times New Roman"/>
-              <w:color w:val="000000"/>
-            </w:rPr>
-            <m:t xml:space="preserve"> руб.</m:t>
+            <m:t>355 785,57 руб.</m:t>
           </m:r>
         </m:oMath>
       </m:oMathPara>
@@ -10186,49 +9472,7 @@
             <w:rPr>
               <w:rFonts w:ascii="Cambria Math" w:hAnsi="Cambria Math" w:cs="Times New Roman"/>
             </w:rPr>
-            <m:t>426</m:t>
-          </m:r>
-          <m:r>
-            <w:rPr>
-              <w:rFonts w:ascii="Cambria Math" w:hAnsi="Cambria Math" w:cs="Times New Roman"/>
-            </w:rPr>
-            <m:t> </m:t>
-          </m:r>
-          <m:r>
-            <w:rPr>
-              <w:rFonts w:ascii="Cambria Math" w:hAnsi="Cambria Math" w:cs="Times New Roman"/>
-            </w:rPr>
-            <m:t>942</m:t>
-          </m:r>
-          <m:r>
-            <w:rPr>
-              <w:rFonts w:ascii="Cambria Math" w:hAnsi="Cambria Math" w:cs="Times New Roman"/>
-            </w:rPr>
-            <m:t>,</m:t>
-          </m:r>
-          <m:r>
-            <w:rPr>
-              <w:rFonts w:ascii="Cambria Math" w:hAnsi="Cambria Math" w:cs="Times New Roman"/>
-            </w:rPr>
-            <m:t>69</m:t>
-          </m:r>
-          <m:r>
-            <w:rPr>
-              <w:rFonts w:ascii="Cambria Math" w:hAnsi="Cambria Math" w:cs="Times New Roman"/>
-            </w:rPr>
-            <m:t xml:space="preserve"> / 2 </m:t>
-          </m:r>
-          <m:r>
-            <w:rPr>
-              <w:rFonts w:ascii="Cambria Math" w:hAnsi="Cambria Math" w:cs="Times New Roman"/>
-            </w:rPr>
-            <m:t>= 243 941,26 руб.</m:t>
-          </m:r>
-          <m:r>
-            <w:rPr>
-              <w:rFonts w:ascii="Cambria Math" w:hAnsi="Cambria Math" w:cs="Times New Roman"/>
-            </w:rPr>
-            <m:t>/год.</m:t>
+            <m:t>426 942,69 / 2 = 243 941,26 руб./год.</m:t>
           </m:r>
         </m:oMath>
       </m:oMathPara>
@@ -12777,11 +12021,9 @@
     <w:p/>
     <w:sectPr>
       <w:headerReference w:type="default" r:id="rId13"/>
-      <w:headerReference w:type="first" r:id="rId14"/>
       <w:pgSz w:w="11906" w:h="16838"/>
       <w:pgMar w:top="1134" w:right="567" w:bottom="1134" w:left="1701" w:header="708" w:footer="708" w:gutter="0"/>
       <w:cols w:space="708"/>
-      <w:titlePg/>
       <w:docGrid w:linePitch="381"/>
     </w:sectPr>
   </w:body>
@@ -12873,89 +12115,6 @@
       </w:p>
     </w:sdtContent>
   </w:sdt>
-</w:hdr>
-</file>
-
-<file path=word/header2.xml><?xml version="1.0" encoding="utf-8"?>
-<w:hdr xmlns:wpc="http://schemas.microsoft.com/office/word/2010/wordprocessingCanvas" xmlns:cx="http://schemas.microsoft.com/office/drawing/2014/chartex" xmlns:cx1="http://schemas.microsoft.com/office/drawing/2015/9/8/chartex" xmlns:cx2="http://schemas.microsoft.com/office/drawing/2015/10/21/chartex" xmlns:cx3="http://schemas.microsoft.com/office/drawing/2016/5/9/chartex" xmlns:cx4="http://schemas.microsoft.com/office/drawing/2016/5/10/chartex" xmlns:cx5="http://schemas.microsoft.com/office/drawing/2016/5/11/chartex" xmlns:cx6="http://schemas.microsoft.com/office/drawing/2016/5/12/chartex" xmlns:cx7="http://schemas.microsoft.com/office/drawing/2016/5/13/chartex" xmlns:cx8="http://schemas.microsoft.com/office/drawing/2016/5/14/chartex" xmlns:mc="http://schemas.openxmlformats.org/markup-compatibility/2006" xmlns:aink="http://schemas.microsoft.com/office/drawing/2016/ink" xmlns:am3d="http://schemas.microsoft.com/office/drawing/2017/model3d" xmlns:o="urn:schemas-microsoft-com:office:office" xmlns:oel="http://schemas.microsoft.com/office/2019/extlst" xmlns:r="http://schemas.openxmlformats.org/officeDocument/2006/relationships" xmlns:m="http://schemas.openxmlformats.org/officeDocument/2006/math" xmlns:v="urn:schemas-microsoft-com:vml" xmlns:wp14="http://schemas.microsoft.com/office/word/2010/wordprocessingDrawing" xmlns:wp="http://schemas.openxmlformats.org/drawingml/2006/wordprocessingDrawing" xmlns:w10="urn:schemas-microsoft-com:office:word" xmlns:w="http://schemas.openxmlformats.org/wordprocessingml/2006/main" xmlns:w14="http://schemas.microsoft.com/office/word/2010/wordml" xmlns:w15="http://schemas.microsoft.com/office/word/2012/wordml" xmlns:w16cex="http://schemas.microsoft.com/office/word/2018/wordml/cex" xmlns:w16cid="http://schemas.microsoft.com/office/word/2016/wordml/cid" xmlns:w16="http://schemas.microsoft.com/office/word/2018/wordml" xmlns:w16sdtdh="http://schemas.microsoft.com/office/word/2020/wordml/sdtdatahash" xmlns:w16se="http://schemas.microsoft.com/office/word/2015/wordml/symex" xmlns:wpg="http://schemas.microsoft.com/office/word/2010/wordprocessingGroup" xmlns:wpi="http://schemas.microsoft.com/office/word/2010/wordprocessingInk" xmlns:wne="http://schemas.microsoft.com/office/word/2006/wordml" xmlns:wps="http://schemas.microsoft.com/office/word/2010/wordprocessingShape" mc:Ignorable="w14 w15 w16se w16cid w16 w16cex w16sdtdh wp14">
-  <w:p>
-    <w:pPr>
-      <w:spacing w:line="240" w:lineRule="auto"/>
-      <w:ind w:firstLine="0"/>
-      <w:jc w:val="center"/>
-      <w:rPr>
-        <w:rFonts w:eastAsia="Calibri"/>
-        <w:szCs w:val="22"/>
-      </w:rPr>
-    </w:pPr>
-    <w:r>
-      <w:rPr>
-        <w:rFonts w:eastAsia="Calibri"/>
-        <w:szCs w:val="22"/>
-      </w:rPr>
-      <w:t>МИНОБРНАУКИ РОССИИ</w:t>
-    </w:r>
-  </w:p>
-  <w:p>
-    <w:pPr>
-      <w:spacing w:line="240" w:lineRule="auto"/>
-      <w:ind w:firstLine="0"/>
-      <w:jc w:val="center"/>
-      <w:rPr>
-        <w:rFonts w:eastAsia="Calibri"/>
-        <w:szCs w:val="22"/>
-      </w:rPr>
-    </w:pPr>
-    <w:r>
-      <w:rPr>
-        <w:rFonts w:eastAsia="Calibri"/>
-        <w:szCs w:val="22"/>
-      </w:rPr>
-      <w:t>Федеральное государственное бюджетное</w:t>
-    </w:r>
-  </w:p>
-  <w:p>
-    <w:pPr>
-      <w:spacing w:line="240" w:lineRule="auto"/>
-      <w:ind w:firstLine="0"/>
-      <w:jc w:val="center"/>
-      <w:rPr>
-        <w:rFonts w:eastAsia="Calibri"/>
-        <w:szCs w:val="22"/>
-      </w:rPr>
-    </w:pPr>
-    <w:r>
-      <w:rPr>
-        <w:rFonts w:eastAsia="Calibri"/>
-        <w:szCs w:val="22"/>
-      </w:rPr>
-      <w:t>образовательное учреждение высшего образования</w:t>
-    </w:r>
-  </w:p>
-  <w:p>
-    <w:pPr>
-      <w:spacing w:line="240" w:lineRule="auto"/>
-      <w:ind w:firstLine="0"/>
-      <w:jc w:val="center"/>
-      <w:rPr>
-        <w:rFonts w:eastAsia="Calibri"/>
-        <w:szCs w:val="22"/>
-        <w:lang w:val="en-US"/>
-      </w:rPr>
-    </w:pPr>
-    <w:r>
-      <w:rPr>
-        <w:rFonts w:eastAsia="Calibri"/>
-        <w:szCs w:val="22"/>
-      </w:rPr>
-      <w:t>«ЧЕРЕПОВЕЦКИЙ ГОСУДАРСТВЕННЫЙ УНИВЕРСИТЕТ»</w:t>
-    </w:r>
-  </w:p>
-  <w:p>
-    <w:pPr>
-      <w:pStyle w:val="af8"/>
-    </w:pPr>
-  </w:p>
 </w:hdr>
 </file>
 

--- a/4 курс/8 Управление программными проектами/УПП.docx
+++ b/4 курс/8 Управление программными проектами/УПП.docx
@@ -32,7 +32,7 @@
     </w:p>
     <w:p>
       <w:r>
-        <w:t>Расчёт экономической эффективности необходим, так как позволяет оценить то, насколько рационально используются ресурсы для достижения определённых целей. В случае программного продукта – это оценка соотношения затрат на разработку и потенциальной прибыли компании.</w:t>
+        <w:t>Расчёт экономической эффективности позволяет оценить то, насколько рационально используются ресурсы для достижения определённых целей. В случае программного продукта – это оценка соотношения затрат на разработку и потенциальной прибыли компании.</w:t>
       </w:r>
     </w:p>
     <w:p>
@@ -229,13 +229,10 @@
         <w:jc w:val="center"/>
       </w:pPr>
       <w:r>
-        <w:rPr>
-          <w:noProof/>
-        </w:rPr>
         <w:drawing>
-          <wp:inline distT="0" distB="0" distL="0" distR="0" wp14:anchorId="683D1710" wp14:editId="3D7D5206">
-            <wp:extent cx="6120130" cy="6048375"/>
-            <wp:effectExtent l="0" t="0" r="0" b="9525"/>
+          <wp:inline distT="0" distB="0" distL="0" distR="0" wp14:anchorId="2D138158" wp14:editId="2D697DA5">
+            <wp:extent cx="6120130" cy="5919470"/>
+            <wp:effectExtent l="0" t="0" r="0" b="5080"/>
             <wp:docPr id="1" name="Рисунок 1"/>
             <wp:cNvGraphicFramePr>
               <a:graphicFrameLocks xmlns:a="http://schemas.openxmlformats.org/drawingml/2006/main" noChangeAspect="1"/>
@@ -256,7 +253,7 @@
                   <pic:spPr>
                     <a:xfrm>
                       <a:off x="0" y="0"/>
-                      <a:ext cx="6120130" cy="6048375"/>
+                      <a:ext cx="6120130" cy="5919470"/>
                     </a:xfrm>
                     <a:prstGeom prst="rect">
                       <a:avLst/>
@@ -371,16 +368,15 @@
     <w:p>
       <w:pPr>
         <w:keepNext/>
-        <w:spacing w:line="240" w:lineRule="auto"/>
         <w:ind w:firstLine="0"/>
         <w:jc w:val="center"/>
       </w:pPr>
       <w:r>
         <w:drawing>
-          <wp:inline distT="0" distB="0" distL="0" distR="0" wp14:anchorId="0F2E5C17" wp14:editId="301313AB">
-            <wp:extent cx="4441880" cy="2697480"/>
+          <wp:inline distT="0" distB="0" distL="0" distR="0" wp14:anchorId="0A0A4D6D" wp14:editId="42008A72">
+            <wp:extent cx="4116645" cy="2049780"/>
             <wp:effectExtent l="0" t="0" r="0" b="7620"/>
-            <wp:docPr id="2" name="Рисунок 2"/>
+            <wp:docPr id="3" name="Рисунок 3"/>
             <wp:cNvGraphicFramePr>
               <a:graphicFrameLocks xmlns:a="http://schemas.openxmlformats.org/drawingml/2006/main" noChangeAspect="1"/>
             </wp:cNvGraphicFramePr>
@@ -400,7 +396,7 @@
                   <pic:spPr>
                     <a:xfrm>
                       <a:off x="0" y="0"/>
-                      <a:ext cx="4479381" cy="2720254"/>
+                      <a:ext cx="4133523" cy="2058184"/>
                     </a:xfrm>
                     <a:prstGeom prst="rect">
                       <a:avLst/>
@@ -416,7 +412,6 @@
     <w:p>
       <w:pPr>
         <w:pStyle w:val="a5"/>
-        <w:spacing w:line="240" w:lineRule="auto"/>
         <w:rPr>
           <w:rFonts w:cs="Times New Roman"/>
           <w:szCs w:val="28"/>
@@ -458,16 +453,15 @@
     <w:p>
       <w:pPr>
         <w:keepNext/>
-        <w:spacing w:line="240" w:lineRule="auto"/>
         <w:ind w:firstLine="0"/>
         <w:jc w:val="center"/>
       </w:pPr>
       <w:r>
         <w:drawing>
-          <wp:inline distT="0" distB="0" distL="0" distR="0" wp14:anchorId="0510FAFA" wp14:editId="5B80635F">
-            <wp:extent cx="6120130" cy="4699635"/>
-            <wp:effectExtent l="0" t="0" r="0" b="5715"/>
-            <wp:docPr id="6" name="Рисунок 6"/>
+          <wp:inline distT="0" distB="0" distL="0" distR="0" wp14:anchorId="62B4FD32" wp14:editId="233A5072">
+            <wp:extent cx="5824800" cy="4884420"/>
+            <wp:effectExtent l="0" t="0" r="5080" b="0"/>
+            <wp:docPr id="7" name="Рисунок 7"/>
             <wp:cNvGraphicFramePr>
               <a:graphicFrameLocks xmlns:a="http://schemas.openxmlformats.org/drawingml/2006/main" noChangeAspect="1"/>
             </wp:cNvGraphicFramePr>
@@ -487,7 +481,7 @@
                   <pic:spPr>
                     <a:xfrm>
                       <a:off x="0" y="0"/>
-                      <a:ext cx="6120130" cy="4699635"/>
+                      <a:ext cx="5829647" cy="4888485"/>
                     </a:xfrm>
                     <a:prstGeom prst="rect">
                       <a:avLst/>
@@ -503,7 +497,6 @@
     <w:p>
       <w:pPr>
         <w:pStyle w:val="a5"/>
-        <w:spacing w:line="240" w:lineRule="auto"/>
         <w:rPr>
           <w:rFonts w:cs="Times New Roman"/>
           <w:szCs w:val="28"/>
@@ -598,14 +591,11 @@
         <w:jc w:val="center"/>
       </w:pPr>
       <w:r>
-        <w:rPr>
-          <w:noProof/>
-        </w:rPr>
         <w:drawing>
-          <wp:inline distT="0" distB="0" distL="0" distR="0" wp14:anchorId="1CDE3B23" wp14:editId="6A008BC7">
-            <wp:extent cx="4742887" cy="2468880"/>
-            <wp:effectExtent l="0" t="0" r="635" b="7620"/>
-            <wp:docPr id="26" name="Рисунок 26"/>
+          <wp:inline distT="0" distB="0" distL="0" distR="0" wp14:anchorId="38E68289" wp14:editId="570BD735">
+            <wp:extent cx="4290915" cy="2834640"/>
+            <wp:effectExtent l="0" t="0" r="0" b="3810"/>
+            <wp:docPr id="11" name="Рисунок 11"/>
             <wp:cNvGraphicFramePr>
               <a:graphicFrameLocks xmlns:a="http://schemas.openxmlformats.org/drawingml/2006/main" noChangeAspect="1"/>
             </wp:cNvGraphicFramePr>
@@ -625,7 +615,7 @@
                   <pic:spPr>
                     <a:xfrm>
                       <a:off x="0" y="0"/>
-                      <a:ext cx="4757476" cy="2476474"/>
+                      <a:ext cx="4300380" cy="2840893"/>
                     </a:xfrm>
                     <a:prstGeom prst="rect">
                       <a:avLst/>
@@ -711,14 +701,11 @@
         <w:jc w:val="center"/>
       </w:pPr>
       <w:r>
-        <w:rPr>
-          <w:noProof/>
-        </w:rPr>
         <w:drawing>
-          <wp:inline distT="0" distB="0" distL="0" distR="0" wp14:anchorId="6ABB4F00" wp14:editId="13C16024">
-            <wp:extent cx="5258311" cy="2750820"/>
+          <wp:inline distT="0" distB="0" distL="0" distR="0" wp14:anchorId="63D17B01" wp14:editId="63367EE4">
+            <wp:extent cx="5875325" cy="2407920"/>
             <wp:effectExtent l="0" t="0" r="0" b="0"/>
-            <wp:docPr id="27" name="Рисунок 27"/>
+            <wp:docPr id="9" name="Рисунок 9"/>
             <wp:cNvGraphicFramePr>
               <a:graphicFrameLocks xmlns:a="http://schemas.openxmlformats.org/drawingml/2006/main" noChangeAspect="1"/>
             </wp:cNvGraphicFramePr>
@@ -738,7 +725,7 @@
                   <pic:spPr>
                     <a:xfrm>
                       <a:off x="0" y="0"/>
-                      <a:ext cx="5287241" cy="2765954"/>
+                      <a:ext cx="5883590" cy="2411307"/>
                     </a:xfrm>
                     <a:prstGeom prst="rect">
                       <a:avLst/>

--- a/4 курс/8 Управление программными проектами/УПП.docx
+++ b/4 курс/8 Управление программными проектами/УПП.docx
@@ -126,6 +126,7 @@
     <w:p/>
     <w:p>
       <w:bookmarkStart w:id="1" w:name="_Toc221777596"/>
+      <w:bookmarkStart w:id="2" w:name="_Hlk230294310"/>
       <w:r>
         <w:lastRenderedPageBreak/>
         <w:t>2.1. Организация работ</w:t>
@@ -229,11 +230,14 @@
         <w:jc w:val="center"/>
       </w:pPr>
       <w:r>
+        <w:rPr>
+          <w:noProof/>
+        </w:rPr>
         <w:drawing>
-          <wp:inline distT="0" distB="0" distL="0" distR="0" wp14:anchorId="2D138158" wp14:editId="2D697DA5">
-            <wp:extent cx="6120130" cy="5919470"/>
-            <wp:effectExtent l="0" t="0" r="0" b="5080"/>
-            <wp:docPr id="1" name="Рисунок 1"/>
+          <wp:inline distT="0" distB="0" distL="0" distR="0" wp14:anchorId="467A1727" wp14:editId="7B6F30C6">
+            <wp:extent cx="6118860" cy="5131006"/>
+            <wp:effectExtent l="0" t="0" r="0" b="0"/>
+            <wp:docPr id="2" name="Рисунок 2"/>
             <wp:cNvGraphicFramePr>
               <a:graphicFrameLocks xmlns:a="http://schemas.openxmlformats.org/drawingml/2006/main" noChangeAspect="1"/>
             </wp:cNvGraphicFramePr>
@@ -253,7 +257,7 @@
                   <pic:spPr>
                     <a:xfrm>
                       <a:off x="0" y="0"/>
-                      <a:ext cx="6120130" cy="5919470"/>
+                      <a:ext cx="6128537" cy="5139120"/>
                     </a:xfrm>
                     <a:prstGeom prst="rect">
                       <a:avLst/>
@@ -312,17 +316,16 @@
       </w:r>
     </w:p>
     <w:p>
-      <w:bookmarkStart w:id="2" w:name="_Toc221777597"/>
+      <w:bookmarkStart w:id="3" w:name="_Toc221777597"/>
     </w:p>
     <w:p>
       <w:r>
-        <w:lastRenderedPageBreak/>
         <w:t xml:space="preserve">2.2. </w:t>
       </w:r>
       <w:r>
         <w:t>Работа с ресурсами</w:t>
       </w:r>
-      <w:bookmarkEnd w:id="2"/>
+      <w:bookmarkEnd w:id="3"/>
     </w:p>
     <w:p>
       <w:r>
@@ -372,6 +375,10 @@
         <w:jc w:val="center"/>
       </w:pPr>
       <w:r>
+        <w:rPr>
+          <w:noProof/>
+        </w:rPr>
+        <w:lastRenderedPageBreak/>
         <w:drawing>
           <wp:inline distT="0" distB="0" distL="0" distR="0" wp14:anchorId="0A0A4D6D" wp14:editId="42008A72">
             <wp:extent cx="4116645" cy="2049780"/>
@@ -458,10 +465,10 @@
       </w:pPr>
       <w:r>
         <w:drawing>
-          <wp:inline distT="0" distB="0" distL="0" distR="0" wp14:anchorId="62B4FD32" wp14:editId="233A5072">
-            <wp:extent cx="5824800" cy="4884420"/>
-            <wp:effectExtent l="0" t="0" r="5080" b="0"/>
-            <wp:docPr id="7" name="Рисунок 7"/>
+          <wp:inline distT="0" distB="0" distL="0" distR="0" wp14:anchorId="7A9DA29E" wp14:editId="777F3D72">
+            <wp:extent cx="6120130" cy="4450080"/>
+            <wp:effectExtent l="0" t="0" r="0" b="7620"/>
+            <wp:docPr id="1" name="Рисунок 1"/>
             <wp:cNvGraphicFramePr>
               <a:graphicFrameLocks xmlns:a="http://schemas.openxmlformats.org/drawingml/2006/main" noChangeAspect="1"/>
             </wp:cNvGraphicFramePr>
@@ -481,7 +488,7 @@
                   <pic:spPr>
                     <a:xfrm>
                       <a:off x="0" y="0"/>
-                      <a:ext cx="5829647" cy="4888485"/>
+                      <a:ext cx="6120130" cy="4450080"/>
                     </a:xfrm>
                     <a:prstGeom prst="rect">
                       <a:avLst/>
@@ -543,9 +550,8 @@
     </w:p>
     <w:p/>
     <w:p>
-      <w:bookmarkStart w:id="3" w:name="_Toc221777599"/>
-      <w:r>
-        <w:lastRenderedPageBreak/>
+      <w:bookmarkStart w:id="4" w:name="_Toc221777599"/>
+      <w:r>
         <w:t xml:space="preserve">2.3. </w:t>
       </w:r>
       <w:r>
@@ -555,7 +561,7 @@
       <w:r>
         <w:t>Ганта</w:t>
       </w:r>
-      <w:bookmarkEnd w:id="3"/>
+      <w:bookmarkEnd w:id="4"/>
       <w:proofErr w:type="spellEnd"/>
     </w:p>
     <w:p>
@@ -591,10 +597,14 @@
         <w:jc w:val="center"/>
       </w:pPr>
       <w:r>
+        <w:rPr>
+          <w:noProof/>
+        </w:rPr>
+        <w:lastRenderedPageBreak/>
         <w:drawing>
-          <wp:inline distT="0" distB="0" distL="0" distR="0" wp14:anchorId="38E68289" wp14:editId="570BD735">
-            <wp:extent cx="4290915" cy="2834640"/>
-            <wp:effectExtent l="0" t="0" r="0" b="3810"/>
+          <wp:inline distT="0" distB="0" distL="0" distR="0" wp14:anchorId="38E68289" wp14:editId="5212415E">
+            <wp:extent cx="5063740" cy="3345180"/>
+            <wp:effectExtent l="0" t="0" r="3810" b="7620"/>
             <wp:docPr id="11" name="Рисунок 11"/>
             <wp:cNvGraphicFramePr>
               <a:graphicFrameLocks xmlns:a="http://schemas.openxmlformats.org/drawingml/2006/main" noChangeAspect="1"/>
@@ -615,7 +625,7 @@
                   <pic:spPr>
                     <a:xfrm>
                       <a:off x="0" y="0"/>
-                      <a:ext cx="4300380" cy="2840893"/>
+                      <a:ext cx="5084770" cy="3359073"/>
                     </a:xfrm>
                     <a:prstGeom prst="rect">
                       <a:avLst/>
@@ -668,14 +678,14 @@
     </w:p>
     <w:p/>
     <w:p>
-      <w:bookmarkStart w:id="4" w:name="_Toc221777598"/>
+      <w:bookmarkStart w:id="5" w:name="_Toc221777598"/>
       <w:r>
         <w:t xml:space="preserve">2.4. </w:t>
       </w:r>
       <w:r>
         <w:t>Критический путь проекта</w:t>
       </w:r>
-      <w:bookmarkEnd w:id="4"/>
+      <w:bookmarkEnd w:id="5"/>
     </w:p>
     <w:p>
       <w:r>
@@ -701,10 +711,13 @@
         <w:jc w:val="center"/>
       </w:pPr>
       <w:r>
+        <w:rPr>
+          <w:noProof/>
+        </w:rPr>
         <w:drawing>
-          <wp:inline distT="0" distB="0" distL="0" distR="0" wp14:anchorId="63D17B01" wp14:editId="63367EE4">
-            <wp:extent cx="5875325" cy="2407920"/>
-            <wp:effectExtent l="0" t="0" r="0" b="0"/>
+          <wp:inline distT="0" distB="0" distL="0" distR="0" wp14:anchorId="63D17B01" wp14:editId="7CFCB0B1">
+            <wp:extent cx="6209996" cy="2545080"/>
+            <wp:effectExtent l="0" t="0" r="635" b="7620"/>
             <wp:docPr id="9" name="Рисунок 9"/>
             <wp:cNvGraphicFramePr>
               <a:graphicFrameLocks xmlns:a="http://schemas.openxmlformats.org/drawingml/2006/main" noChangeAspect="1"/>
@@ -725,7 +738,7 @@
                   <pic:spPr>
                     <a:xfrm>
                       <a:off x="0" y="0"/>
-                      <a:ext cx="5883590" cy="2411307"/>
+                      <a:ext cx="6237541" cy="2556369"/>
                     </a:xfrm>
                     <a:prstGeom prst="rect">
                       <a:avLst/>
@@ -768,9 +781,10 @@
         <w:t>. Критический путь проекта</w:t>
       </w:r>
     </w:p>
+    <w:bookmarkEnd w:id="2"/>
     <w:p/>
     <w:p>
-      <w:bookmarkStart w:id="5" w:name="_Toc221777600"/>
+      <w:bookmarkStart w:id="6" w:name="_Toc221777600"/>
       <w:r>
         <w:lastRenderedPageBreak/>
         <w:t xml:space="preserve">2.5. </w:t>
@@ -778,7 +792,7 @@
       <w:r>
         <w:t>Расчёт себестоимости продукта</w:t>
       </w:r>
-      <w:bookmarkEnd w:id="5"/>
+      <w:bookmarkEnd w:id="6"/>
     </w:p>
     <w:p>
       <w:r>
@@ -952,7 +966,7 @@
               </m:ctrlPr>
             </m:eqArrPr>
             <m:e>
-              <w:bookmarkStart w:id="6" w:name="_Hlk222737036"/>
+              <w:bookmarkStart w:id="7" w:name="_Hlk222737036"/>
               <m:sSub>
                 <m:sSubPr>
                   <m:ctrlPr>
@@ -984,7 +998,7 @@
                   </m:ctrlPr>
                 </m:sub>
               </m:sSub>
-              <w:bookmarkEnd w:id="6"/>
+              <w:bookmarkEnd w:id="7"/>
               <m:r>
                 <w:rPr>
                   <w:rFonts w:ascii="Cambria Math" w:hAnsi="Cambria Math"/>
@@ -6785,14 +6799,14 @@
                 </w:rPr>
                 <m:t>+</m:t>
               </m:r>
-              <w:bookmarkStart w:id="7" w:name="_Hlk227077735"/>
+              <w:bookmarkStart w:id="8" w:name="_Hlk227077735"/>
               <m:r>
                 <w:rPr>
                   <w:rFonts w:ascii="Cambria Math" w:hAnsi="Cambria Math" w:cs="Times New Roman"/>
                 </w:rPr>
                 <m:t>7,28</m:t>
               </m:r>
-              <w:bookmarkEnd w:id="7"/>
+              <w:bookmarkEnd w:id="8"/>
               <m:r>
                 <w:rPr>
                   <w:rFonts w:ascii="Cambria Math" w:hAnsi="Cambria Math" w:cs="Times New Roman"/>
@@ -7878,7 +7892,25 @@
                 <w:rPr>
                   <w:rFonts w:ascii="Cambria Math" w:hAnsi="Cambria Math" w:cs="Times New Roman"/>
                 </w:rPr>
-                <m:t>20315,58*4</m:t>
+                <m:t>20</m:t>
+              </m:r>
+              <m:r>
+                <m:rPr>
+                  <m:sty m:val="p"/>
+                </m:rPr>
+                <w:rPr>
+                  <w:rFonts w:ascii="Cambria Math" w:hAnsi="Cambria Math" w:cs="Times New Roman"/>
+                </w:rPr>
+                <m:t xml:space="preserve"> </m:t>
+              </m:r>
+              <m:r>
+                <m:rPr>
+                  <m:sty m:val="p"/>
+                </m:rPr>
+                <w:rPr>
+                  <w:rFonts w:ascii="Cambria Math" w:hAnsi="Cambria Math" w:cs="Times New Roman"/>
+                </w:rPr>
+                <m:t>315,58*4</m:t>
               </m:r>
             </m:num>
             <m:den>
@@ -7918,14 +7950,14 @@
     </w:p>
     <w:p/>
     <w:p>
-      <w:bookmarkStart w:id="8" w:name="_Toc221777601"/>
+      <w:bookmarkStart w:id="9" w:name="_Toc221777601"/>
       <w:r>
         <w:t xml:space="preserve">2.6. </w:t>
       </w:r>
       <w:r>
         <w:t>Расчёт цены программного продукта</w:t>
       </w:r>
-      <w:bookmarkEnd w:id="8"/>
+      <w:bookmarkEnd w:id="9"/>
     </w:p>
     <w:p>
       <w:pPr>
@@ -8488,14 +8520,14 @@
     </w:p>
     <w:p/>
     <w:p>
-      <w:bookmarkStart w:id="9" w:name="_Toc221777602"/>
+      <w:bookmarkStart w:id="10" w:name="_Toc221777602"/>
       <w:r>
         <w:t xml:space="preserve">2.7. </w:t>
       </w:r>
       <w:r>
         <w:t>Расчёт экономической эффективности</w:t>
       </w:r>
-      <w:bookmarkEnd w:id="9"/>
+      <w:bookmarkEnd w:id="10"/>
     </w:p>
     <w:p>
       <w:pPr>
@@ -10890,6 +10922,7 @@
             </m:r>
           </m:e>
           <m:sub>
+            <w:proofErr w:type="gramStart"/>
             <m:r>
               <m:rPr>
                 <m:nor/>
@@ -10899,6 +10932,7 @@
               </w:rPr>
               <m:t>э.руч</m:t>
             </m:r>
+            <w:proofErr w:type="gramEnd"/>
           </m:sub>
         </m:sSub>
       </m:oMath>
@@ -10911,6 +10945,8 @@
     </w:p>
     <w:p>
       <w:pPr>
+        <w:pStyle w:val="a8"/>
+        <w:ind w:left="0" w:firstLine="426"/>
         <w:rPr>
           <w:rFonts w:eastAsiaTheme="minorEastAsia" w:cs="Times New Roman"/>
         </w:rPr>
@@ -10919,7 +10955,91 @@
         <w:rPr>
           <w:rFonts w:eastAsiaTheme="minorEastAsia" w:cs="Times New Roman"/>
         </w:rPr>
-        <w:t>Расч</w:t>
+        <w:t>Программный продукт экономит врем</w:t>
+      </w:r>
+      <w:r>
+        <w:rPr>
+          <w:rFonts w:eastAsiaTheme="minorEastAsia" w:cs="Times New Roman"/>
+        </w:rPr>
+        <w:t xml:space="preserve">я </w:t>
+      </w:r>
+      <w:r>
+        <w:rPr>
+          <w:rFonts w:eastAsiaTheme="minorEastAsia" w:cs="Times New Roman"/>
+        </w:rPr>
+        <w:t>на процесс написания сценария</w:t>
+      </w:r>
+      <w:r>
+        <w:rPr>
+          <w:rFonts w:eastAsiaTheme="minorEastAsia" w:cs="Times New Roman"/>
+        </w:rPr>
+        <w:t xml:space="preserve"> (</w:t>
+      </w:r>
+      <w:r>
+        <w:rPr>
+          <w:rFonts w:eastAsiaTheme="minorEastAsia" w:cs="Times New Roman"/>
+        </w:rPr>
+        <w:t>около трети рабочего дня</w:t>
+      </w:r>
+      <w:r>
+        <w:rPr>
+          <w:rFonts w:eastAsiaTheme="minorEastAsia" w:cs="Times New Roman"/>
+        </w:rPr>
+        <w:t xml:space="preserve">, </w:t>
+      </w:r>
+      <w:r>
+        <w:rPr>
+          <w:rFonts w:eastAsiaTheme="minorEastAsia" w:cs="Times New Roman"/>
+        </w:rPr>
+        <w:t>со слов заказчика</w:t>
+      </w:r>
+      <w:r>
+        <w:rPr>
+          <w:rFonts w:eastAsiaTheme="minorEastAsia" w:cs="Times New Roman"/>
+        </w:rPr>
+        <w:t>),</w:t>
+      </w:r>
+      <w:r>
+        <w:rPr>
+          <w:rFonts w:eastAsiaTheme="minorEastAsia" w:cs="Times New Roman"/>
+        </w:rPr>
+        <w:t xml:space="preserve"> </w:t>
+      </w:r>
+      <w:r>
+        <w:rPr>
+          <w:rFonts w:eastAsiaTheme="minorEastAsia" w:cs="Times New Roman"/>
+        </w:rPr>
+        <w:t>так как</w:t>
+      </w:r>
+      <w:r>
+        <w:rPr>
+          <w:rFonts w:eastAsiaTheme="minorEastAsia" w:cs="Times New Roman"/>
+        </w:rPr>
+        <w:t xml:space="preserve"> проверка </w:t>
+      </w:r>
+      <w:r>
+        <w:rPr>
+          <w:rFonts w:eastAsiaTheme="minorEastAsia" w:cs="Times New Roman"/>
+        </w:rPr>
+        <w:t xml:space="preserve">сценария всё равно </w:t>
+      </w:r>
+      <w:r>
+        <w:rPr>
+          <w:rFonts w:eastAsiaTheme="minorEastAsia" w:cs="Times New Roman"/>
+        </w:rPr>
+        <w:t>остаётся за человеком</w:t>
+      </w:r>
+      <w:r>
+        <w:rPr>
+          <w:rFonts w:eastAsiaTheme="minorEastAsia" w:cs="Times New Roman"/>
+        </w:rPr>
+        <w:t>. Таким образом, р</w:t>
+      </w:r>
+      <w:r>
+        <w:rPr>
+          <w:rFonts w:eastAsiaTheme="minorEastAsia" w:cs="Times New Roman"/>
+        </w:rPr>
+        <w:t>асч</w:t>
       </w:r>
       <w:r>
         <w:rPr>
@@ -11046,7 +11166,7 @@
             <w:rPr>
               <w:rFonts w:cs="Times New Roman"/>
             </w:rPr>
-            <m:t>12 = 1</m:t>
+            <m:t xml:space="preserve">12 </m:t>
           </m:r>
           <m:r>
             <m:rPr>
@@ -11054,6 +11174,33 @@
             </m:rPr>
             <w:rPr>
               <w:rFonts w:ascii="Cambria Math" w:cs="Times New Roman"/>
+            </w:rPr>
+            <m:t xml:space="preserve">/ 3 </m:t>
+          </m:r>
+          <m:r>
+            <m:rPr>
+              <m:nor/>
+            </m:rPr>
+            <w:rPr>
+              <w:rFonts w:cs="Times New Roman"/>
+            </w:rPr>
+            <m:t xml:space="preserve">= </m:t>
+          </m:r>
+          <m:r>
+            <m:rPr>
+              <m:nor/>
+            </m:rPr>
+            <w:rPr>
+              <w:rFonts w:ascii="Cambria Math" w:cs="Times New Roman"/>
+            </w:rPr>
+            <m:t>580</m:t>
+          </m:r>
+          <m:r>
+            <m:rPr>
+              <m:nor/>
+            </m:rPr>
+            <w:rPr>
+              <w:rFonts w:cs="Times New Roman"/>
             </w:rPr>
             <m:t> </m:t>
           </m:r>
@@ -11064,7 +11211,16 @@
             <w:rPr>
               <w:rFonts w:cs="Times New Roman"/>
             </w:rPr>
-            <m:t>742 400 руб.</m:t>
+            <m:t>8</m:t>
+          </m:r>
+          <m:r>
+            <m:rPr>
+              <m:nor/>
+            </m:rPr>
+            <w:rPr>
+              <w:rFonts w:cs="Times New Roman"/>
+            </w:rPr>
+            <m:t>00 руб.</m:t>
           </m:r>
         </m:oMath>
       </m:oMathPara>
@@ -11298,7 +11454,7 @@
             <w:rPr>
               <w:rFonts w:ascii="Cambria Math" w:cs="Times New Roman"/>
             </w:rPr>
-            <m:t xml:space="preserve"> 1</m:t>
+            <m:t xml:space="preserve"> </m:t>
           </m:r>
           <m:r>
             <m:rPr>
@@ -11307,7 +11463,16 @@
             <w:rPr>
               <w:rFonts w:ascii="Cambria Math" w:cs="Times New Roman"/>
             </w:rPr>
-            <m:t> </m:t>
+            <m:t>580</m:t>
+          </m:r>
+          <m:r>
+            <m:rPr>
+              <m:nor/>
+            </m:rPr>
+            <w:rPr>
+              <w:rFonts w:cs="Times New Roman"/>
+            </w:rPr>
+            <m:t> 800</m:t>
           </m:r>
           <m:r>
             <m:rPr>
@@ -11316,25 +11481,7 @@
             <w:rPr>
               <w:rFonts w:ascii="Cambria Math" w:cs="Times New Roman"/>
             </w:rPr>
-            <m:t>742</m:t>
-          </m:r>
-          <m:r>
-            <m:rPr>
-              <m:nor/>
-            </m:rPr>
-            <w:rPr>
-              <w:rFonts w:ascii="Cambria Math" w:cs="Times New Roman"/>
-            </w:rPr>
-            <m:t> </m:t>
-          </m:r>
-          <m:r>
-            <m:rPr>
-              <m:nor/>
-            </m:rPr>
-            <w:rPr>
-              <w:rFonts w:ascii="Cambria Math" w:cs="Times New Roman"/>
-            </w:rPr>
-            <m:t xml:space="preserve">400 </m:t>
+            <m:t xml:space="preserve"> </m:t>
           </m:r>
           <m:r>
             <m:rPr>
@@ -11362,7 +11509,61 @@
             <w:rPr>
               <w:rFonts w:ascii="Cambria Math" w:hAnsi="Cambria Math"/>
             </w:rPr>
-            <m:t>= 1 498 458,74 руб./год.</m:t>
+            <m:t xml:space="preserve">= </m:t>
+          </m:r>
+          <m:r>
+            <m:rPr>
+              <m:sty m:val="p"/>
+            </m:rPr>
+            <w:rPr>
+              <w:rFonts w:ascii="Cambria Math" w:hAnsi="Cambria Math"/>
+            </w:rPr>
+            <m:t>336</m:t>
+          </m:r>
+          <m:r>
+            <m:rPr>
+              <m:sty m:val="p"/>
+            </m:rPr>
+            <w:rPr>
+              <w:rFonts w:ascii="Cambria Math" w:hAnsi="Cambria Math"/>
+            </w:rPr>
+            <m:t> </m:t>
+          </m:r>
+          <m:r>
+            <m:rPr>
+              <m:sty m:val="p"/>
+            </m:rPr>
+            <w:rPr>
+              <w:rFonts w:ascii="Cambria Math" w:hAnsi="Cambria Math"/>
+            </w:rPr>
+            <m:t>858</m:t>
+          </m:r>
+          <m:r>
+            <m:rPr>
+              <m:sty m:val="p"/>
+            </m:rPr>
+            <w:rPr>
+              <w:rFonts w:ascii="Cambria Math" w:hAnsi="Cambria Math"/>
+            </w:rPr>
+            <m:t>,</m:t>
+          </m:r>
+          <m:r>
+            <m:rPr>
+              <m:sty m:val="p"/>
+            </m:rPr>
+            <w:rPr>
+              <w:rFonts w:ascii="Cambria Math" w:hAnsi="Cambria Math"/>
+            </w:rPr>
+            <m:t>74</m:t>
+          </m:r>
+          <m:r>
+            <m:rPr>
+              <m:sty m:val="p"/>
+            </m:rPr>
+            <w:rPr>
+              <w:rFonts w:ascii="Cambria Math" w:hAnsi="Cambria Math"/>
+            </w:rPr>
+            <m:t xml:space="preserve"> руб./год.</m:t>
           </m:r>
         </m:oMath>
       </m:oMathPara>
@@ -11544,13 +11745,7 @@
         <w:t xml:space="preserve"> рассчитан</w:t>
       </w:r>
       <w:r>
-        <w:t xml:space="preserve"> по формуле</w:t>
-      </w:r>
-      <w:r>
-        <w:t xml:space="preserve"> не больше 3 лет</w:t>
-      </w:r>
-      <w:r>
-        <w:t xml:space="preserve"> (1</w:t>
+        <w:t xml:space="preserve"> по формуле (1</w:t>
       </w:r>
       <w:r>
         <w:t>6</w:t>
@@ -11659,7 +11854,43 @@
                 <w:rPr>
                   <w:rFonts w:ascii="Cambria Math" w:hAnsi="Cambria Math"/>
                 </w:rPr>
-                <m:t>1 498 458,74</m:t>
+                <m:t>336</m:t>
+              </m:r>
+              <m:r>
+                <m:rPr>
+                  <m:sty m:val="p"/>
+                </m:rPr>
+                <w:rPr>
+                  <w:rFonts w:ascii="Cambria Math" w:hAnsi="Cambria Math"/>
+                </w:rPr>
+                <m:t> </m:t>
+              </m:r>
+              <m:r>
+                <m:rPr>
+                  <m:sty m:val="p"/>
+                </m:rPr>
+                <w:rPr>
+                  <w:rFonts w:ascii="Cambria Math" w:hAnsi="Cambria Math"/>
+                </w:rPr>
+                <m:t>858</m:t>
+              </m:r>
+              <m:r>
+                <m:rPr>
+                  <m:sty m:val="p"/>
+                </m:rPr>
+                <w:rPr>
+                  <w:rFonts w:ascii="Cambria Math" w:hAnsi="Cambria Math"/>
+                </w:rPr>
+                <m:t>,</m:t>
+              </m:r>
+              <m:r>
+                <m:rPr>
+                  <m:sty m:val="p"/>
+                </m:rPr>
+                <w:rPr>
+                  <w:rFonts w:ascii="Cambria Math" w:hAnsi="Cambria Math"/>
+                </w:rPr>
+                <m:t>74</m:t>
               </m:r>
             </m:den>
           </m:f>
@@ -11670,7 +11901,34 @@
             <w:rPr>
               <w:rFonts w:ascii="Cambria Math" w:eastAsiaTheme="minorEastAsia" w:hAnsi="Cambria Math"/>
             </w:rPr>
-            <m:t>=0,36</m:t>
+            <m:t>=</m:t>
+          </m:r>
+          <m:r>
+            <m:rPr>
+              <m:sty m:val="p"/>
+            </m:rPr>
+            <w:rPr>
+              <w:rFonts w:ascii="Cambria Math" w:eastAsiaTheme="minorEastAsia" w:hAnsi="Cambria Math"/>
+            </w:rPr>
+            <m:t>1</m:t>
+          </m:r>
+          <m:r>
+            <m:rPr>
+              <m:sty m:val="p"/>
+            </m:rPr>
+            <w:rPr>
+              <w:rFonts w:ascii="Cambria Math" w:eastAsiaTheme="minorEastAsia" w:hAnsi="Cambria Math"/>
+            </w:rPr>
+            <m:t>,</m:t>
+          </m:r>
+          <m:r>
+            <m:rPr>
+              <m:sty m:val="p"/>
+            </m:rPr>
+            <w:rPr>
+              <w:rFonts w:ascii="Cambria Math" w:eastAsiaTheme="minorEastAsia" w:hAnsi="Cambria Math"/>
+            </w:rPr>
+            <m:t>62</m:t>
           </m:r>
           <m:r>
             <m:rPr>
@@ -11952,7 +12210,7 @@
             <w:rPr>
               <w:rFonts w:ascii="Cambria Math" w:hAnsi="Cambria Math"/>
             </w:rPr>
-            <m:t>1 498 458,74</m:t>
+            <m:t>336 858,74</m:t>
           </m:r>
           <m:r>
             <m:rPr>
@@ -12000,7 +12258,61 @@
             <w:rPr>
               <w:rFonts w:ascii="Cambria Math" w:eastAsia="Times New Roman" w:hAnsi="Cambria Math" w:cs="Times New Roman"/>
             </w:rPr>
-            <m:t xml:space="preserve"> =1 416 633,33 руб.</m:t>
+            <m:t xml:space="preserve"> =</m:t>
+          </m:r>
+          <m:r>
+            <m:rPr>
+              <m:sty m:val="p"/>
+            </m:rPr>
+            <w:rPr>
+              <w:rFonts w:ascii="Cambria Math" w:eastAsia="Times New Roman" w:hAnsi="Cambria Math" w:cs="Times New Roman"/>
+            </w:rPr>
+            <m:t>255</m:t>
+          </m:r>
+          <m:r>
+            <m:rPr>
+              <m:sty m:val="p"/>
+            </m:rPr>
+            <w:rPr>
+              <w:rFonts w:ascii="Cambria Math" w:eastAsia="Times New Roman" w:hAnsi="Cambria Math" w:cs="Times New Roman"/>
+            </w:rPr>
+            <m:t> </m:t>
+          </m:r>
+          <m:r>
+            <m:rPr>
+              <m:sty m:val="p"/>
+            </m:rPr>
+            <w:rPr>
+              <w:rFonts w:ascii="Cambria Math" w:eastAsia="Times New Roman" w:hAnsi="Cambria Math" w:cs="Times New Roman"/>
+            </w:rPr>
+            <m:t>033</m:t>
+          </m:r>
+          <m:r>
+            <m:rPr>
+              <m:sty m:val="p"/>
+            </m:rPr>
+            <w:rPr>
+              <w:rFonts w:ascii="Cambria Math" w:eastAsia="Times New Roman" w:hAnsi="Cambria Math" w:cs="Times New Roman"/>
+            </w:rPr>
+            <m:t>,</m:t>
+          </m:r>
+          <m:r>
+            <m:rPr>
+              <m:sty m:val="p"/>
+            </m:rPr>
+            <w:rPr>
+              <w:rFonts w:ascii="Cambria Math" w:eastAsia="Times New Roman" w:hAnsi="Cambria Math" w:cs="Times New Roman"/>
+            </w:rPr>
+            <m:t>33</m:t>
+          </m:r>
+          <m:r>
+            <m:rPr>
+              <m:sty m:val="p"/>
+            </m:rPr>
+            <w:rPr>
+              <w:rFonts w:ascii="Cambria Math" w:eastAsia="Times New Roman" w:hAnsi="Cambria Math" w:cs="Times New Roman"/>
+            </w:rPr>
+            <m:t xml:space="preserve"> руб.</m:t>
           </m:r>
         </m:oMath>
       </m:oMathPara>
@@ -14547,7 +14859,6 @@
   <w:style w:type="character" w:default="1" w:styleId="a0">
     <w:name w:val="Default Paragraph Font"/>
     <w:uiPriority w:val="1"/>
-    <w:semiHidden/>
     <w:unhideWhenUsed/>
   </w:style>
   <w:style w:type="table" w:default="1" w:styleId="a1">
